--- a/LAPORAN AMALI CKA1132.docx
+++ b/LAPORAN AMALI CKA1132.docx
@@ -1,6 +1,6 @@
 
 <file path=word/document.xml><?xml version="1.0" encoding="utf-8"?>
-<w:document xmlns:wpc="http://schemas.microsoft.com/office/word/2010/wordprocessingCanvas" xmlns:cx="http://schemas.microsoft.com/office/drawing/2014/chartex" xmlns:cx1="http://schemas.microsoft.com/office/drawing/2015/9/8/chartex" xmlns:cx2="http://schemas.microsoft.com/office/drawing/2015/10/21/chartex" xmlns:cx3="http://schemas.microsoft.com/office/drawing/2016/5/9/chartex" xmlns:cx4="http://schemas.microsoft.com/office/drawing/2016/5/10/chartex" xmlns:cx5="http://schemas.microsoft.com/office/drawing/2016/5/11/chartex" xmlns:cx6="http://schemas.microsoft.com/office/drawing/2016/5/12/chartex" xmlns:cx7="http://schemas.microsoft.com/office/drawing/2016/5/13/chartex" xmlns:cx8="http://schemas.microsoft.com/office/drawing/2016/5/14/chartex" xmlns:mc="http://schemas.openxmlformats.org/markup-compatibility/2006" xmlns:aink="http://schemas.microsoft.com/office/drawing/2016/ink" xmlns:am3d="http://schemas.microsoft.com/office/drawing/2017/model3d" xmlns:o="urn:schemas-microsoft-com:office:office" xmlns:r="http://schemas.openxmlformats.org/officeDocument/2006/relationships" xmlns:m="http://schemas.openxmlformats.org/officeDocument/2006/math" xmlns:v="urn:schemas-microsoft-com:vml" xmlns:wp14="http://schemas.microsoft.com/office/word/2010/wordprocessingDrawing" xmlns:wp="http://schemas.openxmlformats.org/drawingml/2006/wordprocessingDrawing" xmlns:w10="urn:schemas-microsoft-com:office:word" xmlns:w="http://schemas.openxmlformats.org/wordprocessingml/2006/main" xmlns:w14="http://schemas.microsoft.com/office/word/2010/wordml" xmlns:w15="http://schemas.microsoft.com/office/word/2012/wordml" xmlns:w16cex="http://schemas.microsoft.com/office/word/2018/wordml/cex" xmlns:w16cid="http://schemas.microsoft.com/office/word/2016/wordml/cid" xmlns:w16="http://schemas.microsoft.com/office/word/2018/wordml" xmlns:w16sdtdh="http://schemas.microsoft.com/office/word/2020/wordml/sdtdatahash" xmlns:w16se="http://schemas.microsoft.com/office/word/2015/wordml/symex" xmlns:wpg="http://schemas.microsoft.com/office/word/2010/wordprocessingGroup" xmlns:wpi="http://schemas.microsoft.com/office/word/2010/wordprocessingInk" xmlns:wne="http://schemas.microsoft.com/office/word/2006/wordml" xmlns:wps="http://schemas.microsoft.com/office/word/2010/wordprocessingShape" mc:Ignorable="w14 w15 w16se w16cid w16 w16cex w16sdtdh wp14">
+<w:document xmlns:wpc="http://schemas.microsoft.com/office/word/2010/wordprocessingCanvas" xmlns:cx="http://schemas.microsoft.com/office/drawing/2014/chartex" xmlns:cx1="http://schemas.microsoft.com/office/drawing/2015/9/8/chartex" xmlns:cx2="http://schemas.microsoft.com/office/drawing/2015/10/21/chartex" xmlns:cx3="http://schemas.microsoft.com/office/drawing/2016/5/9/chartex" xmlns:cx4="http://schemas.microsoft.com/office/drawing/2016/5/10/chartex" xmlns:cx5="http://schemas.microsoft.com/office/drawing/2016/5/11/chartex" xmlns:cx6="http://schemas.microsoft.com/office/drawing/2016/5/12/chartex" xmlns:cx7="http://schemas.microsoft.com/office/drawing/2016/5/13/chartex" xmlns:cx8="http://schemas.microsoft.com/office/drawing/2016/5/14/chartex" xmlns:mc="http://schemas.openxmlformats.org/markup-compatibility/2006" xmlns:aink="http://schemas.microsoft.com/office/drawing/2016/ink" xmlns:am3d="http://schemas.microsoft.com/office/drawing/2017/model3d" xmlns:o="urn:schemas-microsoft-com:office:office" xmlns:r="http://schemas.openxmlformats.org/officeDocument/2006/relationships" xmlns:m="http://schemas.openxmlformats.org/officeDocument/2006/math" xmlns:v="urn:schemas-microsoft-com:vml" xmlns:wp14="http://schemas.microsoft.com/office/word/2010/wordprocessingDrawing" xmlns:wp="http://schemas.openxmlformats.org/drawingml/2006/wordprocessingDrawing" xmlns:w10="urn:schemas-microsoft-com:office:word" xmlns:w="http://schemas.openxmlformats.org/wordprocessingml/2006/main" xmlns:w14="http://schemas.microsoft.com/office/word/2010/wordml" xmlns:w15="http://schemas.microsoft.com/office/word/2012/wordml" xmlns:w16cid="http://schemas.microsoft.com/office/word/2016/wordml/cid" xmlns:w16se="http://schemas.microsoft.com/office/word/2015/wordml/symex" xmlns:wpg="http://schemas.microsoft.com/office/word/2010/wordprocessingGroup" xmlns:wpi="http://schemas.microsoft.com/office/word/2010/wordprocessingInk" xmlns:wne="http://schemas.microsoft.com/office/word/2006/wordml" xmlns:wps="http://schemas.microsoft.com/office/word/2010/wordprocessingShape" mc:Ignorable="w14 w15 w16se w16cid wp14">
   <w:body>
     <w:p>
       <w:pPr>
@@ -49,6 +49,7 @@
         </w:numPr>
         <w:rPr>
           <w:rFonts w:ascii="Times New Roman" w:hAnsi="Times New Roman" w:cs="Times New Roman"/>
+          <w:color w:val="000000" w:themeColor="text1"/>
           <w:sz w:val="24"/>
           <w:szCs w:val="24"/>
         </w:rPr>
@@ -61,8 +62,9 @@
           <w:sz w:val="24"/>
           <w:szCs w:val="24"/>
         </w:rPr>
-        <w:t xml:space="preserve">TAJUK PROJEK : </w:t>
+        <w:t xml:space="preserve">TAJUK </w:t>
       </w:r>
+      <w:proofErr w:type="gramStart"/>
       <w:r>
         <w:rPr>
           <w:rFonts w:ascii="Times New Roman" w:hAnsi="Times New Roman" w:cs="Times New Roman"/>
@@ -71,41 +73,54 @@
           <w:sz w:val="24"/>
           <w:szCs w:val="24"/>
         </w:rPr>
-        <w:t>&lt;</w:t>
+        <w:t>PROJEK :</w:t>
+      </w:r>
+      <w:proofErr w:type="gramEnd"/>
+      <w:r>
+        <w:rPr>
+          <w:rFonts w:ascii="Times New Roman" w:hAnsi="Times New Roman" w:cs="Times New Roman"/>
+          <w:b/>
+          <w:bCs/>
+          <w:sz w:val="24"/>
+          <w:szCs w:val="24"/>
+        </w:rPr>
+        <w:t xml:space="preserve"> </w:t>
+      </w:r>
+      <w:proofErr w:type="spellStart"/>
+      <w:r>
+        <w:rPr>
+          <w:rFonts w:ascii="Times New Roman" w:hAnsi="Times New Roman" w:cs="Times New Roman"/>
+          <w:color w:val="000000" w:themeColor="text1"/>
+          <w:sz w:val="24"/>
+          <w:szCs w:val="24"/>
+        </w:rPr>
+        <w:t>Sistem</w:t>
+      </w:r>
+      <w:proofErr w:type="spellEnd"/>
+      <w:r>
+        <w:rPr>
+          <w:rFonts w:ascii="Times New Roman" w:hAnsi="Times New Roman" w:cs="Times New Roman"/>
+          <w:color w:val="000000" w:themeColor="text1"/>
+          <w:sz w:val="24"/>
+          <w:szCs w:val="24"/>
+        </w:rPr>
+        <w:t xml:space="preserve"> E-Inven</w:t>
+      </w:r>
+      <w:r>
+        <w:rPr>
+          <w:rStyle w:val="CommentReference"/>
+          <w:color w:val="000000" w:themeColor="text1"/>
+        </w:rPr>
+        <w:commentReference w:id="0"/>
       </w:r>
       <w:r>
         <w:rPr>
           <w:rFonts w:ascii="Times New Roman" w:hAnsi="Times New Roman" w:cs="Times New Roman"/>
-          <w:color w:val="EE0000"/>
+          <w:color w:val="000000" w:themeColor="text1"/>
           <w:sz w:val="24"/>
           <w:szCs w:val="24"/>
         </w:rPr>
-        <w:t xml:space="preserve">Berikan Nama </w:t>
-      </w:r>
-      <w:commentRangeStart w:id="0"/>
-      <w:r>
-        <w:rPr>
-          <w:rFonts w:ascii="Times New Roman" w:hAnsi="Times New Roman" w:cs="Times New Roman"/>
-          <w:color w:val="EE0000"/>
-          <w:sz w:val="24"/>
-          <w:szCs w:val="24"/>
-        </w:rPr>
-        <w:t>Projek</w:t>
-      </w:r>
-      <w:commentRangeEnd w:id="0"/>
-      <w:r>
-        <w:rPr>
-          <w:rFonts w:ascii="Times New Roman" w:hAnsi="Times New Roman" w:cs="Times New Roman"/>
-          <w:sz w:val="24"/>
-          <w:szCs w:val="24"/>
-        </w:rPr>
-        <w:t>&gt;</w:t>
-      </w:r>
-      <w:r>
-        <w:rPr>
-          <w:rStyle w:val="CommentReference"/>
-        </w:rPr>
-        <w:commentReference w:id="0"/>
+        <w:t>tory</w:t>
       </w:r>
     </w:p>
     <w:p>
@@ -129,7 +144,39 @@
           <w:sz w:val="24"/>
           <w:szCs w:val="24"/>
         </w:rPr>
-        <w:t xml:space="preserve">TAFSIRAN SENARIO PROJEK : </w:t>
+        <w:t>T</w:t>
+      </w:r>
+      <w:r>
+        <w:rPr>
+          <w:rFonts w:ascii="Times New Roman" w:hAnsi="Times New Roman" w:cs="Times New Roman"/>
+          <w:b/>
+          <w:bCs/>
+          <w:sz w:val="24"/>
+          <w:szCs w:val="24"/>
+        </w:rPr>
+        <w:t xml:space="preserve">AFSIRAN SENARIO </w:t>
+      </w:r>
+      <w:proofErr w:type="gramStart"/>
+      <w:r>
+        <w:rPr>
+          <w:rFonts w:ascii="Times New Roman" w:hAnsi="Times New Roman" w:cs="Times New Roman"/>
+          <w:b/>
+          <w:bCs/>
+          <w:sz w:val="24"/>
+          <w:szCs w:val="24"/>
+        </w:rPr>
+        <w:t>PROJEK :</w:t>
+      </w:r>
+      <w:proofErr w:type="gramEnd"/>
+      <w:r>
+        <w:rPr>
+          <w:rFonts w:ascii="Times New Roman" w:hAnsi="Times New Roman" w:cs="Times New Roman"/>
+          <w:b/>
+          <w:bCs/>
+          <w:sz w:val="24"/>
+          <w:szCs w:val="24"/>
+        </w:rPr>
+        <w:t xml:space="preserve"> </w:t>
       </w:r>
     </w:p>
     <w:tbl>
@@ -162,64 +209,910 @@
             <w:pPr>
               <w:rPr>
                 <w:rFonts w:ascii="Times New Roman" w:hAnsi="Times New Roman" w:cs="Times New Roman"/>
-                <w:color w:val="FF0000"/>
+                <w:color w:val="000000" w:themeColor="text1"/>
                 <w:sz w:val="24"/>
                 <w:szCs w:val="24"/>
               </w:rPr>
             </w:pPr>
-            <w:r>
-              <w:rPr>
-                <w:rFonts w:ascii="Times New Roman" w:hAnsi="Times New Roman" w:cs="Times New Roman"/>
-                <w:sz w:val="24"/>
-                <w:szCs w:val="24"/>
-              </w:rPr>
-              <w:t>&lt;</w:t>
-            </w:r>
-            <w:r>
-              <w:rPr>
-                <w:rFonts w:ascii="Times New Roman" w:hAnsi="Times New Roman" w:cs="Times New Roman"/>
-                <w:color w:val="FF0000"/>
+            <w:proofErr w:type="spellStart"/>
+            <w:r>
+              <w:rPr>
+                <w:rFonts w:ascii="Times New Roman" w:hAnsi="Times New Roman" w:cs="Times New Roman"/>
+                <w:color w:val="000000" w:themeColor="text1"/>
+                <w:sz w:val="24"/>
+                <w:szCs w:val="24"/>
+              </w:rPr>
+              <w:t>Tujuan</w:t>
+            </w:r>
+            <w:proofErr w:type="spellEnd"/>
+            <w:r>
+              <w:rPr>
+                <w:rFonts w:ascii="Times New Roman" w:hAnsi="Times New Roman" w:cs="Times New Roman"/>
+                <w:color w:val="000000" w:themeColor="text1"/>
                 <w:sz w:val="24"/>
                 <w:szCs w:val="24"/>
               </w:rPr>
               <w:t xml:space="preserve"> </w:t>
             </w:r>
-            <w:r>
-              <w:rPr>
-                <w:rFonts w:ascii="Times New Roman" w:hAnsi="Times New Roman" w:cs="Times New Roman"/>
-                <w:color w:val="FF0000"/>
-                <w:sz w:val="24"/>
-                <w:szCs w:val="24"/>
-              </w:rPr>
-              <w:t xml:space="preserve">Anda perlu menulis perenggan yang menerangkan tujuan Sistem </w:t>
-            </w:r>
-            <w:r>
-              <w:rPr>
-                <w:rFonts w:ascii="Times New Roman" w:hAnsi="Times New Roman" w:cs="Times New Roman"/>
-                <w:i/>
-                <w:iCs/>
-                <w:color w:val="FF0000"/>
-                <w:sz w:val="24"/>
-                <w:szCs w:val="24"/>
-              </w:rPr>
-              <w:t xml:space="preserve">E-Inventory </w:t>
-            </w:r>
-            <w:r>
-              <w:rPr>
-                <w:rFonts w:ascii="Times New Roman" w:hAnsi="Times New Roman" w:cs="Times New Roman"/>
-                <w:color w:val="FF0000"/>
-                <w:sz w:val="24"/>
-                <w:szCs w:val="24"/>
-              </w:rPr>
-              <w:t>dan skopnya</w:t>
-            </w:r>
-            <w:r>
-              <w:rPr>
-                <w:rFonts w:ascii="Times New Roman" w:hAnsi="Times New Roman" w:cs="Times New Roman"/>
-                <w:sz w:val="24"/>
-                <w:szCs w:val="24"/>
-              </w:rPr>
-              <w:t xml:space="preserve"> &gt;</w:t>
+            <w:proofErr w:type="spellStart"/>
+            <w:r>
+              <w:rPr>
+                <w:rFonts w:ascii="Times New Roman" w:hAnsi="Times New Roman" w:cs="Times New Roman"/>
+                <w:color w:val="000000" w:themeColor="text1"/>
+                <w:sz w:val="24"/>
+                <w:szCs w:val="24"/>
+              </w:rPr>
+              <w:t>Sitem</w:t>
+            </w:r>
+            <w:proofErr w:type="spellEnd"/>
+            <w:r>
+              <w:rPr>
+                <w:rFonts w:ascii="Times New Roman" w:hAnsi="Times New Roman" w:cs="Times New Roman"/>
+                <w:color w:val="000000" w:themeColor="text1"/>
+                <w:sz w:val="24"/>
+                <w:szCs w:val="24"/>
+              </w:rPr>
+              <w:t xml:space="preserve"> E-Inventory </w:t>
+            </w:r>
+            <w:proofErr w:type="spellStart"/>
+            <w:r>
+              <w:rPr>
+                <w:rFonts w:ascii="Times New Roman" w:hAnsi="Times New Roman" w:cs="Times New Roman"/>
+                <w:color w:val="000000" w:themeColor="text1"/>
+                <w:sz w:val="24"/>
+                <w:szCs w:val="24"/>
+              </w:rPr>
+              <w:t>ini</w:t>
+            </w:r>
+            <w:proofErr w:type="spellEnd"/>
+            <w:r>
+              <w:rPr>
+                <w:rFonts w:ascii="Times New Roman" w:hAnsi="Times New Roman" w:cs="Times New Roman"/>
+                <w:color w:val="000000" w:themeColor="text1"/>
+                <w:sz w:val="24"/>
+                <w:szCs w:val="24"/>
+              </w:rPr>
+              <w:t xml:space="preserve"> </w:t>
+            </w:r>
+            <w:proofErr w:type="spellStart"/>
+            <w:r>
+              <w:rPr>
+                <w:rFonts w:ascii="Times New Roman" w:hAnsi="Times New Roman" w:cs="Times New Roman"/>
+                <w:color w:val="000000" w:themeColor="text1"/>
+                <w:sz w:val="24"/>
+                <w:szCs w:val="24"/>
+              </w:rPr>
+              <w:t>dibnagunkan</w:t>
+            </w:r>
+            <w:proofErr w:type="spellEnd"/>
+            <w:r>
+              <w:rPr>
+                <w:rFonts w:ascii="Times New Roman" w:hAnsi="Times New Roman" w:cs="Times New Roman"/>
+                <w:color w:val="000000" w:themeColor="text1"/>
+                <w:sz w:val="24"/>
+                <w:szCs w:val="24"/>
+              </w:rPr>
+              <w:t xml:space="preserve"> </w:t>
+            </w:r>
+            <w:proofErr w:type="spellStart"/>
+            <w:r>
+              <w:rPr>
+                <w:rFonts w:ascii="Times New Roman" w:hAnsi="Times New Roman" w:cs="Times New Roman"/>
+                <w:color w:val="000000" w:themeColor="text1"/>
+                <w:sz w:val="24"/>
+                <w:szCs w:val="24"/>
+              </w:rPr>
+              <w:t>adalah</w:t>
+            </w:r>
+            <w:proofErr w:type="spellEnd"/>
+            <w:r>
+              <w:rPr>
+                <w:rFonts w:ascii="Times New Roman" w:hAnsi="Times New Roman" w:cs="Times New Roman"/>
+                <w:color w:val="000000" w:themeColor="text1"/>
+                <w:sz w:val="24"/>
+                <w:szCs w:val="24"/>
+              </w:rPr>
+              <w:t xml:space="preserve"> </w:t>
+            </w:r>
+            <w:proofErr w:type="spellStart"/>
+            <w:r>
+              <w:rPr>
+                <w:rFonts w:ascii="Times New Roman" w:hAnsi="Times New Roman" w:cs="Times New Roman"/>
+                <w:color w:val="000000" w:themeColor="text1"/>
+                <w:sz w:val="24"/>
+                <w:szCs w:val="24"/>
+              </w:rPr>
+              <w:t>untuk</w:t>
+            </w:r>
+            <w:proofErr w:type="spellEnd"/>
+            <w:r>
+              <w:rPr>
+                <w:rFonts w:ascii="Times New Roman" w:hAnsi="Times New Roman" w:cs="Times New Roman"/>
+                <w:color w:val="000000" w:themeColor="text1"/>
+                <w:sz w:val="24"/>
+                <w:szCs w:val="24"/>
+              </w:rPr>
+              <w:t xml:space="preserve"> </w:t>
+            </w:r>
+            <w:proofErr w:type="spellStart"/>
+            <w:r>
+              <w:rPr>
+                <w:rFonts w:ascii="Times New Roman" w:hAnsi="Times New Roman" w:cs="Times New Roman"/>
+                <w:color w:val="000000" w:themeColor="text1"/>
+                <w:sz w:val="24"/>
+                <w:szCs w:val="24"/>
+              </w:rPr>
+              <w:t>membantu</w:t>
+            </w:r>
+            <w:proofErr w:type="spellEnd"/>
+            <w:r>
+              <w:rPr>
+                <w:rFonts w:ascii="Times New Roman" w:hAnsi="Times New Roman" w:cs="Times New Roman"/>
+                <w:color w:val="000000" w:themeColor="text1"/>
+                <w:sz w:val="24"/>
+                <w:szCs w:val="24"/>
+              </w:rPr>
+              <w:t xml:space="preserve"> Guru / </w:t>
+            </w:r>
+            <w:proofErr w:type="spellStart"/>
+            <w:r>
+              <w:rPr>
+                <w:rFonts w:ascii="Times New Roman" w:hAnsi="Times New Roman" w:cs="Times New Roman"/>
+                <w:color w:val="000000" w:themeColor="text1"/>
+                <w:sz w:val="24"/>
+                <w:szCs w:val="24"/>
+              </w:rPr>
+              <w:t>Staf</w:t>
+            </w:r>
+            <w:proofErr w:type="spellEnd"/>
+            <w:r>
+              <w:rPr>
+                <w:rFonts w:ascii="Times New Roman" w:hAnsi="Times New Roman" w:cs="Times New Roman"/>
+                <w:color w:val="000000" w:themeColor="text1"/>
+                <w:sz w:val="24"/>
+                <w:szCs w:val="24"/>
+              </w:rPr>
+              <w:t xml:space="preserve"> </w:t>
+            </w:r>
+            <w:proofErr w:type="spellStart"/>
+            <w:r>
+              <w:rPr>
+                <w:rFonts w:ascii="Times New Roman" w:hAnsi="Times New Roman" w:cs="Times New Roman"/>
+                <w:color w:val="000000" w:themeColor="text1"/>
+                <w:sz w:val="24"/>
+                <w:szCs w:val="24"/>
+              </w:rPr>
+              <w:t>Makmal</w:t>
+            </w:r>
+            <w:proofErr w:type="spellEnd"/>
+            <w:r>
+              <w:rPr>
+                <w:rFonts w:ascii="Times New Roman" w:hAnsi="Times New Roman" w:cs="Times New Roman"/>
+                <w:color w:val="000000" w:themeColor="text1"/>
+                <w:sz w:val="24"/>
+                <w:szCs w:val="24"/>
+              </w:rPr>
+              <w:t xml:space="preserve">, </w:t>
+            </w:r>
+            <w:proofErr w:type="spellStart"/>
+            <w:r>
+              <w:rPr>
+                <w:rFonts w:ascii="Times New Roman" w:hAnsi="Times New Roman" w:cs="Times New Roman"/>
+                <w:color w:val="000000" w:themeColor="text1"/>
+                <w:sz w:val="24"/>
+                <w:szCs w:val="24"/>
+              </w:rPr>
+              <w:t>Pentadbir</w:t>
+            </w:r>
+            <w:proofErr w:type="spellEnd"/>
+            <w:r>
+              <w:rPr>
+                <w:rFonts w:ascii="Times New Roman" w:hAnsi="Times New Roman" w:cs="Times New Roman"/>
+                <w:color w:val="000000" w:themeColor="text1"/>
+                <w:sz w:val="24"/>
+                <w:szCs w:val="24"/>
+              </w:rPr>
+              <w:t xml:space="preserve"> </w:t>
+            </w:r>
+            <w:proofErr w:type="spellStart"/>
+            <w:r>
+              <w:rPr>
+                <w:rFonts w:ascii="Times New Roman" w:hAnsi="Times New Roman" w:cs="Times New Roman"/>
+                <w:color w:val="000000" w:themeColor="text1"/>
+                <w:sz w:val="24"/>
+                <w:szCs w:val="24"/>
+              </w:rPr>
+              <w:t>Sekolah</w:t>
+            </w:r>
+            <w:proofErr w:type="spellEnd"/>
+            <w:r>
+              <w:rPr>
+                <w:rFonts w:ascii="Times New Roman" w:hAnsi="Times New Roman" w:cs="Times New Roman"/>
+                <w:color w:val="000000" w:themeColor="text1"/>
+                <w:sz w:val="24"/>
+                <w:szCs w:val="24"/>
+              </w:rPr>
+              <w:t xml:space="preserve"> dan </w:t>
+            </w:r>
+            <w:proofErr w:type="spellStart"/>
+            <w:r>
+              <w:rPr>
+                <w:rFonts w:ascii="Times New Roman" w:hAnsi="Times New Roman" w:cs="Times New Roman"/>
+                <w:color w:val="000000" w:themeColor="text1"/>
+                <w:sz w:val="24"/>
+                <w:szCs w:val="24"/>
+              </w:rPr>
+              <w:t>Pembekal</w:t>
+            </w:r>
+            <w:proofErr w:type="spellEnd"/>
+            <w:r>
+              <w:rPr>
+                <w:rFonts w:ascii="Times New Roman" w:hAnsi="Times New Roman" w:cs="Times New Roman"/>
+                <w:color w:val="000000" w:themeColor="text1"/>
+                <w:sz w:val="24"/>
+                <w:szCs w:val="24"/>
+              </w:rPr>
+              <w:t xml:space="preserve"> </w:t>
+            </w:r>
+            <w:proofErr w:type="spellStart"/>
+            <w:r>
+              <w:rPr>
+                <w:rFonts w:ascii="Times New Roman" w:hAnsi="Times New Roman" w:cs="Times New Roman"/>
+                <w:color w:val="000000" w:themeColor="text1"/>
+                <w:sz w:val="24"/>
+                <w:szCs w:val="24"/>
+              </w:rPr>
+              <w:t>untuk</w:t>
+            </w:r>
+            <w:proofErr w:type="spellEnd"/>
+            <w:r>
+              <w:rPr>
+                <w:rFonts w:ascii="Times New Roman" w:hAnsi="Times New Roman" w:cs="Times New Roman"/>
+                <w:color w:val="000000" w:themeColor="text1"/>
+                <w:sz w:val="24"/>
+                <w:szCs w:val="24"/>
+              </w:rPr>
+              <w:t xml:space="preserve"> </w:t>
+            </w:r>
+            <w:proofErr w:type="spellStart"/>
+            <w:r>
+              <w:rPr>
+                <w:rFonts w:ascii="Times New Roman" w:hAnsi="Times New Roman" w:cs="Times New Roman"/>
+                <w:color w:val="000000" w:themeColor="text1"/>
+                <w:sz w:val="24"/>
+                <w:szCs w:val="24"/>
+              </w:rPr>
+              <w:t>mengurus</w:t>
+            </w:r>
+            <w:proofErr w:type="spellEnd"/>
+            <w:r>
+              <w:rPr>
+                <w:rFonts w:ascii="Times New Roman" w:hAnsi="Times New Roman" w:cs="Times New Roman"/>
+                <w:color w:val="000000" w:themeColor="text1"/>
+                <w:sz w:val="24"/>
+                <w:szCs w:val="24"/>
+              </w:rPr>
+              <w:t xml:space="preserve"> </w:t>
+            </w:r>
+            <w:proofErr w:type="spellStart"/>
+            <w:r>
+              <w:rPr>
+                <w:rFonts w:ascii="Times New Roman" w:hAnsi="Times New Roman" w:cs="Times New Roman"/>
+                <w:color w:val="000000" w:themeColor="text1"/>
+                <w:sz w:val="24"/>
+                <w:szCs w:val="24"/>
+              </w:rPr>
+              <w:t>maklumat</w:t>
+            </w:r>
+            <w:proofErr w:type="spellEnd"/>
+            <w:r>
+              <w:rPr>
+                <w:rFonts w:ascii="Times New Roman" w:hAnsi="Times New Roman" w:cs="Times New Roman"/>
+                <w:color w:val="000000" w:themeColor="text1"/>
+                <w:sz w:val="24"/>
+                <w:szCs w:val="24"/>
+              </w:rPr>
+              <w:t xml:space="preserve"> </w:t>
+            </w:r>
+            <w:proofErr w:type="spellStart"/>
+            <w:r>
+              <w:rPr>
+                <w:rFonts w:ascii="Times New Roman" w:hAnsi="Times New Roman" w:cs="Times New Roman"/>
+                <w:color w:val="000000" w:themeColor="text1"/>
+                <w:sz w:val="24"/>
+                <w:szCs w:val="24"/>
+              </w:rPr>
+              <w:t>inventori</w:t>
+            </w:r>
+            <w:proofErr w:type="spellEnd"/>
+            <w:r>
+              <w:rPr>
+                <w:rFonts w:ascii="Times New Roman" w:hAnsi="Times New Roman" w:cs="Times New Roman"/>
+                <w:color w:val="000000" w:themeColor="text1"/>
+                <w:sz w:val="24"/>
+                <w:szCs w:val="24"/>
+              </w:rPr>
+              <w:t xml:space="preserve"> </w:t>
+            </w:r>
+            <w:proofErr w:type="spellStart"/>
+            <w:r>
+              <w:rPr>
+                <w:rFonts w:ascii="Times New Roman" w:hAnsi="Times New Roman" w:cs="Times New Roman"/>
+                <w:color w:val="000000" w:themeColor="text1"/>
+                <w:sz w:val="24"/>
+                <w:szCs w:val="24"/>
+              </w:rPr>
+              <w:t>secara</w:t>
+            </w:r>
+            <w:proofErr w:type="spellEnd"/>
+            <w:r>
+              <w:rPr>
+                <w:rFonts w:ascii="Times New Roman" w:hAnsi="Times New Roman" w:cs="Times New Roman"/>
+                <w:color w:val="000000" w:themeColor="text1"/>
+                <w:sz w:val="24"/>
+                <w:szCs w:val="24"/>
+              </w:rPr>
+              <w:t xml:space="preserve"> digital. </w:t>
+            </w:r>
+            <w:proofErr w:type="spellStart"/>
+            <w:r>
+              <w:rPr>
+                <w:rFonts w:ascii="Times New Roman" w:hAnsi="Times New Roman" w:cs="Times New Roman"/>
+                <w:color w:val="000000" w:themeColor="text1"/>
+                <w:sz w:val="24"/>
+                <w:szCs w:val="24"/>
+              </w:rPr>
+              <w:t>Skop</w:t>
+            </w:r>
+            <w:proofErr w:type="spellEnd"/>
+            <w:r>
+              <w:rPr>
+                <w:rFonts w:ascii="Times New Roman" w:hAnsi="Times New Roman" w:cs="Times New Roman"/>
+                <w:color w:val="000000" w:themeColor="text1"/>
+                <w:sz w:val="24"/>
+                <w:szCs w:val="24"/>
+              </w:rPr>
+              <w:t xml:space="preserve"> yang </w:t>
+            </w:r>
+            <w:proofErr w:type="spellStart"/>
+            <w:r>
+              <w:rPr>
+                <w:rFonts w:ascii="Times New Roman" w:hAnsi="Times New Roman" w:cs="Times New Roman"/>
+                <w:color w:val="000000" w:themeColor="text1"/>
+                <w:sz w:val="24"/>
+                <w:szCs w:val="24"/>
+              </w:rPr>
+              <w:t>terdapat</w:t>
+            </w:r>
+            <w:proofErr w:type="spellEnd"/>
+            <w:r>
+              <w:rPr>
+                <w:rFonts w:ascii="Times New Roman" w:hAnsi="Times New Roman" w:cs="Times New Roman"/>
+                <w:color w:val="000000" w:themeColor="text1"/>
+                <w:sz w:val="24"/>
+                <w:szCs w:val="24"/>
+              </w:rPr>
+              <w:t xml:space="preserve"> di </w:t>
+            </w:r>
+            <w:proofErr w:type="spellStart"/>
+            <w:r>
+              <w:rPr>
+                <w:rFonts w:ascii="Times New Roman" w:hAnsi="Times New Roman" w:cs="Times New Roman"/>
+                <w:color w:val="000000" w:themeColor="text1"/>
+                <w:sz w:val="24"/>
+                <w:szCs w:val="24"/>
+              </w:rPr>
+              <w:t>dalam</w:t>
+            </w:r>
+            <w:proofErr w:type="spellEnd"/>
+            <w:r>
+              <w:rPr>
+                <w:rFonts w:ascii="Times New Roman" w:hAnsi="Times New Roman" w:cs="Times New Roman"/>
+                <w:color w:val="000000" w:themeColor="text1"/>
+                <w:sz w:val="24"/>
+                <w:szCs w:val="24"/>
+              </w:rPr>
+              <w:t xml:space="preserve"> </w:t>
+            </w:r>
+            <w:proofErr w:type="spellStart"/>
+            <w:r>
+              <w:rPr>
+                <w:rFonts w:ascii="Times New Roman" w:hAnsi="Times New Roman" w:cs="Times New Roman"/>
+                <w:color w:val="000000" w:themeColor="text1"/>
+                <w:sz w:val="24"/>
+                <w:szCs w:val="24"/>
+              </w:rPr>
+              <w:t>sistem</w:t>
+            </w:r>
+            <w:proofErr w:type="spellEnd"/>
+            <w:r>
+              <w:rPr>
+                <w:rFonts w:ascii="Times New Roman" w:hAnsi="Times New Roman" w:cs="Times New Roman"/>
+                <w:color w:val="000000" w:themeColor="text1"/>
+                <w:sz w:val="24"/>
+                <w:szCs w:val="24"/>
+              </w:rPr>
+              <w:t xml:space="preserve"> </w:t>
+            </w:r>
+            <w:proofErr w:type="spellStart"/>
+            <w:r>
+              <w:rPr>
+                <w:rFonts w:ascii="Times New Roman" w:hAnsi="Times New Roman" w:cs="Times New Roman"/>
+                <w:color w:val="000000" w:themeColor="text1"/>
+                <w:sz w:val="24"/>
+                <w:szCs w:val="24"/>
+              </w:rPr>
+              <w:t>ini</w:t>
+            </w:r>
+            <w:proofErr w:type="spellEnd"/>
+            <w:r>
+              <w:rPr>
+                <w:rFonts w:ascii="Times New Roman" w:hAnsi="Times New Roman" w:cs="Times New Roman"/>
+                <w:color w:val="000000" w:themeColor="text1"/>
+                <w:sz w:val="24"/>
+                <w:szCs w:val="24"/>
+              </w:rPr>
+              <w:t xml:space="preserve"> </w:t>
+            </w:r>
+            <w:proofErr w:type="spellStart"/>
+            <w:r>
+              <w:rPr>
+                <w:rFonts w:ascii="Times New Roman" w:hAnsi="Times New Roman" w:cs="Times New Roman"/>
+                <w:color w:val="000000" w:themeColor="text1"/>
+                <w:sz w:val="24"/>
+                <w:szCs w:val="24"/>
+              </w:rPr>
+              <w:t>ialah</w:t>
+            </w:r>
+            <w:proofErr w:type="spellEnd"/>
+            <w:r>
+              <w:rPr>
+                <w:rFonts w:ascii="Times New Roman" w:hAnsi="Times New Roman" w:cs="Times New Roman"/>
+                <w:color w:val="000000" w:themeColor="text1"/>
+                <w:sz w:val="24"/>
+                <w:szCs w:val="24"/>
+              </w:rPr>
+              <w:t xml:space="preserve"> </w:t>
+            </w:r>
+            <w:proofErr w:type="spellStart"/>
+            <w:r>
+              <w:rPr>
+                <w:rFonts w:ascii="Times New Roman" w:hAnsi="Times New Roman" w:cs="Times New Roman"/>
+                <w:color w:val="000000" w:themeColor="text1"/>
+                <w:sz w:val="24"/>
+                <w:szCs w:val="24"/>
+              </w:rPr>
+              <w:t>sistem</w:t>
+            </w:r>
+            <w:proofErr w:type="spellEnd"/>
+            <w:r>
+              <w:rPr>
+                <w:rFonts w:ascii="Times New Roman" w:hAnsi="Times New Roman" w:cs="Times New Roman"/>
+                <w:color w:val="000000" w:themeColor="text1"/>
+                <w:sz w:val="24"/>
+                <w:szCs w:val="24"/>
+              </w:rPr>
+              <w:t xml:space="preserve"> </w:t>
+            </w:r>
+            <w:proofErr w:type="spellStart"/>
+            <w:r>
+              <w:rPr>
+                <w:rFonts w:ascii="Times New Roman" w:hAnsi="Times New Roman" w:cs="Times New Roman"/>
+                <w:color w:val="000000" w:themeColor="text1"/>
+                <w:sz w:val="24"/>
+                <w:szCs w:val="24"/>
+              </w:rPr>
+              <w:t>ini</w:t>
+            </w:r>
+            <w:proofErr w:type="spellEnd"/>
+            <w:r>
+              <w:rPr>
+                <w:rFonts w:ascii="Times New Roman" w:hAnsi="Times New Roman" w:cs="Times New Roman"/>
+                <w:color w:val="000000" w:themeColor="text1"/>
+                <w:sz w:val="24"/>
+                <w:szCs w:val="24"/>
+              </w:rPr>
+              <w:t xml:space="preserve"> </w:t>
+            </w:r>
+            <w:proofErr w:type="spellStart"/>
+            <w:r>
+              <w:rPr>
+                <w:rFonts w:ascii="Times New Roman" w:hAnsi="Times New Roman" w:cs="Times New Roman"/>
+                <w:color w:val="000000" w:themeColor="text1"/>
+                <w:sz w:val="24"/>
+                <w:szCs w:val="24"/>
+              </w:rPr>
+              <w:t>dibangunkan</w:t>
+            </w:r>
+            <w:proofErr w:type="spellEnd"/>
+            <w:r>
+              <w:rPr>
+                <w:rFonts w:ascii="Times New Roman" w:hAnsi="Times New Roman" w:cs="Times New Roman"/>
+                <w:color w:val="000000" w:themeColor="text1"/>
+                <w:sz w:val="24"/>
+                <w:szCs w:val="24"/>
+              </w:rPr>
+              <w:t xml:space="preserve"> </w:t>
+            </w:r>
+            <w:proofErr w:type="spellStart"/>
+            <w:r>
+              <w:rPr>
+                <w:rFonts w:ascii="Times New Roman" w:hAnsi="Times New Roman" w:cs="Times New Roman"/>
+                <w:color w:val="000000" w:themeColor="text1"/>
+                <w:sz w:val="24"/>
+                <w:szCs w:val="24"/>
+              </w:rPr>
+              <w:t>untuk</w:t>
+            </w:r>
+            <w:proofErr w:type="spellEnd"/>
+            <w:r>
+              <w:rPr>
+                <w:rFonts w:ascii="Times New Roman" w:hAnsi="Times New Roman" w:cs="Times New Roman"/>
+                <w:color w:val="000000" w:themeColor="text1"/>
+                <w:sz w:val="24"/>
+                <w:szCs w:val="24"/>
+              </w:rPr>
+              <w:t xml:space="preserve"> </w:t>
+            </w:r>
+            <w:proofErr w:type="spellStart"/>
+            <w:r>
+              <w:rPr>
+                <w:rFonts w:ascii="Times New Roman" w:hAnsi="Times New Roman" w:cs="Times New Roman"/>
+                <w:color w:val="000000" w:themeColor="text1"/>
+                <w:sz w:val="24"/>
+                <w:szCs w:val="24"/>
+              </w:rPr>
+              <w:t>merekod</w:t>
+            </w:r>
+            <w:proofErr w:type="spellEnd"/>
+            <w:r>
+              <w:rPr>
+                <w:rFonts w:ascii="Times New Roman" w:hAnsi="Times New Roman" w:cs="Times New Roman"/>
+                <w:color w:val="000000" w:themeColor="text1"/>
+                <w:sz w:val="24"/>
+                <w:szCs w:val="24"/>
+              </w:rPr>
+              <w:t xml:space="preserve"> </w:t>
+            </w:r>
+            <w:proofErr w:type="spellStart"/>
+            <w:r>
+              <w:rPr>
+                <w:rFonts w:ascii="Times New Roman" w:hAnsi="Times New Roman" w:cs="Times New Roman"/>
+                <w:color w:val="000000" w:themeColor="text1"/>
+                <w:sz w:val="24"/>
+                <w:szCs w:val="24"/>
+              </w:rPr>
+              <w:t>peralatan</w:t>
+            </w:r>
+            <w:proofErr w:type="spellEnd"/>
+            <w:r>
+              <w:rPr>
+                <w:rFonts w:ascii="Times New Roman" w:hAnsi="Times New Roman" w:cs="Times New Roman"/>
+                <w:color w:val="000000" w:themeColor="text1"/>
+                <w:sz w:val="24"/>
+                <w:szCs w:val="24"/>
+              </w:rPr>
+              <w:t xml:space="preserve"> yang </w:t>
+            </w:r>
+            <w:proofErr w:type="spellStart"/>
+            <w:r>
+              <w:rPr>
+                <w:rFonts w:ascii="Times New Roman" w:hAnsi="Times New Roman" w:cs="Times New Roman"/>
+                <w:color w:val="000000" w:themeColor="text1"/>
+                <w:sz w:val="24"/>
+                <w:szCs w:val="24"/>
+              </w:rPr>
+              <w:t>diterima</w:t>
+            </w:r>
+            <w:proofErr w:type="spellEnd"/>
+            <w:r>
+              <w:rPr>
+                <w:rFonts w:ascii="Times New Roman" w:hAnsi="Times New Roman" w:cs="Times New Roman"/>
+                <w:color w:val="000000" w:themeColor="text1"/>
+                <w:sz w:val="24"/>
+                <w:szCs w:val="24"/>
+              </w:rPr>
+              <w:t xml:space="preserve"> </w:t>
+            </w:r>
+            <w:proofErr w:type="spellStart"/>
+            <w:r>
+              <w:rPr>
+                <w:rFonts w:ascii="Times New Roman" w:hAnsi="Times New Roman" w:cs="Times New Roman"/>
+                <w:color w:val="000000" w:themeColor="text1"/>
+                <w:sz w:val="24"/>
+                <w:szCs w:val="24"/>
+              </w:rPr>
+              <w:t>dengan</w:t>
+            </w:r>
+            <w:proofErr w:type="spellEnd"/>
+            <w:r>
+              <w:rPr>
+                <w:rFonts w:ascii="Times New Roman" w:hAnsi="Times New Roman" w:cs="Times New Roman"/>
+                <w:color w:val="000000" w:themeColor="text1"/>
+                <w:sz w:val="24"/>
+                <w:szCs w:val="24"/>
+              </w:rPr>
+              <w:t xml:space="preserve"> </w:t>
+            </w:r>
+            <w:proofErr w:type="spellStart"/>
+            <w:r>
+              <w:rPr>
+                <w:rFonts w:ascii="Times New Roman" w:hAnsi="Times New Roman" w:cs="Times New Roman"/>
+                <w:color w:val="000000" w:themeColor="text1"/>
+                <w:sz w:val="24"/>
+                <w:szCs w:val="24"/>
+              </w:rPr>
+              <w:t>sistematik</w:t>
+            </w:r>
+            <w:proofErr w:type="spellEnd"/>
+            <w:r>
+              <w:rPr>
+                <w:rFonts w:ascii="Times New Roman" w:hAnsi="Times New Roman" w:cs="Times New Roman"/>
+                <w:color w:val="000000" w:themeColor="text1"/>
+                <w:sz w:val="24"/>
+                <w:szCs w:val="24"/>
+              </w:rPr>
+              <w:t xml:space="preserve">, </w:t>
+            </w:r>
+            <w:proofErr w:type="spellStart"/>
+            <w:r>
+              <w:rPr>
+                <w:rFonts w:ascii="Times New Roman" w:hAnsi="Times New Roman" w:cs="Times New Roman"/>
+                <w:color w:val="000000" w:themeColor="text1"/>
+                <w:sz w:val="24"/>
+                <w:szCs w:val="24"/>
+              </w:rPr>
+              <w:t>sistem</w:t>
+            </w:r>
+            <w:proofErr w:type="spellEnd"/>
+            <w:r>
+              <w:rPr>
+                <w:rFonts w:ascii="Times New Roman" w:hAnsi="Times New Roman" w:cs="Times New Roman"/>
+                <w:color w:val="000000" w:themeColor="text1"/>
+                <w:sz w:val="24"/>
+                <w:szCs w:val="24"/>
+              </w:rPr>
+              <w:t xml:space="preserve"> </w:t>
+            </w:r>
+            <w:proofErr w:type="spellStart"/>
+            <w:r>
+              <w:rPr>
+                <w:rFonts w:ascii="Times New Roman" w:hAnsi="Times New Roman" w:cs="Times New Roman"/>
+                <w:color w:val="000000" w:themeColor="text1"/>
+                <w:sz w:val="24"/>
+                <w:szCs w:val="24"/>
+              </w:rPr>
+              <w:t>ini</w:t>
+            </w:r>
+            <w:proofErr w:type="spellEnd"/>
+            <w:r>
+              <w:rPr>
+                <w:rFonts w:ascii="Times New Roman" w:hAnsi="Times New Roman" w:cs="Times New Roman"/>
+                <w:color w:val="000000" w:themeColor="text1"/>
+                <w:sz w:val="24"/>
+                <w:szCs w:val="24"/>
+              </w:rPr>
+              <w:t xml:space="preserve"> </w:t>
+            </w:r>
+            <w:proofErr w:type="spellStart"/>
+            <w:r>
+              <w:rPr>
+                <w:rFonts w:ascii="Times New Roman" w:hAnsi="Times New Roman" w:cs="Times New Roman"/>
+                <w:color w:val="000000" w:themeColor="text1"/>
+                <w:sz w:val="24"/>
+                <w:szCs w:val="24"/>
+              </w:rPr>
+              <w:t>digunakan</w:t>
+            </w:r>
+            <w:proofErr w:type="spellEnd"/>
+            <w:r>
+              <w:rPr>
+                <w:rFonts w:ascii="Times New Roman" w:hAnsi="Times New Roman" w:cs="Times New Roman"/>
+                <w:color w:val="000000" w:themeColor="text1"/>
+                <w:sz w:val="24"/>
+                <w:szCs w:val="24"/>
+              </w:rPr>
+              <w:t xml:space="preserve"> oleh Guru / </w:t>
+            </w:r>
+            <w:proofErr w:type="spellStart"/>
+            <w:r>
+              <w:rPr>
+                <w:rFonts w:ascii="Times New Roman" w:hAnsi="Times New Roman" w:cs="Times New Roman"/>
+                <w:color w:val="000000" w:themeColor="text1"/>
+                <w:sz w:val="24"/>
+                <w:szCs w:val="24"/>
+              </w:rPr>
+              <w:t>Staf</w:t>
+            </w:r>
+            <w:proofErr w:type="spellEnd"/>
+            <w:r>
+              <w:rPr>
+                <w:rFonts w:ascii="Times New Roman" w:hAnsi="Times New Roman" w:cs="Times New Roman"/>
+                <w:color w:val="000000" w:themeColor="text1"/>
+                <w:sz w:val="24"/>
+                <w:szCs w:val="24"/>
+              </w:rPr>
+              <w:t xml:space="preserve"> </w:t>
+            </w:r>
+            <w:proofErr w:type="spellStart"/>
+            <w:r>
+              <w:rPr>
+                <w:rFonts w:ascii="Times New Roman" w:hAnsi="Times New Roman" w:cs="Times New Roman"/>
+                <w:color w:val="000000" w:themeColor="text1"/>
+                <w:sz w:val="24"/>
+                <w:szCs w:val="24"/>
+              </w:rPr>
+              <w:t>Makmal</w:t>
+            </w:r>
+            <w:proofErr w:type="spellEnd"/>
+            <w:r>
+              <w:rPr>
+                <w:rFonts w:ascii="Times New Roman" w:hAnsi="Times New Roman" w:cs="Times New Roman"/>
+                <w:color w:val="000000" w:themeColor="text1"/>
+                <w:sz w:val="24"/>
+                <w:szCs w:val="24"/>
+              </w:rPr>
+              <w:t xml:space="preserve">, </w:t>
+            </w:r>
+            <w:proofErr w:type="spellStart"/>
+            <w:r>
+              <w:rPr>
+                <w:rFonts w:ascii="Times New Roman" w:hAnsi="Times New Roman" w:cs="Times New Roman"/>
+                <w:color w:val="000000" w:themeColor="text1"/>
+                <w:sz w:val="24"/>
+                <w:szCs w:val="24"/>
+              </w:rPr>
+              <w:t>Pentadbir</w:t>
+            </w:r>
+            <w:proofErr w:type="spellEnd"/>
+            <w:r>
+              <w:rPr>
+                <w:rFonts w:ascii="Times New Roman" w:hAnsi="Times New Roman" w:cs="Times New Roman"/>
+                <w:color w:val="000000" w:themeColor="text1"/>
+                <w:sz w:val="24"/>
+                <w:szCs w:val="24"/>
+              </w:rPr>
+              <w:t xml:space="preserve"> </w:t>
+            </w:r>
+            <w:proofErr w:type="spellStart"/>
+            <w:r>
+              <w:rPr>
+                <w:rFonts w:ascii="Times New Roman" w:hAnsi="Times New Roman" w:cs="Times New Roman"/>
+                <w:color w:val="000000" w:themeColor="text1"/>
+                <w:sz w:val="24"/>
+                <w:szCs w:val="24"/>
+              </w:rPr>
+              <w:t>Sekolah</w:t>
+            </w:r>
+            <w:proofErr w:type="spellEnd"/>
+            <w:r>
+              <w:rPr>
+                <w:rFonts w:ascii="Times New Roman" w:hAnsi="Times New Roman" w:cs="Times New Roman"/>
+                <w:color w:val="000000" w:themeColor="text1"/>
+                <w:sz w:val="24"/>
+                <w:szCs w:val="24"/>
+              </w:rPr>
+              <w:t xml:space="preserve"> dan </w:t>
+            </w:r>
+            <w:proofErr w:type="spellStart"/>
+            <w:r>
+              <w:rPr>
+                <w:rFonts w:ascii="Times New Roman" w:hAnsi="Times New Roman" w:cs="Times New Roman"/>
+                <w:color w:val="000000" w:themeColor="text1"/>
+                <w:sz w:val="24"/>
+                <w:szCs w:val="24"/>
+              </w:rPr>
+              <w:t>Pembekal</w:t>
+            </w:r>
+            <w:proofErr w:type="spellEnd"/>
+            <w:r>
+              <w:rPr>
+                <w:rFonts w:ascii="Times New Roman" w:hAnsi="Times New Roman" w:cs="Times New Roman"/>
+                <w:color w:val="000000" w:themeColor="text1"/>
+                <w:sz w:val="24"/>
+                <w:szCs w:val="24"/>
+              </w:rPr>
+              <w:t xml:space="preserve"> dan </w:t>
+            </w:r>
+            <w:proofErr w:type="spellStart"/>
+            <w:r>
+              <w:rPr>
+                <w:rFonts w:ascii="Times New Roman" w:hAnsi="Times New Roman" w:cs="Times New Roman"/>
+                <w:color w:val="000000" w:themeColor="text1"/>
+                <w:sz w:val="24"/>
+                <w:szCs w:val="24"/>
+              </w:rPr>
+              <w:t>istem</w:t>
+            </w:r>
+            <w:proofErr w:type="spellEnd"/>
+            <w:r>
+              <w:rPr>
+                <w:rFonts w:ascii="Times New Roman" w:hAnsi="Times New Roman" w:cs="Times New Roman"/>
+                <w:color w:val="000000" w:themeColor="text1"/>
+                <w:sz w:val="24"/>
+                <w:szCs w:val="24"/>
+              </w:rPr>
+              <w:t xml:space="preserve"> </w:t>
+            </w:r>
+            <w:proofErr w:type="spellStart"/>
+            <w:r>
+              <w:rPr>
+                <w:rFonts w:ascii="Times New Roman" w:hAnsi="Times New Roman" w:cs="Times New Roman"/>
+                <w:color w:val="000000" w:themeColor="text1"/>
+                <w:sz w:val="24"/>
+                <w:szCs w:val="24"/>
+              </w:rPr>
+              <w:t>ini</w:t>
+            </w:r>
+            <w:proofErr w:type="spellEnd"/>
+            <w:r>
+              <w:rPr>
+                <w:rFonts w:ascii="Times New Roman" w:hAnsi="Times New Roman" w:cs="Times New Roman"/>
+                <w:color w:val="000000" w:themeColor="text1"/>
+                <w:sz w:val="24"/>
+                <w:szCs w:val="24"/>
+              </w:rPr>
+              <w:t xml:space="preserve"> </w:t>
+            </w:r>
+            <w:proofErr w:type="spellStart"/>
+            <w:r>
+              <w:rPr>
+                <w:rFonts w:ascii="Times New Roman" w:hAnsi="Times New Roman" w:cs="Times New Roman"/>
+                <w:color w:val="000000" w:themeColor="text1"/>
+                <w:sz w:val="24"/>
+                <w:szCs w:val="24"/>
+              </w:rPr>
+              <w:t>digunakan</w:t>
+            </w:r>
+            <w:proofErr w:type="spellEnd"/>
+            <w:r>
+              <w:rPr>
+                <w:rFonts w:ascii="Times New Roman" w:hAnsi="Times New Roman" w:cs="Times New Roman"/>
+                <w:color w:val="000000" w:themeColor="text1"/>
+                <w:sz w:val="24"/>
+                <w:szCs w:val="24"/>
+              </w:rPr>
+              <w:t xml:space="preserve"> di </w:t>
+            </w:r>
+            <w:proofErr w:type="spellStart"/>
+            <w:r>
+              <w:rPr>
+                <w:rFonts w:ascii="Times New Roman" w:hAnsi="Times New Roman" w:cs="Times New Roman"/>
+                <w:color w:val="000000" w:themeColor="text1"/>
+                <w:sz w:val="24"/>
+                <w:szCs w:val="24"/>
+              </w:rPr>
+              <w:t>sekolah</w:t>
+            </w:r>
+            <w:proofErr w:type="spellEnd"/>
+            <w:r>
+              <w:rPr>
+                <w:rFonts w:ascii="Times New Roman" w:hAnsi="Times New Roman" w:cs="Times New Roman"/>
+                <w:color w:val="000000" w:themeColor="text1"/>
+                <w:sz w:val="24"/>
+                <w:szCs w:val="24"/>
+              </w:rPr>
+              <w:t xml:space="preserve"> </w:t>
+            </w:r>
+            <w:proofErr w:type="spellStart"/>
+            <w:r>
+              <w:rPr>
+                <w:rFonts w:ascii="Times New Roman" w:hAnsi="Times New Roman" w:cs="Times New Roman"/>
+                <w:color w:val="000000" w:themeColor="text1"/>
+                <w:sz w:val="24"/>
+                <w:szCs w:val="24"/>
+              </w:rPr>
+              <w:t>sahaja</w:t>
+            </w:r>
+            <w:proofErr w:type="spellEnd"/>
+            <w:r>
+              <w:rPr>
+                <w:rFonts w:ascii="Times New Roman" w:hAnsi="Times New Roman" w:cs="Times New Roman"/>
+                <w:color w:val="000000" w:themeColor="text1"/>
+                <w:sz w:val="24"/>
+                <w:szCs w:val="24"/>
+              </w:rPr>
+              <w:t>.</w:t>
             </w:r>
           </w:p>
           <w:p>
@@ -323,7 +1216,18 @@
           <w:sz w:val="24"/>
           <w:szCs w:val="24"/>
         </w:rPr>
-        <w:t xml:space="preserve">ANALISIS PELAKON </w:t>
+        <w:t xml:space="preserve">ANALISIS </w:t>
+      </w:r>
+      <w:proofErr w:type="gramStart"/>
+      <w:r>
+        <w:rPr>
+          <w:rFonts w:ascii="Times New Roman" w:hAnsi="Times New Roman" w:cs="Times New Roman"/>
+          <w:b/>
+          <w:bCs/>
+          <w:sz w:val="24"/>
+          <w:szCs w:val="24"/>
+        </w:rPr>
+        <w:t xml:space="preserve">PELAKON </w:t>
       </w:r>
       <w:r>
         <w:rPr>
@@ -333,7 +1237,18 @@
           <w:sz w:val="24"/>
           <w:szCs w:val="24"/>
         </w:rPr>
-        <w:t xml:space="preserve">: </w:t>
+        <w:t>:</w:t>
+      </w:r>
+      <w:proofErr w:type="gramEnd"/>
+      <w:r>
+        <w:rPr>
+          <w:rFonts w:ascii="Times New Roman" w:hAnsi="Times New Roman" w:cs="Times New Roman"/>
+          <w:b/>
+          <w:bCs/>
+          <w:sz w:val="24"/>
+          <w:szCs w:val="24"/>
+        </w:rPr>
+        <w:t xml:space="preserve"> </w:t>
       </w:r>
     </w:p>
     <w:tbl>
@@ -344,8 +1259,8 @@
         <w:tblLook w:val="04A0" w:firstRow="1" w:lastRow="0" w:firstColumn="1" w:lastColumn="0" w:noHBand="0" w:noVBand="1"/>
       </w:tblPr>
       <w:tblGrid>
-        <w:gridCol w:w="4013"/>
-        <w:gridCol w:w="3897"/>
+        <w:gridCol w:w="3969"/>
+        <w:gridCol w:w="3941"/>
       </w:tblGrid>
       <w:tr>
         <w:tc>
@@ -364,6 +1279,8 @@
                 <w:szCs w:val="24"/>
               </w:rPr>
             </w:pPr>
+            <w:proofErr w:type="spellStart"/>
+            <w:proofErr w:type="gramStart"/>
             <w:r>
               <w:rPr>
                 <w:rFonts w:ascii="Times New Roman" w:hAnsi="Times New Roman" w:cs="Times New Roman"/>
@@ -372,7 +1289,41 @@
                 <w:sz w:val="24"/>
                 <w:szCs w:val="24"/>
               </w:rPr>
-              <w:t>Pelakon(Aktor)</w:t>
+              <w:t>Pelakon</w:t>
+            </w:r>
+            <w:proofErr w:type="spellEnd"/>
+            <w:r>
+              <w:rPr>
+                <w:rFonts w:ascii="Times New Roman" w:hAnsi="Times New Roman" w:cs="Times New Roman"/>
+                <w:b/>
+                <w:bCs/>
+                <w:sz w:val="24"/>
+                <w:szCs w:val="24"/>
+              </w:rPr>
+              <w:t>(</w:t>
+            </w:r>
+            <w:proofErr w:type="spellStart"/>
+            <w:proofErr w:type="gramEnd"/>
+            <w:r>
+              <w:rPr>
+                <w:rFonts w:ascii="Times New Roman" w:hAnsi="Times New Roman" w:cs="Times New Roman"/>
+                <w:b/>
+                <w:bCs/>
+                <w:sz w:val="24"/>
+                <w:szCs w:val="24"/>
+              </w:rPr>
+              <w:t>Aktor</w:t>
+            </w:r>
+            <w:proofErr w:type="spellEnd"/>
+            <w:r>
+              <w:rPr>
+                <w:rFonts w:ascii="Times New Roman" w:hAnsi="Times New Roman" w:cs="Times New Roman"/>
+                <w:b/>
+                <w:bCs/>
+                <w:sz w:val="24"/>
+                <w:szCs w:val="24"/>
+              </w:rPr>
+              <w:t>)</w:t>
             </w:r>
           </w:p>
         </w:tc>
@@ -392,6 +1343,7 @@
                 <w:szCs w:val="24"/>
               </w:rPr>
             </w:pPr>
+            <w:proofErr w:type="spellStart"/>
             <w:r>
               <w:rPr>
                 <w:rFonts w:ascii="Times New Roman" w:hAnsi="Times New Roman" w:cs="Times New Roman"/>
@@ -400,8 +1352,53 @@
                 <w:sz w:val="24"/>
                 <w:szCs w:val="24"/>
               </w:rPr>
-              <w:t>Peranan dalam Sistem</w:t>
-            </w:r>
+              <w:t>Peranan</w:t>
+            </w:r>
+            <w:proofErr w:type="spellEnd"/>
+            <w:r>
+              <w:rPr>
+                <w:rFonts w:ascii="Times New Roman" w:hAnsi="Times New Roman" w:cs="Times New Roman"/>
+                <w:b/>
+                <w:bCs/>
+                <w:sz w:val="24"/>
+                <w:szCs w:val="24"/>
+              </w:rPr>
+              <w:t xml:space="preserve"> </w:t>
+            </w:r>
+            <w:proofErr w:type="spellStart"/>
+            <w:r>
+              <w:rPr>
+                <w:rFonts w:ascii="Times New Roman" w:hAnsi="Times New Roman" w:cs="Times New Roman"/>
+                <w:b/>
+                <w:bCs/>
+                <w:sz w:val="24"/>
+                <w:szCs w:val="24"/>
+              </w:rPr>
+              <w:t>dalam</w:t>
+            </w:r>
+            <w:proofErr w:type="spellEnd"/>
+            <w:r>
+              <w:rPr>
+                <w:rFonts w:ascii="Times New Roman" w:hAnsi="Times New Roman" w:cs="Times New Roman"/>
+                <w:b/>
+                <w:bCs/>
+                <w:sz w:val="24"/>
+                <w:szCs w:val="24"/>
+              </w:rPr>
+              <w:t xml:space="preserve"> </w:t>
+            </w:r>
+            <w:proofErr w:type="spellStart"/>
+            <w:r>
+              <w:rPr>
+                <w:rFonts w:ascii="Times New Roman" w:hAnsi="Times New Roman" w:cs="Times New Roman"/>
+                <w:b/>
+                <w:bCs/>
+                <w:sz w:val="24"/>
+                <w:szCs w:val="24"/>
+              </w:rPr>
+              <w:t>Sistem</w:t>
+            </w:r>
+            <w:proofErr w:type="spellEnd"/>
           </w:p>
         </w:tc>
       </w:tr>
@@ -444,25 +1441,42 @@
                 <w:sz w:val="24"/>
                 <w:szCs w:val="24"/>
               </w:rPr>
-              <w:t xml:space="preserve">&lt; </w:t>
-            </w:r>
-            <w:r>
-              <w:rPr>
-                <w:rFonts w:ascii="Times New Roman" w:hAnsi="Times New Roman" w:cs="Times New Roman"/>
-                <w:color w:val="FF0000"/>
-                <w:sz w:val="24"/>
-                <w:szCs w:val="24"/>
-              </w:rPr>
-              <w:t>Senaraikan setiap aktor</w:t>
-            </w:r>
-            <w:r>
-              <w:rPr>
-                <w:rFonts w:ascii="Times New Roman" w:hAnsi="Times New Roman" w:cs="Times New Roman"/>
-                <w:sz w:val="24"/>
-                <w:szCs w:val="24"/>
-              </w:rPr>
-              <w:t>&gt;</w:t>
-            </w:r>
+              <w:t xml:space="preserve">Guru / </w:t>
+            </w:r>
+            <w:proofErr w:type="spellStart"/>
+            <w:r>
+              <w:rPr>
+                <w:rFonts w:ascii="Times New Roman" w:hAnsi="Times New Roman" w:cs="Times New Roman"/>
+                <w:b/>
+                <w:bCs/>
+                <w:sz w:val="24"/>
+                <w:szCs w:val="24"/>
+              </w:rPr>
+              <w:t>Staf</w:t>
+            </w:r>
+            <w:proofErr w:type="spellEnd"/>
+            <w:r>
+              <w:rPr>
+                <w:rFonts w:ascii="Times New Roman" w:hAnsi="Times New Roman" w:cs="Times New Roman"/>
+                <w:b/>
+                <w:bCs/>
+                <w:sz w:val="24"/>
+                <w:szCs w:val="24"/>
+              </w:rPr>
+              <w:t xml:space="preserve"> </w:t>
+            </w:r>
+            <w:proofErr w:type="spellStart"/>
+            <w:r>
+              <w:rPr>
+                <w:rFonts w:ascii="Times New Roman" w:hAnsi="Times New Roman" w:cs="Times New Roman"/>
+                <w:b/>
+                <w:bCs/>
+                <w:sz w:val="24"/>
+                <w:szCs w:val="24"/>
+              </w:rPr>
+              <w:t>Makmal</w:t>
+            </w:r>
+            <w:proofErr w:type="spellEnd"/>
           </w:p>
         </w:tc>
         <w:tc>
@@ -482,6 +1496,7 @@
                 <w:szCs w:val="24"/>
               </w:rPr>
             </w:pPr>
+            <w:proofErr w:type="spellStart"/>
             <w:r>
               <w:rPr>
                 <w:rFonts w:ascii="Times New Roman" w:hAnsi="Times New Roman" w:cs="Times New Roman"/>
@@ -490,17 +1505,9 @@
                 <w:sz w:val="24"/>
                 <w:szCs w:val="24"/>
               </w:rPr>
-              <w:t xml:space="preserve">&lt; </w:t>
-            </w:r>
-            <w:r>
-              <w:rPr>
-                <w:rFonts w:ascii="Times New Roman" w:hAnsi="Times New Roman" w:cs="Times New Roman"/>
-                <w:color w:val="FF0000"/>
-                <w:sz w:val="24"/>
-                <w:szCs w:val="24"/>
-              </w:rPr>
-              <w:t>Jelaskan peranan mereka</w:t>
-            </w:r>
+              <w:t>Merekod</w:t>
+            </w:r>
+            <w:proofErr w:type="spellEnd"/>
             <w:r>
               <w:rPr>
                 <w:rFonts w:ascii="Times New Roman" w:hAnsi="Times New Roman" w:cs="Times New Roman"/>
@@ -509,7 +1516,95 @@
                 <w:sz w:val="24"/>
                 <w:szCs w:val="24"/>
               </w:rPr>
-              <w:t>&gt;</w:t>
+              <w:t xml:space="preserve"> dan </w:t>
+            </w:r>
+            <w:proofErr w:type="spellStart"/>
+            <w:r>
+              <w:rPr>
+                <w:rFonts w:ascii="Times New Roman" w:hAnsi="Times New Roman" w:cs="Times New Roman"/>
+                <w:b/>
+                <w:bCs/>
+                <w:sz w:val="24"/>
+                <w:szCs w:val="24"/>
+              </w:rPr>
+              <w:t>mengemas</w:t>
+            </w:r>
+            <w:proofErr w:type="spellEnd"/>
+            <w:r>
+              <w:rPr>
+                <w:rFonts w:ascii="Times New Roman" w:hAnsi="Times New Roman" w:cs="Times New Roman"/>
+                <w:b/>
+                <w:bCs/>
+                <w:sz w:val="24"/>
+                <w:szCs w:val="24"/>
+              </w:rPr>
+              <w:t xml:space="preserve"> </w:t>
+            </w:r>
+            <w:proofErr w:type="spellStart"/>
+            <w:r>
+              <w:rPr>
+                <w:rFonts w:ascii="Times New Roman" w:hAnsi="Times New Roman" w:cs="Times New Roman"/>
+                <w:b/>
+                <w:bCs/>
+                <w:sz w:val="24"/>
+                <w:szCs w:val="24"/>
+              </w:rPr>
+              <w:t>kini</w:t>
+            </w:r>
+            <w:proofErr w:type="spellEnd"/>
+            <w:r>
+              <w:rPr>
+                <w:rFonts w:ascii="Times New Roman" w:hAnsi="Times New Roman" w:cs="Times New Roman"/>
+                <w:b/>
+                <w:bCs/>
+                <w:sz w:val="24"/>
+                <w:szCs w:val="24"/>
+              </w:rPr>
+              <w:t xml:space="preserve"> </w:t>
+            </w:r>
+            <w:proofErr w:type="spellStart"/>
+            <w:r>
+              <w:rPr>
+                <w:rFonts w:ascii="Times New Roman" w:hAnsi="Times New Roman" w:cs="Times New Roman"/>
+                <w:b/>
+                <w:bCs/>
+                <w:sz w:val="24"/>
+                <w:szCs w:val="24"/>
+              </w:rPr>
+              <w:t>stok</w:t>
+            </w:r>
+            <w:proofErr w:type="spellEnd"/>
+            <w:r>
+              <w:rPr>
+                <w:rFonts w:ascii="Times New Roman" w:hAnsi="Times New Roman" w:cs="Times New Roman"/>
+                <w:b/>
+                <w:bCs/>
+                <w:sz w:val="24"/>
+                <w:szCs w:val="24"/>
+              </w:rPr>
+              <w:t xml:space="preserve"> </w:t>
+            </w:r>
+            <w:proofErr w:type="spellStart"/>
+            <w:r>
+              <w:rPr>
+                <w:rFonts w:ascii="Times New Roman" w:hAnsi="Times New Roman" w:cs="Times New Roman"/>
+                <w:b/>
+                <w:bCs/>
+                <w:sz w:val="24"/>
+                <w:szCs w:val="24"/>
+              </w:rPr>
+              <w:t>inventori</w:t>
+            </w:r>
+            <w:proofErr w:type="spellEnd"/>
+            <w:r>
+              <w:rPr>
+                <w:rFonts w:ascii="Times New Roman" w:hAnsi="Times New Roman" w:cs="Times New Roman"/>
+                <w:b/>
+                <w:bCs/>
+                <w:sz w:val="24"/>
+                <w:szCs w:val="24"/>
+              </w:rPr>
+              <w:t>.</w:t>
             </w:r>
           </w:p>
         </w:tc>
@@ -544,6 +1639,40 @@
                 <w:szCs w:val="24"/>
               </w:rPr>
             </w:pPr>
+            <w:proofErr w:type="spellStart"/>
+            <w:r>
+              <w:rPr>
+                <w:rFonts w:ascii="Times New Roman" w:hAnsi="Times New Roman" w:cs="Times New Roman"/>
+                <w:b/>
+                <w:bCs/>
+                <w:sz w:val="24"/>
+                <w:szCs w:val="24"/>
+              </w:rPr>
+              <w:t>Pentadbir</w:t>
+            </w:r>
+            <w:proofErr w:type="spellEnd"/>
+            <w:r>
+              <w:rPr>
+                <w:rFonts w:ascii="Times New Roman" w:hAnsi="Times New Roman" w:cs="Times New Roman"/>
+                <w:b/>
+                <w:bCs/>
+                <w:sz w:val="24"/>
+                <w:szCs w:val="24"/>
+              </w:rPr>
+              <w:t xml:space="preserve"> </w:t>
+            </w:r>
+            <w:proofErr w:type="spellStart"/>
+            <w:r>
+              <w:rPr>
+                <w:rFonts w:ascii="Times New Roman" w:hAnsi="Times New Roman" w:cs="Times New Roman"/>
+                <w:b/>
+                <w:bCs/>
+                <w:sz w:val="24"/>
+                <w:szCs w:val="24"/>
+              </w:rPr>
+              <w:t>Sekolah</w:t>
+            </w:r>
+            <w:proofErr w:type="spellEnd"/>
           </w:p>
         </w:tc>
         <w:tc>
@@ -562,6 +1691,84 @@
                 <w:szCs w:val="24"/>
               </w:rPr>
             </w:pPr>
+            <w:proofErr w:type="spellStart"/>
+            <w:r>
+              <w:rPr>
+                <w:rFonts w:ascii="Times New Roman" w:hAnsi="Times New Roman" w:cs="Times New Roman"/>
+                <w:b/>
+                <w:bCs/>
+                <w:sz w:val="24"/>
+                <w:szCs w:val="24"/>
+              </w:rPr>
+              <w:t>Menyemak</w:t>
+            </w:r>
+            <w:proofErr w:type="spellEnd"/>
+            <w:r>
+              <w:rPr>
+                <w:rFonts w:ascii="Times New Roman" w:hAnsi="Times New Roman" w:cs="Times New Roman"/>
+                <w:b/>
+                <w:bCs/>
+                <w:sz w:val="24"/>
+                <w:szCs w:val="24"/>
+              </w:rPr>
+              <w:t xml:space="preserve"> </w:t>
+            </w:r>
+            <w:proofErr w:type="spellStart"/>
+            <w:r>
+              <w:rPr>
+                <w:rFonts w:ascii="Times New Roman" w:hAnsi="Times New Roman" w:cs="Times New Roman"/>
+                <w:b/>
+                <w:bCs/>
+                <w:sz w:val="24"/>
+                <w:szCs w:val="24"/>
+              </w:rPr>
+              <w:t>laporan</w:t>
+            </w:r>
+            <w:proofErr w:type="spellEnd"/>
+            <w:r>
+              <w:rPr>
+                <w:rFonts w:ascii="Times New Roman" w:hAnsi="Times New Roman" w:cs="Times New Roman"/>
+                <w:b/>
+                <w:bCs/>
+                <w:sz w:val="24"/>
+                <w:szCs w:val="24"/>
+              </w:rPr>
+              <w:t xml:space="preserve"> dan </w:t>
+            </w:r>
+            <w:proofErr w:type="spellStart"/>
+            <w:r>
+              <w:rPr>
+                <w:rFonts w:ascii="Times New Roman" w:hAnsi="Times New Roman" w:cs="Times New Roman"/>
+                <w:b/>
+                <w:bCs/>
+                <w:sz w:val="24"/>
+                <w:szCs w:val="24"/>
+              </w:rPr>
+              <w:t>menyelia</w:t>
+            </w:r>
+            <w:proofErr w:type="spellEnd"/>
+            <w:r>
+              <w:rPr>
+                <w:rFonts w:ascii="Times New Roman" w:hAnsi="Times New Roman" w:cs="Times New Roman"/>
+                <w:b/>
+                <w:bCs/>
+                <w:sz w:val="24"/>
+                <w:szCs w:val="24"/>
+              </w:rPr>
+              <w:t xml:space="preserve"> data </w:t>
+            </w:r>
+            <w:proofErr w:type="spellStart"/>
+            <w:r>
+              <w:rPr>
+                <w:rFonts w:ascii="Times New Roman" w:hAnsi="Times New Roman" w:cs="Times New Roman"/>
+                <w:b/>
+                <w:bCs/>
+                <w:sz w:val="24"/>
+                <w:szCs w:val="24"/>
+              </w:rPr>
+              <w:t>inventori</w:t>
+            </w:r>
+            <w:proofErr w:type="spellEnd"/>
           </w:p>
         </w:tc>
       </w:tr>
@@ -595,6 +1802,18 @@
                 <w:szCs w:val="24"/>
               </w:rPr>
             </w:pPr>
+            <w:proofErr w:type="spellStart"/>
+            <w:r>
+              <w:rPr>
+                <w:rFonts w:ascii="Times New Roman" w:hAnsi="Times New Roman" w:cs="Times New Roman"/>
+                <w:b/>
+                <w:bCs/>
+                <w:sz w:val="24"/>
+                <w:szCs w:val="24"/>
+              </w:rPr>
+              <w:t>Pembekal</w:t>
+            </w:r>
+            <w:proofErr w:type="spellEnd"/>
           </w:p>
         </w:tc>
         <w:tc>
@@ -613,6 +1832,128 @@
                 <w:szCs w:val="24"/>
               </w:rPr>
             </w:pPr>
+            <w:proofErr w:type="spellStart"/>
+            <w:r>
+              <w:rPr>
+                <w:rFonts w:ascii="Times New Roman" w:hAnsi="Times New Roman" w:cs="Times New Roman"/>
+                <w:b/>
+                <w:bCs/>
+                <w:sz w:val="24"/>
+                <w:szCs w:val="24"/>
+              </w:rPr>
+              <w:t>Menyalurkan</w:t>
+            </w:r>
+            <w:proofErr w:type="spellEnd"/>
+            <w:r>
+              <w:rPr>
+                <w:rFonts w:ascii="Times New Roman" w:hAnsi="Times New Roman" w:cs="Times New Roman"/>
+                <w:b/>
+                <w:bCs/>
+                <w:sz w:val="24"/>
+                <w:szCs w:val="24"/>
+              </w:rPr>
+              <w:t xml:space="preserve"> </w:t>
+            </w:r>
+            <w:proofErr w:type="spellStart"/>
+            <w:r>
+              <w:rPr>
+                <w:rFonts w:ascii="Times New Roman" w:hAnsi="Times New Roman" w:cs="Times New Roman"/>
+                <w:b/>
+                <w:bCs/>
+                <w:sz w:val="24"/>
+                <w:szCs w:val="24"/>
+              </w:rPr>
+              <w:t>maklumat</w:t>
+            </w:r>
+            <w:proofErr w:type="spellEnd"/>
+            <w:r>
+              <w:rPr>
+                <w:rFonts w:ascii="Times New Roman" w:hAnsi="Times New Roman" w:cs="Times New Roman"/>
+                <w:b/>
+                <w:bCs/>
+                <w:sz w:val="24"/>
+                <w:szCs w:val="24"/>
+              </w:rPr>
+              <w:t xml:space="preserve"> </w:t>
+            </w:r>
+            <w:proofErr w:type="spellStart"/>
+            <w:r>
+              <w:rPr>
+                <w:rFonts w:ascii="Times New Roman" w:hAnsi="Times New Roman" w:cs="Times New Roman"/>
+                <w:b/>
+                <w:bCs/>
+                <w:sz w:val="24"/>
+                <w:szCs w:val="24"/>
+              </w:rPr>
+              <w:t>penghantaran</w:t>
+            </w:r>
+            <w:proofErr w:type="spellEnd"/>
+            <w:r>
+              <w:rPr>
+                <w:rFonts w:ascii="Times New Roman" w:hAnsi="Times New Roman" w:cs="Times New Roman"/>
+                <w:b/>
+                <w:bCs/>
+                <w:sz w:val="24"/>
+                <w:szCs w:val="24"/>
+              </w:rPr>
+              <w:t xml:space="preserve"> dan </w:t>
+            </w:r>
+            <w:proofErr w:type="spellStart"/>
+            <w:r>
+              <w:rPr>
+                <w:rFonts w:ascii="Times New Roman" w:hAnsi="Times New Roman" w:cs="Times New Roman"/>
+                <w:b/>
+                <w:bCs/>
+                <w:sz w:val="24"/>
+                <w:szCs w:val="24"/>
+              </w:rPr>
+              <w:t>penerimaan</w:t>
+            </w:r>
+            <w:proofErr w:type="spellEnd"/>
+            <w:r>
+              <w:rPr>
+                <w:rFonts w:ascii="Times New Roman" w:hAnsi="Times New Roman" w:cs="Times New Roman"/>
+                <w:b/>
+                <w:bCs/>
+                <w:sz w:val="24"/>
+                <w:szCs w:val="24"/>
+              </w:rPr>
+              <w:t xml:space="preserve"> </w:t>
+            </w:r>
+            <w:proofErr w:type="spellStart"/>
+            <w:r>
+              <w:rPr>
+                <w:rFonts w:ascii="Times New Roman" w:hAnsi="Times New Roman" w:cs="Times New Roman"/>
+                <w:b/>
+                <w:bCs/>
+                <w:sz w:val="24"/>
+                <w:szCs w:val="24"/>
+              </w:rPr>
+              <w:t>stok</w:t>
+            </w:r>
+            <w:proofErr w:type="spellEnd"/>
+            <w:r>
+              <w:rPr>
+                <w:rFonts w:ascii="Times New Roman" w:hAnsi="Times New Roman" w:cs="Times New Roman"/>
+                <w:b/>
+                <w:bCs/>
+                <w:sz w:val="24"/>
+                <w:szCs w:val="24"/>
+              </w:rPr>
+              <w:t xml:space="preserve"> </w:t>
+            </w:r>
+            <w:proofErr w:type="spellStart"/>
+            <w:r>
+              <w:rPr>
+                <w:rFonts w:ascii="Times New Roman" w:hAnsi="Times New Roman" w:cs="Times New Roman"/>
+                <w:b/>
+                <w:bCs/>
+                <w:sz w:val="24"/>
+                <w:szCs w:val="24"/>
+              </w:rPr>
+              <w:t>baharu</w:t>
+            </w:r>
+            <w:proofErr w:type="spellEnd"/>
           </w:p>
         </w:tc>
       </w:tr>
@@ -664,13 +2005,41 @@
           <w:szCs w:val="24"/>
         </w:rPr>
       </w:pPr>
+      <w:proofErr w:type="spellStart"/>
       <w:r>
         <w:rPr>
           <w:rFonts w:ascii="Times New Roman" w:hAnsi="Times New Roman" w:cs="Times New Roman"/>
           <w:sz w:val="24"/>
           <w:szCs w:val="24"/>
         </w:rPr>
-        <w:t>Arahan: Tandakan (</w:t>
+        <w:t>Arahan</w:t>
+      </w:r>
+      <w:proofErr w:type="spellEnd"/>
+      <w:r>
+        <w:rPr>
+          <w:rFonts w:ascii="Times New Roman" w:hAnsi="Times New Roman" w:cs="Times New Roman"/>
+          <w:sz w:val="24"/>
+          <w:szCs w:val="24"/>
+        </w:rPr>
+        <w:t xml:space="preserve">: </w:t>
+      </w:r>
+      <w:proofErr w:type="spellStart"/>
+      <w:r>
+        <w:rPr>
+          <w:rFonts w:ascii="Times New Roman" w:hAnsi="Times New Roman" w:cs="Times New Roman"/>
+          <w:sz w:val="24"/>
+          <w:szCs w:val="24"/>
+        </w:rPr>
+        <w:t>Tandakan</w:t>
+      </w:r>
+      <w:proofErr w:type="spellEnd"/>
+      <w:r>
+        <w:rPr>
+          <w:rFonts w:ascii="Times New Roman" w:hAnsi="Times New Roman" w:cs="Times New Roman"/>
+          <w:sz w:val="24"/>
+          <w:szCs w:val="24"/>
+        </w:rPr>
+        <w:t xml:space="preserve"> (</w:t>
       </w:r>
       <w:r>
         <w:rPr>
@@ -686,7 +2055,187 @@
           <w:sz w:val="24"/>
           <w:szCs w:val="24"/>
         </w:rPr>
-        <w:t>) pada ruangan "Ya" atau "Tidak" berdasarkan semakan terhadap setiap rajah UML yang telah dibina.</w:t>
+        <w:t xml:space="preserve">) pada </w:t>
+      </w:r>
+      <w:proofErr w:type="spellStart"/>
+      <w:r>
+        <w:rPr>
+          <w:rFonts w:ascii="Times New Roman" w:hAnsi="Times New Roman" w:cs="Times New Roman"/>
+          <w:sz w:val="24"/>
+          <w:szCs w:val="24"/>
+        </w:rPr>
+        <w:t>ruangan</w:t>
+      </w:r>
+      <w:proofErr w:type="spellEnd"/>
+      <w:r>
+        <w:rPr>
+          <w:rFonts w:ascii="Times New Roman" w:hAnsi="Times New Roman" w:cs="Times New Roman"/>
+          <w:sz w:val="24"/>
+          <w:szCs w:val="24"/>
+        </w:rPr>
+        <w:t xml:space="preserve"> "</w:t>
+      </w:r>
+      <w:proofErr w:type="spellStart"/>
+      <w:r>
+        <w:rPr>
+          <w:rFonts w:ascii="Times New Roman" w:hAnsi="Times New Roman" w:cs="Times New Roman"/>
+          <w:sz w:val="24"/>
+          <w:szCs w:val="24"/>
+        </w:rPr>
+        <w:t>Ya</w:t>
+      </w:r>
+      <w:proofErr w:type="spellEnd"/>
+      <w:r>
+        <w:rPr>
+          <w:rFonts w:ascii="Times New Roman" w:hAnsi="Times New Roman" w:cs="Times New Roman"/>
+          <w:sz w:val="24"/>
+          <w:szCs w:val="24"/>
+        </w:rPr>
+        <w:t xml:space="preserve">" </w:t>
+      </w:r>
+      <w:proofErr w:type="spellStart"/>
+      <w:r>
+        <w:rPr>
+          <w:rFonts w:ascii="Times New Roman" w:hAnsi="Times New Roman" w:cs="Times New Roman"/>
+          <w:sz w:val="24"/>
+          <w:szCs w:val="24"/>
+        </w:rPr>
+        <w:t>atau</w:t>
+      </w:r>
+      <w:proofErr w:type="spellEnd"/>
+      <w:r>
+        <w:rPr>
+          <w:rFonts w:ascii="Times New Roman" w:hAnsi="Times New Roman" w:cs="Times New Roman"/>
+          <w:sz w:val="24"/>
+          <w:szCs w:val="24"/>
+        </w:rPr>
+        <w:t xml:space="preserve"> "</w:t>
+      </w:r>
+      <w:proofErr w:type="spellStart"/>
+      <w:r>
+        <w:rPr>
+          <w:rFonts w:ascii="Times New Roman" w:hAnsi="Times New Roman" w:cs="Times New Roman"/>
+          <w:sz w:val="24"/>
+          <w:szCs w:val="24"/>
+        </w:rPr>
+        <w:t>Tidak</w:t>
+      </w:r>
+      <w:proofErr w:type="spellEnd"/>
+      <w:r>
+        <w:rPr>
+          <w:rFonts w:ascii="Times New Roman" w:hAnsi="Times New Roman" w:cs="Times New Roman"/>
+          <w:sz w:val="24"/>
+          <w:szCs w:val="24"/>
+        </w:rPr>
+        <w:t xml:space="preserve">" </w:t>
+      </w:r>
+      <w:proofErr w:type="spellStart"/>
+      <w:r>
+        <w:rPr>
+          <w:rFonts w:ascii="Times New Roman" w:hAnsi="Times New Roman" w:cs="Times New Roman"/>
+          <w:sz w:val="24"/>
+          <w:szCs w:val="24"/>
+        </w:rPr>
+        <w:t>berdasarkan</w:t>
+      </w:r>
+      <w:proofErr w:type="spellEnd"/>
+      <w:r>
+        <w:rPr>
+          <w:rFonts w:ascii="Times New Roman" w:hAnsi="Times New Roman" w:cs="Times New Roman"/>
+          <w:sz w:val="24"/>
+          <w:szCs w:val="24"/>
+        </w:rPr>
+        <w:t xml:space="preserve"> </w:t>
+      </w:r>
+      <w:proofErr w:type="spellStart"/>
+      <w:r>
+        <w:rPr>
+          <w:rFonts w:ascii="Times New Roman" w:hAnsi="Times New Roman" w:cs="Times New Roman"/>
+          <w:sz w:val="24"/>
+          <w:szCs w:val="24"/>
+        </w:rPr>
+        <w:t>semakan</w:t>
+      </w:r>
+      <w:proofErr w:type="spellEnd"/>
+      <w:r>
+        <w:rPr>
+          <w:rFonts w:ascii="Times New Roman" w:hAnsi="Times New Roman" w:cs="Times New Roman"/>
+          <w:sz w:val="24"/>
+          <w:szCs w:val="24"/>
+        </w:rPr>
+        <w:t xml:space="preserve"> </w:t>
+      </w:r>
+      <w:proofErr w:type="spellStart"/>
+      <w:r>
+        <w:rPr>
+          <w:rFonts w:ascii="Times New Roman" w:hAnsi="Times New Roman" w:cs="Times New Roman"/>
+          <w:sz w:val="24"/>
+          <w:szCs w:val="24"/>
+        </w:rPr>
+        <w:t>terhadap</w:t>
+      </w:r>
+      <w:proofErr w:type="spellEnd"/>
+      <w:r>
+        <w:rPr>
+          <w:rFonts w:ascii="Times New Roman" w:hAnsi="Times New Roman" w:cs="Times New Roman"/>
+          <w:sz w:val="24"/>
+          <w:szCs w:val="24"/>
+        </w:rPr>
+        <w:t xml:space="preserve"> </w:t>
+      </w:r>
+      <w:proofErr w:type="spellStart"/>
+      <w:r>
+        <w:rPr>
+          <w:rFonts w:ascii="Times New Roman" w:hAnsi="Times New Roman" w:cs="Times New Roman"/>
+          <w:sz w:val="24"/>
+          <w:szCs w:val="24"/>
+        </w:rPr>
+        <w:t>setiap</w:t>
+      </w:r>
+      <w:proofErr w:type="spellEnd"/>
+      <w:r>
+        <w:rPr>
+          <w:rFonts w:ascii="Times New Roman" w:hAnsi="Times New Roman" w:cs="Times New Roman"/>
+          <w:sz w:val="24"/>
+          <w:szCs w:val="24"/>
+        </w:rPr>
+        <w:t xml:space="preserve"> rajah UML yang </w:t>
+      </w:r>
+      <w:proofErr w:type="spellStart"/>
+      <w:r>
+        <w:rPr>
+          <w:rFonts w:ascii="Times New Roman" w:hAnsi="Times New Roman" w:cs="Times New Roman"/>
+          <w:sz w:val="24"/>
+          <w:szCs w:val="24"/>
+        </w:rPr>
+        <w:t>telah</w:t>
+      </w:r>
+      <w:proofErr w:type="spellEnd"/>
+      <w:r>
+        <w:rPr>
+          <w:rFonts w:ascii="Times New Roman" w:hAnsi="Times New Roman" w:cs="Times New Roman"/>
+          <w:sz w:val="24"/>
+          <w:szCs w:val="24"/>
+        </w:rPr>
+        <w:t xml:space="preserve"> </w:t>
+      </w:r>
+      <w:proofErr w:type="spellStart"/>
+      <w:r>
+        <w:rPr>
+          <w:rFonts w:ascii="Times New Roman" w:hAnsi="Times New Roman" w:cs="Times New Roman"/>
+          <w:sz w:val="24"/>
+          <w:szCs w:val="24"/>
+        </w:rPr>
+        <w:t>dibina</w:t>
+      </w:r>
+      <w:proofErr w:type="spellEnd"/>
+      <w:r>
+        <w:rPr>
+          <w:rFonts w:ascii="Times New Roman" w:hAnsi="Times New Roman" w:cs="Times New Roman"/>
+          <w:sz w:val="24"/>
+          <w:szCs w:val="24"/>
+        </w:rPr>
+        <w:t>.</w:t>
       </w:r>
     </w:p>
     <w:tbl>
@@ -719,6 +2268,7 @@
                 <w:szCs w:val="24"/>
               </w:rPr>
             </w:pPr>
+            <w:proofErr w:type="spellStart"/>
             <w:r>
               <w:rPr>
                 <w:rFonts w:ascii="Times New Roman" w:hAnsi="Times New Roman" w:cs="Times New Roman"/>
@@ -729,6 +2279,7 @@
               </w:rPr>
               <w:t>Bil</w:t>
             </w:r>
+            <w:proofErr w:type="spellEnd"/>
           </w:p>
         </w:tc>
         <w:tc>
@@ -747,6 +2298,7 @@
                 <w:szCs w:val="24"/>
               </w:rPr>
             </w:pPr>
+            <w:proofErr w:type="spellStart"/>
             <w:r>
               <w:rPr>
                 <w:rFonts w:ascii="Times New Roman" w:hAnsi="Times New Roman" w:cs="Times New Roman"/>
@@ -755,8 +2307,31 @@
                 <w:sz w:val="24"/>
                 <w:szCs w:val="24"/>
               </w:rPr>
-              <w:t>Kriteria Semakan</w:t>
-            </w:r>
+              <w:t>Kriteria</w:t>
+            </w:r>
+            <w:proofErr w:type="spellEnd"/>
+            <w:r>
+              <w:rPr>
+                <w:rFonts w:ascii="Times New Roman" w:hAnsi="Times New Roman" w:cs="Times New Roman"/>
+                <w:b/>
+                <w:bCs/>
+                <w:sz w:val="24"/>
+                <w:szCs w:val="24"/>
+              </w:rPr>
+              <w:t xml:space="preserve"> </w:t>
+            </w:r>
+            <w:proofErr w:type="spellStart"/>
+            <w:r>
+              <w:rPr>
+                <w:rFonts w:ascii="Times New Roman" w:hAnsi="Times New Roman" w:cs="Times New Roman"/>
+                <w:b/>
+                <w:bCs/>
+                <w:sz w:val="24"/>
+                <w:szCs w:val="24"/>
+              </w:rPr>
+              <w:t>Semakan</w:t>
+            </w:r>
+            <w:proofErr w:type="spellEnd"/>
           </w:p>
         </w:tc>
         <w:tc>
@@ -775,6 +2350,7 @@
                 <w:szCs w:val="24"/>
               </w:rPr>
             </w:pPr>
+            <w:proofErr w:type="spellStart"/>
             <w:r>
               <w:rPr>
                 <w:rFonts w:ascii="Times New Roman" w:hAnsi="Times New Roman" w:cs="Times New Roman"/>
@@ -785,6 +2361,7 @@
               </w:rPr>
               <w:t>Ya</w:t>
             </w:r>
+            <w:proofErr w:type="spellEnd"/>
           </w:p>
         </w:tc>
         <w:tc>
@@ -803,6 +2380,7 @@
                 <w:szCs w:val="24"/>
               </w:rPr>
             </w:pPr>
+            <w:proofErr w:type="spellStart"/>
             <w:r>
               <w:rPr>
                 <w:rFonts w:ascii="Times New Roman" w:hAnsi="Times New Roman" w:cs="Times New Roman"/>
@@ -813,6 +2391,7 @@
               </w:rPr>
               <w:t>Tidak</w:t>
             </w:r>
+            <w:proofErr w:type="spellEnd"/>
           </w:p>
           <w:p>
             <w:pPr>
@@ -863,14 +2442,124 @@
                 <w:szCs w:val="24"/>
               </w:rPr>
             </w:pPr>
-            <w:r>
-              <w:rPr>
-                <w:rFonts w:ascii="Times New Roman" w:hAnsi="Times New Roman" w:cs="Times New Roman"/>
-                <w:sz w:val="24"/>
-                <w:szCs w:val="24"/>
-              </w:rPr>
-              <w:t>Semua Aktor (Pelakon) telah dikenal pasti dan diwakili</w:t>
-            </w:r>
+            <w:proofErr w:type="spellStart"/>
+            <w:r>
+              <w:rPr>
+                <w:rFonts w:ascii="Times New Roman" w:hAnsi="Times New Roman" w:cs="Times New Roman"/>
+                <w:sz w:val="24"/>
+                <w:szCs w:val="24"/>
+              </w:rPr>
+              <w:t>Semua</w:t>
+            </w:r>
+            <w:proofErr w:type="spellEnd"/>
+            <w:r>
+              <w:rPr>
+                <w:rFonts w:ascii="Times New Roman" w:hAnsi="Times New Roman" w:cs="Times New Roman"/>
+                <w:sz w:val="24"/>
+                <w:szCs w:val="24"/>
+              </w:rPr>
+              <w:t xml:space="preserve"> </w:t>
+            </w:r>
+            <w:proofErr w:type="spellStart"/>
+            <w:r>
+              <w:rPr>
+                <w:rFonts w:ascii="Times New Roman" w:hAnsi="Times New Roman" w:cs="Times New Roman"/>
+                <w:sz w:val="24"/>
+                <w:szCs w:val="24"/>
+              </w:rPr>
+              <w:t>Aktor</w:t>
+            </w:r>
+            <w:proofErr w:type="spellEnd"/>
+            <w:r>
+              <w:rPr>
+                <w:rFonts w:ascii="Times New Roman" w:hAnsi="Times New Roman" w:cs="Times New Roman"/>
+                <w:sz w:val="24"/>
+                <w:szCs w:val="24"/>
+              </w:rPr>
+              <w:t xml:space="preserve"> (</w:t>
+            </w:r>
+            <w:proofErr w:type="spellStart"/>
+            <w:r>
+              <w:rPr>
+                <w:rFonts w:ascii="Times New Roman" w:hAnsi="Times New Roman" w:cs="Times New Roman"/>
+                <w:sz w:val="24"/>
+                <w:szCs w:val="24"/>
+              </w:rPr>
+              <w:t>Pelakon</w:t>
+            </w:r>
+            <w:proofErr w:type="spellEnd"/>
+            <w:r>
+              <w:rPr>
+                <w:rFonts w:ascii="Times New Roman" w:hAnsi="Times New Roman" w:cs="Times New Roman"/>
+                <w:sz w:val="24"/>
+                <w:szCs w:val="24"/>
+              </w:rPr>
+              <w:t xml:space="preserve">) </w:t>
+            </w:r>
+            <w:proofErr w:type="spellStart"/>
+            <w:r>
+              <w:rPr>
+                <w:rFonts w:ascii="Times New Roman" w:hAnsi="Times New Roman" w:cs="Times New Roman"/>
+                <w:sz w:val="24"/>
+                <w:szCs w:val="24"/>
+              </w:rPr>
+              <w:t>telah</w:t>
+            </w:r>
+            <w:proofErr w:type="spellEnd"/>
+            <w:r>
+              <w:rPr>
+                <w:rFonts w:ascii="Times New Roman" w:hAnsi="Times New Roman" w:cs="Times New Roman"/>
+                <w:sz w:val="24"/>
+                <w:szCs w:val="24"/>
+              </w:rPr>
+              <w:t xml:space="preserve"> </w:t>
+            </w:r>
+            <w:proofErr w:type="spellStart"/>
+            <w:r>
+              <w:rPr>
+                <w:rFonts w:ascii="Times New Roman" w:hAnsi="Times New Roman" w:cs="Times New Roman"/>
+                <w:sz w:val="24"/>
+                <w:szCs w:val="24"/>
+              </w:rPr>
+              <w:t>dikenal</w:t>
+            </w:r>
+            <w:proofErr w:type="spellEnd"/>
+            <w:r>
+              <w:rPr>
+                <w:rFonts w:ascii="Times New Roman" w:hAnsi="Times New Roman" w:cs="Times New Roman"/>
+                <w:sz w:val="24"/>
+                <w:szCs w:val="24"/>
+              </w:rPr>
+              <w:t xml:space="preserve"> </w:t>
+            </w:r>
+            <w:proofErr w:type="spellStart"/>
+            <w:r>
+              <w:rPr>
+                <w:rFonts w:ascii="Times New Roman" w:hAnsi="Times New Roman" w:cs="Times New Roman"/>
+                <w:sz w:val="24"/>
+                <w:szCs w:val="24"/>
+              </w:rPr>
+              <w:t>pasti</w:t>
+            </w:r>
+            <w:proofErr w:type="spellEnd"/>
+            <w:r>
+              <w:rPr>
+                <w:rFonts w:ascii="Times New Roman" w:hAnsi="Times New Roman" w:cs="Times New Roman"/>
+                <w:sz w:val="24"/>
+                <w:szCs w:val="24"/>
+              </w:rPr>
+              <w:t xml:space="preserve"> dan </w:t>
+            </w:r>
+            <w:proofErr w:type="spellStart"/>
+            <w:r>
+              <w:rPr>
+                <w:rFonts w:ascii="Times New Roman" w:hAnsi="Times New Roman" w:cs="Times New Roman"/>
+                <w:sz w:val="24"/>
+                <w:szCs w:val="24"/>
+              </w:rPr>
+              <w:t>diwakili</w:t>
+            </w:r>
+            <w:proofErr w:type="spellEnd"/>
           </w:p>
           <w:p>
             <w:pPr>
@@ -901,6 +2590,24 @@
                 <w:szCs w:val="24"/>
               </w:rPr>
               <w:t xml:space="preserve">  </w:t>
+            </w:r>
+          </w:p>
+          <w:p>
+            <w:pPr>
+              <w:jc w:val="center"/>
+              <w:rPr>
+                <w:rFonts w:ascii="Times New Roman" w:hAnsi="Times New Roman" w:cs="Times New Roman"/>
+                <w:sz w:val="24"/>
+                <w:szCs w:val="24"/>
+              </w:rPr>
+            </w:pPr>
+            <w:r>
+              <w:rPr>
+                <w:rFonts w:ascii="Times New Roman" w:hAnsi="Times New Roman" w:cs="Times New Roman"/>
+                <w:sz w:val="24"/>
+                <w:szCs w:val="24"/>
+              </w:rPr>
+              <w:t>/</w:t>
             </w:r>
           </w:p>
         </w:tc>
@@ -954,14 +2661,70 @@
                 <w:szCs w:val="24"/>
               </w:rPr>
             </w:pPr>
-            <w:r>
-              <w:rPr>
-                <w:rFonts w:ascii="Times New Roman" w:hAnsi="Times New Roman" w:cs="Times New Roman"/>
-                <w:sz w:val="24"/>
-                <w:szCs w:val="24"/>
-              </w:rPr>
-              <w:t>Semua Fungsi Utama (Use Case) telah diwakili</w:t>
-            </w:r>
+            <w:proofErr w:type="spellStart"/>
+            <w:r>
+              <w:rPr>
+                <w:rFonts w:ascii="Times New Roman" w:hAnsi="Times New Roman" w:cs="Times New Roman"/>
+                <w:sz w:val="24"/>
+                <w:szCs w:val="24"/>
+              </w:rPr>
+              <w:t>Semua</w:t>
+            </w:r>
+            <w:proofErr w:type="spellEnd"/>
+            <w:r>
+              <w:rPr>
+                <w:rFonts w:ascii="Times New Roman" w:hAnsi="Times New Roman" w:cs="Times New Roman"/>
+                <w:sz w:val="24"/>
+                <w:szCs w:val="24"/>
+              </w:rPr>
+              <w:t xml:space="preserve"> </w:t>
+            </w:r>
+            <w:proofErr w:type="spellStart"/>
+            <w:r>
+              <w:rPr>
+                <w:rFonts w:ascii="Times New Roman" w:hAnsi="Times New Roman" w:cs="Times New Roman"/>
+                <w:sz w:val="24"/>
+                <w:szCs w:val="24"/>
+              </w:rPr>
+              <w:t>Fungsi</w:t>
+            </w:r>
+            <w:proofErr w:type="spellEnd"/>
+            <w:r>
+              <w:rPr>
+                <w:rFonts w:ascii="Times New Roman" w:hAnsi="Times New Roman" w:cs="Times New Roman"/>
+                <w:sz w:val="24"/>
+                <w:szCs w:val="24"/>
+              </w:rPr>
+              <w:t xml:space="preserve"> Utama (Use Case) </w:t>
+            </w:r>
+            <w:proofErr w:type="spellStart"/>
+            <w:r>
+              <w:rPr>
+                <w:rFonts w:ascii="Times New Roman" w:hAnsi="Times New Roman" w:cs="Times New Roman"/>
+                <w:sz w:val="24"/>
+                <w:szCs w:val="24"/>
+              </w:rPr>
+              <w:t>telah</w:t>
+            </w:r>
+            <w:proofErr w:type="spellEnd"/>
+            <w:r>
+              <w:rPr>
+                <w:rFonts w:ascii="Times New Roman" w:hAnsi="Times New Roman" w:cs="Times New Roman"/>
+                <w:sz w:val="24"/>
+                <w:szCs w:val="24"/>
+              </w:rPr>
+              <w:t xml:space="preserve"> </w:t>
+            </w:r>
+            <w:proofErr w:type="spellStart"/>
+            <w:r>
+              <w:rPr>
+                <w:rFonts w:ascii="Times New Roman" w:hAnsi="Times New Roman" w:cs="Times New Roman"/>
+                <w:sz w:val="24"/>
+                <w:szCs w:val="24"/>
+              </w:rPr>
+              <w:t>diwakili</w:t>
+            </w:r>
+            <w:proofErr w:type="spellEnd"/>
           </w:p>
           <w:p>
             <w:pPr>
@@ -979,12 +2742,21 @@
           </w:tcPr>
           <w:p>
             <w:pPr>
+              <w:jc w:val="center"/>
               <w:rPr>
                 <w:rFonts w:ascii="Times New Roman" w:hAnsi="Times New Roman" w:cs="Times New Roman"/>
                 <w:sz w:val="24"/>
                 <w:szCs w:val="24"/>
               </w:rPr>
             </w:pPr>
+            <w:r>
+              <w:rPr>
+                <w:rFonts w:ascii="Times New Roman" w:hAnsi="Times New Roman" w:cs="Times New Roman"/>
+                <w:sz w:val="24"/>
+                <w:szCs w:val="24"/>
+              </w:rPr>
+              <w:t>/</w:t>
+            </w:r>
           </w:p>
         </w:tc>
         <w:tc>
@@ -1037,13 +2809,113 @@
                 <w:szCs w:val="24"/>
               </w:rPr>
             </w:pPr>
-            <w:r>
-              <w:rPr>
-                <w:rFonts w:ascii="Times New Roman" w:hAnsi="Times New Roman" w:cs="Times New Roman"/>
-                <w:sz w:val="24"/>
-                <w:szCs w:val="24"/>
-              </w:rPr>
-              <w:t>Terdapat Sempadan Sistem (System Boundary) yang jelas merangkumi semua Use Case</w:t>
+            <w:proofErr w:type="spellStart"/>
+            <w:r>
+              <w:rPr>
+                <w:rFonts w:ascii="Times New Roman" w:hAnsi="Times New Roman" w:cs="Times New Roman"/>
+                <w:sz w:val="24"/>
+                <w:szCs w:val="24"/>
+              </w:rPr>
+              <w:t>Terdapat</w:t>
+            </w:r>
+            <w:proofErr w:type="spellEnd"/>
+            <w:r>
+              <w:rPr>
+                <w:rFonts w:ascii="Times New Roman" w:hAnsi="Times New Roman" w:cs="Times New Roman"/>
+                <w:sz w:val="24"/>
+                <w:szCs w:val="24"/>
+              </w:rPr>
+              <w:t xml:space="preserve"> </w:t>
+            </w:r>
+            <w:proofErr w:type="spellStart"/>
+            <w:r>
+              <w:rPr>
+                <w:rFonts w:ascii="Times New Roman" w:hAnsi="Times New Roman" w:cs="Times New Roman"/>
+                <w:sz w:val="24"/>
+                <w:szCs w:val="24"/>
+              </w:rPr>
+              <w:t>Sempadan</w:t>
+            </w:r>
+            <w:proofErr w:type="spellEnd"/>
+            <w:r>
+              <w:rPr>
+                <w:rFonts w:ascii="Times New Roman" w:hAnsi="Times New Roman" w:cs="Times New Roman"/>
+                <w:sz w:val="24"/>
+                <w:szCs w:val="24"/>
+              </w:rPr>
+              <w:t xml:space="preserve"> </w:t>
+            </w:r>
+            <w:proofErr w:type="spellStart"/>
+            <w:r>
+              <w:rPr>
+                <w:rFonts w:ascii="Times New Roman" w:hAnsi="Times New Roman" w:cs="Times New Roman"/>
+                <w:sz w:val="24"/>
+                <w:szCs w:val="24"/>
+              </w:rPr>
+              <w:t>Sistem</w:t>
+            </w:r>
+            <w:proofErr w:type="spellEnd"/>
+            <w:r>
+              <w:rPr>
+                <w:rFonts w:ascii="Times New Roman" w:hAnsi="Times New Roman" w:cs="Times New Roman"/>
+                <w:sz w:val="24"/>
+                <w:szCs w:val="24"/>
+              </w:rPr>
+              <w:t xml:space="preserve"> (System Boundary) yang </w:t>
+            </w:r>
+            <w:proofErr w:type="spellStart"/>
+            <w:r>
+              <w:rPr>
+                <w:rFonts w:ascii="Times New Roman" w:hAnsi="Times New Roman" w:cs="Times New Roman"/>
+                <w:sz w:val="24"/>
+                <w:szCs w:val="24"/>
+              </w:rPr>
+              <w:t>jelas</w:t>
+            </w:r>
+            <w:proofErr w:type="spellEnd"/>
+            <w:r>
+              <w:rPr>
+                <w:rFonts w:ascii="Times New Roman" w:hAnsi="Times New Roman" w:cs="Times New Roman"/>
+                <w:sz w:val="24"/>
+                <w:szCs w:val="24"/>
+              </w:rPr>
+              <w:t xml:space="preserve"> </w:t>
+            </w:r>
+            <w:proofErr w:type="spellStart"/>
+            <w:r>
+              <w:rPr>
+                <w:rFonts w:ascii="Times New Roman" w:hAnsi="Times New Roman" w:cs="Times New Roman"/>
+                <w:sz w:val="24"/>
+                <w:szCs w:val="24"/>
+              </w:rPr>
+              <w:t>merangkumi</w:t>
+            </w:r>
+            <w:proofErr w:type="spellEnd"/>
+            <w:r>
+              <w:rPr>
+                <w:rFonts w:ascii="Times New Roman" w:hAnsi="Times New Roman" w:cs="Times New Roman"/>
+                <w:sz w:val="24"/>
+                <w:szCs w:val="24"/>
+              </w:rPr>
+              <w:t xml:space="preserve"> </w:t>
+            </w:r>
+            <w:proofErr w:type="spellStart"/>
+            <w:r>
+              <w:rPr>
+                <w:rFonts w:ascii="Times New Roman" w:hAnsi="Times New Roman" w:cs="Times New Roman"/>
+                <w:sz w:val="24"/>
+                <w:szCs w:val="24"/>
+              </w:rPr>
+              <w:t>semua</w:t>
+            </w:r>
+            <w:proofErr w:type="spellEnd"/>
+            <w:r>
+              <w:rPr>
+                <w:rFonts w:ascii="Times New Roman" w:hAnsi="Times New Roman" w:cs="Times New Roman"/>
+                <w:sz w:val="24"/>
+                <w:szCs w:val="24"/>
+              </w:rPr>
+              <w:t xml:space="preserve"> Use Case</w:t>
             </w:r>
           </w:p>
           <w:p>
@@ -1068,6 +2940,24 @@
                 <w:szCs w:val="24"/>
               </w:rPr>
             </w:pPr>
+          </w:p>
+          <w:p>
+            <w:pPr>
+              <w:jc w:val="center"/>
+              <w:rPr>
+                <w:rFonts w:ascii="Times New Roman" w:hAnsi="Times New Roman" w:cs="Times New Roman"/>
+                <w:sz w:val="24"/>
+                <w:szCs w:val="24"/>
+              </w:rPr>
+            </w:pPr>
+            <w:r>
+              <w:rPr>
+                <w:rFonts w:ascii="Times New Roman" w:hAnsi="Times New Roman" w:cs="Times New Roman"/>
+                <w:sz w:val="24"/>
+                <w:szCs w:val="24"/>
+              </w:rPr>
+              <w:t>/</w:t>
+            </w:r>
           </w:p>
         </w:tc>
         <w:tc>
@@ -1104,6 +2994,7 @@
                 <w:sz w:val="24"/>
                 <w:szCs w:val="24"/>
               </w:rPr>
+              <w:lastRenderedPageBreak/>
               <w:t>4</w:t>
             </w:r>
           </w:p>
@@ -1120,14 +3011,142 @@
                 <w:szCs w:val="24"/>
               </w:rPr>
             </w:pPr>
-            <w:r>
-              <w:rPr>
-                <w:rFonts w:ascii="Times New Roman" w:hAnsi="Times New Roman" w:cs="Times New Roman"/>
-                <w:sz w:val="24"/>
-                <w:szCs w:val="24"/>
-              </w:rPr>
-              <w:t>Hubungan antara setiap Aktor dengan Use Case yang diakses adalah betul</w:t>
-            </w:r>
+            <w:proofErr w:type="spellStart"/>
+            <w:r>
+              <w:rPr>
+                <w:rFonts w:ascii="Times New Roman" w:hAnsi="Times New Roman" w:cs="Times New Roman"/>
+                <w:sz w:val="24"/>
+                <w:szCs w:val="24"/>
+              </w:rPr>
+              <w:t>Hubungan</w:t>
+            </w:r>
+            <w:proofErr w:type="spellEnd"/>
+            <w:r>
+              <w:rPr>
+                <w:rFonts w:ascii="Times New Roman" w:hAnsi="Times New Roman" w:cs="Times New Roman"/>
+                <w:sz w:val="24"/>
+                <w:szCs w:val="24"/>
+              </w:rPr>
+              <w:t xml:space="preserve"> </w:t>
+            </w:r>
+            <w:proofErr w:type="spellStart"/>
+            <w:r>
+              <w:rPr>
+                <w:rFonts w:ascii="Times New Roman" w:hAnsi="Times New Roman" w:cs="Times New Roman"/>
+                <w:sz w:val="24"/>
+                <w:szCs w:val="24"/>
+              </w:rPr>
+              <w:t>antara</w:t>
+            </w:r>
+            <w:proofErr w:type="spellEnd"/>
+            <w:r>
+              <w:rPr>
+                <w:rFonts w:ascii="Times New Roman" w:hAnsi="Times New Roman" w:cs="Times New Roman"/>
+                <w:sz w:val="24"/>
+                <w:szCs w:val="24"/>
+              </w:rPr>
+              <w:t xml:space="preserve"> </w:t>
+            </w:r>
+            <w:proofErr w:type="spellStart"/>
+            <w:r>
+              <w:rPr>
+                <w:rFonts w:ascii="Times New Roman" w:hAnsi="Times New Roman" w:cs="Times New Roman"/>
+                <w:sz w:val="24"/>
+                <w:szCs w:val="24"/>
+              </w:rPr>
+              <w:t>setiap</w:t>
+            </w:r>
+            <w:proofErr w:type="spellEnd"/>
+            <w:r>
+              <w:rPr>
+                <w:rFonts w:ascii="Times New Roman" w:hAnsi="Times New Roman" w:cs="Times New Roman"/>
+                <w:sz w:val="24"/>
+                <w:szCs w:val="24"/>
+              </w:rPr>
+              <w:t xml:space="preserve"> </w:t>
+            </w:r>
+            <w:proofErr w:type="spellStart"/>
+            <w:r>
+              <w:rPr>
+                <w:rFonts w:ascii="Times New Roman" w:hAnsi="Times New Roman" w:cs="Times New Roman"/>
+                <w:sz w:val="24"/>
+                <w:szCs w:val="24"/>
+              </w:rPr>
+              <w:t>Aktor</w:t>
+            </w:r>
+            <w:proofErr w:type="spellEnd"/>
+            <w:r>
+              <w:rPr>
+                <w:rFonts w:ascii="Times New Roman" w:hAnsi="Times New Roman" w:cs="Times New Roman"/>
+                <w:sz w:val="24"/>
+                <w:szCs w:val="24"/>
+              </w:rPr>
+              <w:t xml:space="preserve"> </w:t>
+            </w:r>
+            <w:proofErr w:type="spellStart"/>
+            <w:r>
+              <w:rPr>
+                <w:rFonts w:ascii="Times New Roman" w:hAnsi="Times New Roman" w:cs="Times New Roman"/>
+                <w:sz w:val="24"/>
+                <w:szCs w:val="24"/>
+              </w:rPr>
+              <w:t>dengan</w:t>
+            </w:r>
+            <w:proofErr w:type="spellEnd"/>
+            <w:r>
+              <w:rPr>
+                <w:rFonts w:ascii="Times New Roman" w:hAnsi="Times New Roman" w:cs="Times New Roman"/>
+                <w:sz w:val="24"/>
+                <w:szCs w:val="24"/>
+              </w:rPr>
+              <w:t xml:space="preserve"> Use Case yang </w:t>
+            </w:r>
+            <w:proofErr w:type="spellStart"/>
+            <w:r>
+              <w:rPr>
+                <w:rFonts w:ascii="Times New Roman" w:hAnsi="Times New Roman" w:cs="Times New Roman"/>
+                <w:sz w:val="24"/>
+                <w:szCs w:val="24"/>
+              </w:rPr>
+              <w:t>diakses</w:t>
+            </w:r>
+            <w:proofErr w:type="spellEnd"/>
+            <w:r>
+              <w:rPr>
+                <w:rFonts w:ascii="Times New Roman" w:hAnsi="Times New Roman" w:cs="Times New Roman"/>
+                <w:sz w:val="24"/>
+                <w:szCs w:val="24"/>
+              </w:rPr>
+              <w:t xml:space="preserve"> </w:t>
+            </w:r>
+            <w:proofErr w:type="spellStart"/>
+            <w:r>
+              <w:rPr>
+                <w:rFonts w:ascii="Times New Roman" w:hAnsi="Times New Roman" w:cs="Times New Roman"/>
+                <w:sz w:val="24"/>
+                <w:szCs w:val="24"/>
+              </w:rPr>
+              <w:t>adalah</w:t>
+            </w:r>
+            <w:proofErr w:type="spellEnd"/>
+            <w:r>
+              <w:rPr>
+                <w:rFonts w:ascii="Times New Roman" w:hAnsi="Times New Roman" w:cs="Times New Roman"/>
+                <w:sz w:val="24"/>
+                <w:szCs w:val="24"/>
+              </w:rPr>
+              <w:t xml:space="preserve"> </w:t>
+            </w:r>
+            <w:proofErr w:type="spellStart"/>
+            <w:r>
+              <w:rPr>
+                <w:rFonts w:ascii="Times New Roman" w:hAnsi="Times New Roman" w:cs="Times New Roman"/>
+                <w:sz w:val="24"/>
+                <w:szCs w:val="24"/>
+              </w:rPr>
+              <w:t>betul</w:t>
+            </w:r>
+            <w:proofErr w:type="spellEnd"/>
           </w:p>
           <w:p>
             <w:pPr>
@@ -1151,6 +3170,24 @@
                 <w:szCs w:val="24"/>
               </w:rPr>
             </w:pPr>
+          </w:p>
+          <w:p>
+            <w:pPr>
+              <w:jc w:val="center"/>
+              <w:rPr>
+                <w:rFonts w:ascii="Times New Roman" w:hAnsi="Times New Roman" w:cs="Times New Roman"/>
+                <w:sz w:val="24"/>
+                <w:szCs w:val="24"/>
+              </w:rPr>
+            </w:pPr>
+            <w:r>
+              <w:rPr>
+                <w:rFonts w:ascii="Times New Roman" w:hAnsi="Times New Roman" w:cs="Times New Roman"/>
+                <w:sz w:val="24"/>
+                <w:szCs w:val="24"/>
+              </w:rPr>
+              <w:t>/</w:t>
+            </w:r>
           </w:p>
         </w:tc>
         <w:tc>
@@ -1203,13 +3240,23 @@
                 <w:szCs w:val="24"/>
               </w:rPr>
             </w:pPr>
-            <w:r>
-              <w:rPr>
-                <w:rFonts w:ascii="Times New Roman" w:hAnsi="Times New Roman" w:cs="Times New Roman"/>
-                <w:sz w:val="24"/>
-                <w:szCs w:val="24"/>
-              </w:rPr>
-              <w:t xml:space="preserve">Hubungan </w:t>
+            <w:proofErr w:type="spellStart"/>
+            <w:r>
+              <w:rPr>
+                <w:rFonts w:ascii="Times New Roman" w:hAnsi="Times New Roman" w:cs="Times New Roman"/>
+                <w:sz w:val="24"/>
+                <w:szCs w:val="24"/>
+              </w:rPr>
+              <w:t>Hubungan</w:t>
+            </w:r>
+            <w:proofErr w:type="spellEnd"/>
+            <w:r>
+              <w:rPr>
+                <w:rFonts w:ascii="Times New Roman" w:hAnsi="Times New Roman" w:cs="Times New Roman"/>
+                <w:sz w:val="24"/>
+                <w:szCs w:val="24"/>
+              </w:rPr>
+              <w:t xml:space="preserve"> </w:t>
             </w:r>
             <w:r>
               <w:rPr>
@@ -1227,8 +3274,18 @@
                 <w:sz w:val="24"/>
                 <w:szCs w:val="24"/>
               </w:rPr>
-              <w:t xml:space="preserve"> digunakan</w:t>
-            </w:r>
+              <w:t xml:space="preserve"> </w:t>
+            </w:r>
+            <w:proofErr w:type="spellStart"/>
+            <w:r>
+              <w:rPr>
+                <w:rFonts w:ascii="Times New Roman" w:hAnsi="Times New Roman" w:cs="Times New Roman"/>
+                <w:sz w:val="24"/>
+                <w:szCs w:val="24"/>
+              </w:rPr>
+              <w:t>digunakan</w:t>
+            </w:r>
+            <w:proofErr w:type="spellEnd"/>
           </w:p>
           <w:p>
             <w:pPr>
@@ -1246,12 +3303,21 @@
           </w:tcPr>
           <w:p>
             <w:pPr>
+              <w:jc w:val="center"/>
               <w:rPr>
                 <w:rFonts w:ascii="Times New Roman" w:hAnsi="Times New Roman" w:cs="Times New Roman"/>
                 <w:sz w:val="24"/>
                 <w:szCs w:val="24"/>
               </w:rPr>
             </w:pPr>
+            <w:r>
+              <w:rPr>
+                <w:rFonts w:ascii="Times New Roman" w:hAnsi="Times New Roman" w:cs="Times New Roman"/>
+                <w:sz w:val="24"/>
+                <w:szCs w:val="24"/>
+              </w:rPr>
+              <w:t>/</w:t>
+            </w:r>
           </w:p>
         </w:tc>
         <w:tc>
@@ -1304,13 +3370,23 @@
                 <w:szCs w:val="24"/>
               </w:rPr>
             </w:pPr>
-            <w:r>
-              <w:rPr>
-                <w:rFonts w:ascii="Times New Roman" w:hAnsi="Times New Roman" w:cs="Times New Roman"/>
-                <w:sz w:val="24"/>
-                <w:szCs w:val="24"/>
-              </w:rPr>
-              <w:t xml:space="preserve">Hubungan </w:t>
+            <w:proofErr w:type="spellStart"/>
+            <w:r>
+              <w:rPr>
+                <w:rFonts w:ascii="Times New Roman" w:hAnsi="Times New Roman" w:cs="Times New Roman"/>
+                <w:sz w:val="24"/>
+                <w:szCs w:val="24"/>
+              </w:rPr>
+              <w:t>Hubungan</w:t>
+            </w:r>
+            <w:proofErr w:type="spellEnd"/>
+            <w:r>
+              <w:rPr>
+                <w:rFonts w:ascii="Times New Roman" w:hAnsi="Times New Roman" w:cs="Times New Roman"/>
+                <w:sz w:val="24"/>
+                <w:szCs w:val="24"/>
+              </w:rPr>
+              <w:t xml:space="preserve"> </w:t>
             </w:r>
             <w:r>
               <w:rPr>
@@ -1330,6 +3406,7 @@
               </w:rPr>
               <w:t xml:space="preserve"> </w:t>
             </w:r>
+            <w:proofErr w:type="spellStart"/>
             <w:r>
               <w:rPr>
                 <w:rFonts w:ascii="Times New Roman" w:hAnsi="Times New Roman" w:cs="Times New Roman"/>
@@ -1338,6 +3415,7 @@
               </w:rPr>
               <w:t>digunakan</w:t>
             </w:r>
+            <w:proofErr w:type="spellEnd"/>
           </w:p>
           <w:p>
             <w:pPr>
@@ -1355,12 +3433,21 @@
           </w:tcPr>
           <w:p>
             <w:pPr>
+              <w:jc w:val="center"/>
               <w:rPr>
                 <w:rFonts w:ascii="Times New Roman" w:hAnsi="Times New Roman" w:cs="Times New Roman"/>
                 <w:sz w:val="24"/>
                 <w:szCs w:val="24"/>
               </w:rPr>
             </w:pPr>
+            <w:r>
+              <w:rPr>
+                <w:rFonts w:ascii="Times New Roman" w:hAnsi="Times New Roman" w:cs="Times New Roman"/>
+                <w:sz w:val="24"/>
+                <w:szCs w:val="24"/>
+              </w:rPr>
+              <w:t>/</w:t>
+            </w:r>
           </w:p>
         </w:tc>
         <w:tc>
@@ -1419,8 +3506,72 @@
                 <w:sz w:val="24"/>
                 <w:szCs w:val="24"/>
               </w:rPr>
-              <w:t>Rajah tersusun, kemas, dan mudah dibaca</w:t>
-            </w:r>
+              <w:t xml:space="preserve">Rajah </w:t>
+            </w:r>
+            <w:proofErr w:type="spellStart"/>
+            <w:r>
+              <w:rPr>
+                <w:rFonts w:ascii="Times New Roman" w:hAnsi="Times New Roman" w:cs="Times New Roman"/>
+                <w:sz w:val="24"/>
+                <w:szCs w:val="24"/>
+              </w:rPr>
+              <w:t>tersusun</w:t>
+            </w:r>
+            <w:proofErr w:type="spellEnd"/>
+            <w:r>
+              <w:rPr>
+                <w:rFonts w:ascii="Times New Roman" w:hAnsi="Times New Roman" w:cs="Times New Roman"/>
+                <w:sz w:val="24"/>
+                <w:szCs w:val="24"/>
+              </w:rPr>
+              <w:t xml:space="preserve">, </w:t>
+            </w:r>
+            <w:proofErr w:type="spellStart"/>
+            <w:r>
+              <w:rPr>
+                <w:rFonts w:ascii="Times New Roman" w:hAnsi="Times New Roman" w:cs="Times New Roman"/>
+                <w:sz w:val="24"/>
+                <w:szCs w:val="24"/>
+              </w:rPr>
+              <w:t>kemas</w:t>
+            </w:r>
+            <w:proofErr w:type="spellEnd"/>
+            <w:r>
+              <w:rPr>
+                <w:rFonts w:ascii="Times New Roman" w:hAnsi="Times New Roman" w:cs="Times New Roman"/>
+                <w:sz w:val="24"/>
+                <w:szCs w:val="24"/>
+              </w:rPr>
+              <w:t xml:space="preserve">, dan </w:t>
+            </w:r>
+            <w:proofErr w:type="spellStart"/>
+            <w:r>
+              <w:rPr>
+                <w:rFonts w:ascii="Times New Roman" w:hAnsi="Times New Roman" w:cs="Times New Roman"/>
+                <w:sz w:val="24"/>
+                <w:szCs w:val="24"/>
+              </w:rPr>
+              <w:t>mudah</w:t>
+            </w:r>
+            <w:proofErr w:type="spellEnd"/>
+            <w:r>
+              <w:rPr>
+                <w:rFonts w:ascii="Times New Roman" w:hAnsi="Times New Roman" w:cs="Times New Roman"/>
+                <w:sz w:val="24"/>
+                <w:szCs w:val="24"/>
+              </w:rPr>
+              <w:t xml:space="preserve"> </w:t>
+            </w:r>
+            <w:proofErr w:type="spellStart"/>
+            <w:r>
+              <w:rPr>
+                <w:rFonts w:ascii="Times New Roman" w:hAnsi="Times New Roman" w:cs="Times New Roman"/>
+                <w:sz w:val="24"/>
+                <w:szCs w:val="24"/>
+              </w:rPr>
+              <w:t>dibaca</w:t>
+            </w:r>
+            <w:proofErr w:type="spellEnd"/>
           </w:p>
           <w:p>
             <w:pPr>
@@ -1438,12 +3589,21 @@
           </w:tcPr>
           <w:p>
             <w:pPr>
+              <w:jc w:val="center"/>
               <w:rPr>
                 <w:rFonts w:ascii="Times New Roman" w:hAnsi="Times New Roman" w:cs="Times New Roman"/>
                 <w:sz w:val="24"/>
                 <w:szCs w:val="24"/>
               </w:rPr>
             </w:pPr>
+            <w:r>
+              <w:rPr>
+                <w:rFonts w:ascii="Times New Roman" w:hAnsi="Times New Roman" w:cs="Times New Roman"/>
+                <w:sz w:val="24"/>
+                <w:szCs w:val="24"/>
+              </w:rPr>
+              <w:t>/</w:t>
+            </w:r>
           </w:p>
         </w:tc>
         <w:tc>
@@ -1496,13 +3656,41 @@
                 <w:szCs w:val="24"/>
               </w:rPr>
             </w:pPr>
-            <w:r>
-              <w:rPr>
-                <w:rFonts w:ascii="Times New Roman" w:hAnsi="Times New Roman" w:cs="Times New Roman"/>
-                <w:sz w:val="24"/>
-                <w:szCs w:val="24"/>
-              </w:rPr>
-              <w:t xml:space="preserve">Penggunaan simbol dan label </w:t>
+            <w:proofErr w:type="spellStart"/>
+            <w:r>
+              <w:rPr>
+                <w:rFonts w:ascii="Times New Roman" w:hAnsi="Times New Roman" w:cs="Times New Roman"/>
+                <w:sz w:val="24"/>
+                <w:szCs w:val="24"/>
+              </w:rPr>
+              <w:t>Penggunaan</w:t>
+            </w:r>
+            <w:proofErr w:type="spellEnd"/>
+            <w:r>
+              <w:rPr>
+                <w:rFonts w:ascii="Times New Roman" w:hAnsi="Times New Roman" w:cs="Times New Roman"/>
+                <w:sz w:val="24"/>
+                <w:szCs w:val="24"/>
+              </w:rPr>
+              <w:t xml:space="preserve"> </w:t>
+            </w:r>
+            <w:proofErr w:type="spellStart"/>
+            <w:r>
+              <w:rPr>
+                <w:rFonts w:ascii="Times New Roman" w:hAnsi="Times New Roman" w:cs="Times New Roman"/>
+                <w:sz w:val="24"/>
+                <w:szCs w:val="24"/>
+              </w:rPr>
+              <w:t>simbol</w:t>
+            </w:r>
+            <w:proofErr w:type="spellEnd"/>
+            <w:r>
+              <w:rPr>
+                <w:rFonts w:ascii="Times New Roman" w:hAnsi="Times New Roman" w:cs="Times New Roman"/>
+                <w:sz w:val="24"/>
+                <w:szCs w:val="24"/>
+              </w:rPr>
+              <w:t xml:space="preserve"> dan label </w:t>
             </w:r>
             <w:r>
               <w:rPr>
@@ -1520,8 +3708,90 @@
                 <w:sz w:val="24"/>
                 <w:szCs w:val="24"/>
               </w:rPr>
-              <w:t xml:space="preserve"> serta Aktor adalah jelas dan sesuai</w:t>
-            </w:r>
+              <w:t xml:space="preserve"> </w:t>
+            </w:r>
+            <w:proofErr w:type="spellStart"/>
+            <w:r>
+              <w:rPr>
+                <w:rFonts w:ascii="Times New Roman" w:hAnsi="Times New Roman" w:cs="Times New Roman"/>
+                <w:sz w:val="24"/>
+                <w:szCs w:val="24"/>
+              </w:rPr>
+              <w:t>serta</w:t>
+            </w:r>
+            <w:proofErr w:type="spellEnd"/>
+            <w:r>
+              <w:rPr>
+                <w:rFonts w:ascii="Times New Roman" w:hAnsi="Times New Roman" w:cs="Times New Roman"/>
+                <w:sz w:val="24"/>
+                <w:szCs w:val="24"/>
+              </w:rPr>
+              <w:t xml:space="preserve"> </w:t>
+            </w:r>
+            <w:proofErr w:type="spellStart"/>
+            <w:r>
+              <w:rPr>
+                <w:rFonts w:ascii="Times New Roman" w:hAnsi="Times New Roman" w:cs="Times New Roman"/>
+                <w:sz w:val="24"/>
+                <w:szCs w:val="24"/>
+              </w:rPr>
+              <w:t>Aktor</w:t>
+            </w:r>
+            <w:proofErr w:type="spellEnd"/>
+            <w:r>
+              <w:rPr>
+                <w:rFonts w:ascii="Times New Roman" w:hAnsi="Times New Roman" w:cs="Times New Roman"/>
+                <w:sz w:val="24"/>
+                <w:szCs w:val="24"/>
+              </w:rPr>
+              <w:t xml:space="preserve"> </w:t>
+            </w:r>
+            <w:proofErr w:type="spellStart"/>
+            <w:r>
+              <w:rPr>
+                <w:rFonts w:ascii="Times New Roman" w:hAnsi="Times New Roman" w:cs="Times New Roman"/>
+                <w:sz w:val="24"/>
+                <w:szCs w:val="24"/>
+              </w:rPr>
+              <w:t>adalah</w:t>
+            </w:r>
+            <w:proofErr w:type="spellEnd"/>
+            <w:r>
+              <w:rPr>
+                <w:rFonts w:ascii="Times New Roman" w:hAnsi="Times New Roman" w:cs="Times New Roman"/>
+                <w:sz w:val="24"/>
+                <w:szCs w:val="24"/>
+              </w:rPr>
+              <w:t xml:space="preserve"> </w:t>
+            </w:r>
+            <w:proofErr w:type="spellStart"/>
+            <w:r>
+              <w:rPr>
+                <w:rFonts w:ascii="Times New Roman" w:hAnsi="Times New Roman" w:cs="Times New Roman"/>
+                <w:sz w:val="24"/>
+                <w:szCs w:val="24"/>
+              </w:rPr>
+              <w:t>jelas</w:t>
+            </w:r>
+            <w:proofErr w:type="spellEnd"/>
+            <w:r>
+              <w:rPr>
+                <w:rFonts w:ascii="Times New Roman" w:hAnsi="Times New Roman" w:cs="Times New Roman"/>
+                <w:sz w:val="24"/>
+                <w:szCs w:val="24"/>
+              </w:rPr>
+              <w:t xml:space="preserve"> dan </w:t>
+            </w:r>
+            <w:proofErr w:type="spellStart"/>
+            <w:r>
+              <w:rPr>
+                <w:rFonts w:ascii="Times New Roman" w:hAnsi="Times New Roman" w:cs="Times New Roman"/>
+                <w:sz w:val="24"/>
+                <w:szCs w:val="24"/>
+              </w:rPr>
+              <w:t>sesuai</w:t>
+            </w:r>
+            <w:proofErr w:type="spellEnd"/>
           </w:p>
           <w:p>
             <w:pPr>
@@ -1539,12 +3809,31 @@
           </w:tcPr>
           <w:p>
             <w:pPr>
+              <w:jc w:val="center"/>
               <w:rPr>
                 <w:rFonts w:ascii="Times New Roman" w:hAnsi="Times New Roman" w:cs="Times New Roman"/>
                 <w:sz w:val="24"/>
                 <w:szCs w:val="24"/>
               </w:rPr>
             </w:pPr>
+          </w:p>
+          <w:p>
+            <w:pPr>
+              <w:jc w:val="center"/>
+              <w:rPr>
+                <w:rFonts w:ascii="Times New Roman" w:hAnsi="Times New Roman" w:cs="Times New Roman"/>
+                <w:sz w:val="24"/>
+                <w:szCs w:val="24"/>
+              </w:rPr>
+            </w:pPr>
+            <w:r>
+              <w:rPr>
+                <w:rFonts w:ascii="Times New Roman" w:hAnsi="Times New Roman" w:cs="Times New Roman"/>
+                <w:sz w:val="24"/>
+                <w:szCs w:val="24"/>
+              </w:rPr>
+              <w:t>/</w:t>
+            </w:r>
           </w:p>
         </w:tc>
         <w:tc>
@@ -1589,6 +3878,7 @@
           <w:szCs w:val="24"/>
         </w:rPr>
       </w:pPr>
+      <w:proofErr w:type="spellStart"/>
       <w:r>
         <w:rPr>
           <w:rFonts w:ascii="Times New Roman" w:hAnsi="Times New Roman" w:cs="Times New Roman"/>
@@ -1605,14 +3895,33 @@
         </w:rPr>
         <w:t>ediakan</w:t>
       </w:r>
+      <w:proofErr w:type="spellEnd"/>
       <w:r>
         <w:rPr>
           <w:rFonts w:ascii="Times New Roman" w:hAnsi="Times New Roman" w:cs="Times New Roman"/>
           <w:sz w:val="24"/>
           <w:szCs w:val="24"/>
         </w:rPr>
-        <w:t xml:space="preserve"> oleh: __________________________</w:t>
+        <w:t xml:space="preserve"> oleh:</w:t>
       </w:r>
+      <w:r>
+        <w:rPr>
+          <w:rFonts w:ascii="Times New Roman" w:hAnsi="Times New Roman" w:cs="Times New Roman"/>
+          <w:sz w:val="24"/>
+          <w:szCs w:val="24"/>
+        </w:rPr>
+        <w:t xml:space="preserve"> Putri Nur Laila </w:t>
+      </w:r>
+      <w:proofErr w:type="spellStart"/>
+      <w:r>
+        <w:rPr>
+          <w:rFonts w:ascii="Times New Roman" w:hAnsi="Times New Roman" w:cs="Times New Roman"/>
+          <w:sz w:val="24"/>
+          <w:szCs w:val="24"/>
+        </w:rPr>
+        <w:t>Batrisya</w:t>
+      </w:r>
+      <w:proofErr w:type="spellEnd"/>
     </w:p>
     <w:p>
       <w:pPr>
@@ -1638,8 +3947,36 @@
           <w:sz w:val="24"/>
           <w:szCs w:val="24"/>
         </w:rPr>
-        <w:t>Tarikh: _________________________________</w:t>
+        <w:t xml:space="preserve">Tarikh: </w:t>
       </w:r>
+      <w:r>
+        <w:rPr>
+          <w:rFonts w:ascii="Times New Roman" w:hAnsi="Times New Roman" w:cs="Times New Roman"/>
+          <w:sz w:val="24"/>
+          <w:szCs w:val="24"/>
+        </w:rPr>
+        <w:t xml:space="preserve">8 </w:t>
+      </w:r>
+      <w:proofErr w:type="spellStart"/>
+      <w:r>
+        <w:rPr>
+          <w:rFonts w:ascii="Times New Roman" w:hAnsi="Times New Roman" w:cs="Times New Roman"/>
+          <w:sz w:val="24"/>
+          <w:szCs w:val="24"/>
+        </w:rPr>
+        <w:t>Ogos</w:t>
+      </w:r>
+      <w:proofErr w:type="spellEnd"/>
+      <w:r>
+        <w:rPr>
+          <w:rFonts w:ascii="Times New Roman" w:hAnsi="Times New Roman" w:cs="Times New Roman"/>
+          <w:sz w:val="24"/>
+          <w:szCs w:val="24"/>
+        </w:rPr>
+        <w:t xml:space="preserve"> 2026</w:t>
+      </w:r>
+      <w:bookmarkStart w:id="1" w:name="_GoBack"/>
+      <w:bookmarkEnd w:id="1"/>
     </w:p>
     <w:sectPr>
       <w:pgSz w:w="12240" w:h="15840"/>
@@ -1652,7 +3989,7 @@
 </file>
 
 <file path=word/comments.xml><?xml version="1.0" encoding="utf-8"?>
-<w:comments xmlns:wpc="http://schemas.microsoft.com/office/word/2010/wordprocessingCanvas" xmlns:cx="http://schemas.microsoft.com/office/drawing/2014/chartex" xmlns:cx1="http://schemas.microsoft.com/office/drawing/2015/9/8/chartex" xmlns:cx2="http://schemas.microsoft.com/office/drawing/2015/10/21/chartex" xmlns:cx3="http://schemas.microsoft.com/office/drawing/2016/5/9/chartex" xmlns:cx4="http://schemas.microsoft.com/office/drawing/2016/5/10/chartex" xmlns:cx5="http://schemas.microsoft.com/office/drawing/2016/5/11/chartex" xmlns:cx6="http://schemas.microsoft.com/office/drawing/2016/5/12/chartex" xmlns:cx7="http://schemas.microsoft.com/office/drawing/2016/5/13/chartex" xmlns:cx8="http://schemas.microsoft.com/office/drawing/2016/5/14/chartex" xmlns:mc="http://schemas.openxmlformats.org/markup-compatibility/2006" xmlns:aink="http://schemas.microsoft.com/office/drawing/2016/ink" xmlns:am3d="http://schemas.microsoft.com/office/drawing/2017/model3d" xmlns:o="urn:schemas-microsoft-com:office:office" xmlns:r="http://schemas.openxmlformats.org/officeDocument/2006/relationships" xmlns:m="http://schemas.openxmlformats.org/officeDocument/2006/math" xmlns:v="urn:schemas-microsoft-com:vml" xmlns:wp14="http://schemas.microsoft.com/office/word/2010/wordprocessingDrawing" xmlns:wp="http://schemas.openxmlformats.org/drawingml/2006/wordprocessingDrawing" xmlns:w10="urn:schemas-microsoft-com:office:word" xmlns:w="http://schemas.openxmlformats.org/wordprocessingml/2006/main" xmlns:w14="http://schemas.microsoft.com/office/word/2010/wordml" xmlns:w15="http://schemas.microsoft.com/office/word/2012/wordml" xmlns:w16cex="http://schemas.microsoft.com/office/word/2018/wordml/cex" xmlns:w16cid="http://schemas.microsoft.com/office/word/2016/wordml/cid" xmlns:w16="http://schemas.microsoft.com/office/word/2018/wordml" xmlns:w16sdtdh="http://schemas.microsoft.com/office/word/2020/wordml/sdtdatahash" xmlns:w16se="http://schemas.microsoft.com/office/word/2015/wordml/symex" xmlns:wpg="http://schemas.microsoft.com/office/word/2010/wordprocessingGroup" xmlns:wpi="http://schemas.microsoft.com/office/word/2010/wordprocessingInk" xmlns:wne="http://schemas.microsoft.com/office/word/2006/wordml" xmlns:wps="http://schemas.microsoft.com/office/word/2010/wordprocessingShape" mc:Ignorable="w14 w15 w16se w16cid w16 w16cex w16sdtdh wp14">
+<w:comments xmlns:wpc="http://schemas.microsoft.com/office/word/2010/wordprocessingCanvas" xmlns:cx="http://schemas.microsoft.com/office/drawing/2014/chartex" xmlns:cx1="http://schemas.microsoft.com/office/drawing/2015/9/8/chartex" xmlns:cx2="http://schemas.microsoft.com/office/drawing/2015/10/21/chartex" xmlns:cx3="http://schemas.microsoft.com/office/drawing/2016/5/9/chartex" xmlns:cx4="http://schemas.microsoft.com/office/drawing/2016/5/10/chartex" xmlns:cx5="http://schemas.microsoft.com/office/drawing/2016/5/11/chartex" xmlns:cx6="http://schemas.microsoft.com/office/drawing/2016/5/12/chartex" xmlns:cx7="http://schemas.microsoft.com/office/drawing/2016/5/13/chartex" xmlns:cx8="http://schemas.microsoft.com/office/drawing/2016/5/14/chartex" xmlns:mc="http://schemas.openxmlformats.org/markup-compatibility/2006" xmlns:aink="http://schemas.microsoft.com/office/drawing/2016/ink" xmlns:am3d="http://schemas.microsoft.com/office/drawing/2017/model3d" xmlns:o="urn:schemas-microsoft-com:office:office" xmlns:r="http://schemas.openxmlformats.org/officeDocument/2006/relationships" xmlns:m="http://schemas.openxmlformats.org/officeDocument/2006/math" xmlns:v="urn:schemas-microsoft-com:vml" xmlns:wp14="http://schemas.microsoft.com/office/word/2010/wordprocessingDrawing" xmlns:wp="http://schemas.openxmlformats.org/drawingml/2006/wordprocessingDrawing" xmlns:w10="urn:schemas-microsoft-com:office:word" xmlns:w="http://schemas.openxmlformats.org/wordprocessingml/2006/main" xmlns:w14="http://schemas.microsoft.com/office/word/2010/wordml" xmlns:w15="http://schemas.microsoft.com/office/word/2012/wordml" xmlns:w16cid="http://schemas.microsoft.com/office/word/2016/wordml/cid" xmlns:w16se="http://schemas.microsoft.com/office/word/2015/wordml/symex" xmlns:wpg="http://schemas.microsoft.com/office/word/2010/wordprocessingGroup" xmlns:wpi="http://schemas.microsoft.com/office/word/2010/wordprocessingInk" xmlns:wne="http://schemas.microsoft.com/office/word/2006/wordml" xmlns:wps="http://schemas.microsoft.com/office/word/2010/wordprocessingShape" mc:Ignorable="w14 w15 w16se w16cid wp14">
   <w:comment w:id="0" w:author="SARIMAH DIR" w:date="2026-05-13T10:25:00Z" w:initials="SD">
     <w:p>
       <w:pPr>
@@ -1690,8 +4027,8 @@
 </file>
 
 <file path=word/commentsExtended.xml><?xml version="1.0" encoding="utf-8"?>
-<w15:commentsEx xmlns:wpc="http://schemas.microsoft.com/office/word/2010/wordprocessingCanvas" xmlns:cx="http://schemas.microsoft.com/office/drawing/2014/chartex" xmlns:cx1="http://schemas.microsoft.com/office/drawing/2015/9/8/chartex" xmlns:cx2="http://schemas.microsoft.com/office/drawing/2015/10/21/chartex" xmlns:cx3="http://schemas.microsoft.com/office/drawing/2016/5/9/chartex" xmlns:cx4="http://schemas.microsoft.com/office/drawing/2016/5/10/chartex" xmlns:cx5="http://schemas.microsoft.com/office/drawing/2016/5/11/chartex" xmlns:cx6="http://schemas.microsoft.com/office/drawing/2016/5/12/chartex" xmlns:cx7="http://schemas.microsoft.com/office/drawing/2016/5/13/chartex" xmlns:cx8="http://schemas.microsoft.com/office/drawing/2016/5/14/chartex" xmlns:mc="http://schemas.openxmlformats.org/markup-compatibility/2006" xmlns:aink="http://schemas.microsoft.com/office/drawing/2016/ink" xmlns:am3d="http://schemas.microsoft.com/office/drawing/2017/model3d" xmlns:o="urn:schemas-microsoft-com:office:office" xmlns:r="http://schemas.openxmlformats.org/officeDocument/2006/relationships" xmlns:m="http://schemas.openxmlformats.org/officeDocument/2006/math" xmlns:v="urn:schemas-microsoft-com:vml" xmlns:wp14="http://schemas.microsoft.com/office/word/2010/wordprocessingDrawing" xmlns:wp="http://schemas.openxmlformats.org/drawingml/2006/wordprocessingDrawing" xmlns:w10="urn:schemas-microsoft-com:office:word" xmlns:w="http://schemas.openxmlformats.org/wordprocessingml/2006/main" xmlns:w14="http://schemas.microsoft.com/office/word/2010/wordml" xmlns:w15="http://schemas.microsoft.com/office/word/2012/wordml" xmlns:w16cex="http://schemas.microsoft.com/office/word/2018/wordml/cex" xmlns:w16cid="http://schemas.microsoft.com/office/word/2016/wordml/cid" xmlns:w16="http://schemas.microsoft.com/office/word/2018/wordml" xmlns:w16sdtdh="http://schemas.microsoft.com/office/word/2020/wordml/sdtdatahash" xmlns:w16se="http://schemas.microsoft.com/office/word/2015/wordml/symex" xmlns:wpg="http://schemas.microsoft.com/office/word/2010/wordprocessingGroup" xmlns:wpi="http://schemas.microsoft.com/office/word/2010/wordprocessingInk" xmlns:wne="http://schemas.microsoft.com/office/word/2006/wordml" xmlns:wps="http://schemas.microsoft.com/office/word/2010/wordprocessingShape" mc:Ignorable="w14 w15 w16se w16cid w16 w16cex w16sdtdh wp14">
-  <w15:commentEx w15:paraId="12CBEB55" w15:done="0"/>
+<w15:commentsEx xmlns:wpc="http://schemas.microsoft.com/office/word/2010/wordprocessingCanvas" xmlns:cx="http://schemas.microsoft.com/office/drawing/2014/chartex" xmlns:cx1="http://schemas.microsoft.com/office/drawing/2015/9/8/chartex" xmlns:cx2="http://schemas.microsoft.com/office/drawing/2015/10/21/chartex" xmlns:cx3="http://schemas.microsoft.com/office/drawing/2016/5/9/chartex" xmlns:cx4="http://schemas.microsoft.com/office/drawing/2016/5/10/chartex" xmlns:cx5="http://schemas.microsoft.com/office/drawing/2016/5/11/chartex" xmlns:cx6="http://schemas.microsoft.com/office/drawing/2016/5/12/chartex" xmlns:cx7="http://schemas.microsoft.com/office/drawing/2016/5/13/chartex" xmlns:cx8="http://schemas.microsoft.com/office/drawing/2016/5/14/chartex" xmlns:mc="http://schemas.openxmlformats.org/markup-compatibility/2006" xmlns:aink="http://schemas.microsoft.com/office/drawing/2016/ink" xmlns:am3d="http://schemas.microsoft.com/office/drawing/2017/model3d" xmlns:o="urn:schemas-microsoft-com:office:office" xmlns:r="http://schemas.openxmlformats.org/officeDocument/2006/relationships" xmlns:m="http://schemas.openxmlformats.org/officeDocument/2006/math" xmlns:v="urn:schemas-microsoft-com:vml" xmlns:wp14="http://schemas.microsoft.com/office/word/2010/wordprocessingDrawing" xmlns:wp="http://schemas.openxmlformats.org/drawingml/2006/wordprocessingDrawing" xmlns:w10="urn:schemas-microsoft-com:office:word" xmlns:w="http://schemas.openxmlformats.org/wordprocessingml/2006/main" xmlns:w14="http://schemas.microsoft.com/office/word/2010/wordml" xmlns:w15="http://schemas.microsoft.com/office/word/2012/wordml" xmlns:w16cid="http://schemas.microsoft.com/office/word/2016/wordml/cid" xmlns:w16se="http://schemas.microsoft.com/office/word/2015/wordml/symex" xmlns:wpg="http://schemas.microsoft.com/office/word/2010/wordprocessingGroup" xmlns:wpi="http://schemas.microsoft.com/office/word/2010/wordprocessingInk" xmlns:wne="http://schemas.microsoft.com/office/word/2006/wordml" xmlns:wps="http://schemas.microsoft.com/office/word/2010/wordprocessingShape" mc:Ignorable="w14 w15 w16se w16cid wp14">
+  <w15:commentEx w15:paraId="0ECB443D" w15:done="0"/>
 </w15:commentsEx>
 </file>
 
@@ -1701,14 +4038,8 @@
 </w16cex:commentsExtensible>
 </file>
 
-<file path=word/commentsIds.xml><?xml version="1.0" encoding="utf-8"?>
-<w16cid:commentsIds xmlns:wpc="http://schemas.microsoft.com/office/word/2010/wordprocessingCanvas" xmlns:cx="http://schemas.microsoft.com/office/drawing/2014/chartex" xmlns:cx1="http://schemas.microsoft.com/office/drawing/2015/9/8/chartex" xmlns:cx2="http://schemas.microsoft.com/office/drawing/2015/10/21/chartex" xmlns:cx3="http://schemas.microsoft.com/office/drawing/2016/5/9/chartex" xmlns:cx4="http://schemas.microsoft.com/office/drawing/2016/5/10/chartex" xmlns:cx5="http://schemas.microsoft.com/office/drawing/2016/5/11/chartex" xmlns:cx6="http://schemas.microsoft.com/office/drawing/2016/5/12/chartex" xmlns:cx7="http://schemas.microsoft.com/office/drawing/2016/5/13/chartex" xmlns:cx8="http://schemas.microsoft.com/office/drawing/2016/5/14/chartex" xmlns:mc="http://schemas.openxmlformats.org/markup-compatibility/2006" xmlns:aink="http://schemas.microsoft.com/office/drawing/2016/ink" xmlns:am3d="http://schemas.microsoft.com/office/drawing/2017/model3d" xmlns:o="urn:schemas-microsoft-com:office:office" xmlns:r="http://schemas.openxmlformats.org/officeDocument/2006/relationships" xmlns:m="http://schemas.openxmlformats.org/officeDocument/2006/math" xmlns:v="urn:schemas-microsoft-com:vml" xmlns:wp14="http://schemas.microsoft.com/office/word/2010/wordprocessingDrawing" xmlns:wp="http://schemas.openxmlformats.org/drawingml/2006/wordprocessingDrawing" xmlns:w10="urn:schemas-microsoft-com:office:word" xmlns:w="http://schemas.openxmlformats.org/wordprocessingml/2006/main" xmlns:w14="http://schemas.microsoft.com/office/word/2010/wordml" xmlns:w15="http://schemas.microsoft.com/office/word/2012/wordml" xmlns:w16cex="http://schemas.microsoft.com/office/word/2018/wordml/cex" xmlns:w16cid="http://schemas.microsoft.com/office/word/2016/wordml/cid" xmlns:w16="http://schemas.microsoft.com/office/word/2018/wordml" xmlns:w16sdtdh="http://schemas.microsoft.com/office/word/2020/wordml/sdtdatahash" xmlns:w16se="http://schemas.microsoft.com/office/word/2015/wordml/symex" xmlns:wpg="http://schemas.microsoft.com/office/word/2010/wordprocessingGroup" xmlns:wpi="http://schemas.microsoft.com/office/word/2010/wordprocessingInk" xmlns:wne="http://schemas.microsoft.com/office/word/2006/wordml" xmlns:wps="http://schemas.microsoft.com/office/word/2010/wordprocessingShape" mc:Ignorable="w14 w15 w16se w16cid w16 w16cex w16sdtdh wp14">
-  <w16cid:commentId w16cid:paraId="12CBEB55" w16cid:durableId="4F2337BA"/>
-</w16cid:commentsIds>
-</file>
-
 <file path=word/numbering.xml><?xml version="1.0" encoding="utf-8"?>
-<w:numbering xmlns:wpc="http://schemas.microsoft.com/office/word/2010/wordprocessingCanvas" xmlns:cx="http://schemas.microsoft.com/office/drawing/2014/chartex" xmlns:cx1="http://schemas.microsoft.com/office/drawing/2015/9/8/chartex" xmlns:cx2="http://schemas.microsoft.com/office/drawing/2015/10/21/chartex" xmlns:cx3="http://schemas.microsoft.com/office/drawing/2016/5/9/chartex" xmlns:cx4="http://schemas.microsoft.com/office/drawing/2016/5/10/chartex" xmlns:cx5="http://schemas.microsoft.com/office/drawing/2016/5/11/chartex" xmlns:cx6="http://schemas.microsoft.com/office/drawing/2016/5/12/chartex" xmlns:cx7="http://schemas.microsoft.com/office/drawing/2016/5/13/chartex" xmlns:cx8="http://schemas.microsoft.com/office/drawing/2016/5/14/chartex" xmlns:mc="http://schemas.openxmlformats.org/markup-compatibility/2006" xmlns:aink="http://schemas.microsoft.com/office/drawing/2016/ink" xmlns:am3d="http://schemas.microsoft.com/office/drawing/2017/model3d" xmlns:o="urn:schemas-microsoft-com:office:office" xmlns:r="http://schemas.openxmlformats.org/officeDocument/2006/relationships" xmlns:m="http://schemas.openxmlformats.org/officeDocument/2006/math" xmlns:v="urn:schemas-microsoft-com:vml" xmlns:wp14="http://schemas.microsoft.com/office/word/2010/wordprocessingDrawing" xmlns:wp="http://schemas.openxmlformats.org/drawingml/2006/wordprocessingDrawing" xmlns:w10="urn:schemas-microsoft-com:office:word" xmlns:w="http://schemas.openxmlformats.org/wordprocessingml/2006/main" xmlns:w14="http://schemas.microsoft.com/office/word/2010/wordml" xmlns:w15="http://schemas.microsoft.com/office/word/2012/wordml" xmlns:w16cex="http://schemas.microsoft.com/office/word/2018/wordml/cex" xmlns:w16cid="http://schemas.microsoft.com/office/word/2016/wordml/cid" xmlns:w16="http://schemas.microsoft.com/office/word/2018/wordml" xmlns:w16sdtdh="http://schemas.microsoft.com/office/word/2020/wordml/sdtdatahash" xmlns:w16se="http://schemas.microsoft.com/office/word/2015/wordml/symex" xmlns:wpg="http://schemas.microsoft.com/office/word/2010/wordprocessingGroup" xmlns:wpi="http://schemas.microsoft.com/office/word/2010/wordprocessingInk" xmlns:wne="http://schemas.microsoft.com/office/word/2006/wordml" xmlns:wps="http://schemas.microsoft.com/office/word/2010/wordprocessingShape" mc:Ignorable="w14 w15 w16se w16cid w16 w16cex w16sdtdh wp14">
+<w:numbering xmlns:wpc="http://schemas.microsoft.com/office/word/2010/wordprocessingCanvas" xmlns:cx="http://schemas.microsoft.com/office/drawing/2014/chartex" xmlns:cx1="http://schemas.microsoft.com/office/drawing/2015/9/8/chartex" xmlns:cx2="http://schemas.microsoft.com/office/drawing/2015/10/21/chartex" xmlns:cx3="http://schemas.microsoft.com/office/drawing/2016/5/9/chartex" xmlns:cx4="http://schemas.microsoft.com/office/drawing/2016/5/10/chartex" xmlns:cx5="http://schemas.microsoft.com/office/drawing/2016/5/11/chartex" xmlns:cx6="http://schemas.microsoft.com/office/drawing/2016/5/12/chartex" xmlns:cx7="http://schemas.microsoft.com/office/drawing/2016/5/13/chartex" xmlns:cx8="http://schemas.microsoft.com/office/drawing/2016/5/14/chartex" xmlns:mc="http://schemas.openxmlformats.org/markup-compatibility/2006" xmlns:aink="http://schemas.microsoft.com/office/drawing/2016/ink" xmlns:am3d="http://schemas.microsoft.com/office/drawing/2017/model3d" xmlns:o="urn:schemas-microsoft-com:office:office" xmlns:r="http://schemas.openxmlformats.org/officeDocument/2006/relationships" xmlns:m="http://schemas.openxmlformats.org/officeDocument/2006/math" xmlns:v="urn:schemas-microsoft-com:vml" xmlns:wp14="http://schemas.microsoft.com/office/word/2010/wordprocessingDrawing" xmlns:wp="http://schemas.openxmlformats.org/drawingml/2006/wordprocessingDrawing" xmlns:w10="urn:schemas-microsoft-com:office:word" xmlns:w="http://schemas.openxmlformats.org/wordprocessingml/2006/main" xmlns:w14="http://schemas.microsoft.com/office/word/2010/wordml" xmlns:w15="http://schemas.microsoft.com/office/word/2012/wordml" xmlns:w16cid="http://schemas.microsoft.com/office/word/2016/wordml/cid" xmlns:w16se="http://schemas.microsoft.com/office/word/2015/wordml/symex" xmlns:wpg="http://schemas.microsoft.com/office/word/2010/wordprocessingGroup" xmlns:wpi="http://schemas.microsoft.com/office/word/2010/wordprocessingInk" xmlns:wne="http://schemas.microsoft.com/office/word/2006/wordml" xmlns:wps="http://schemas.microsoft.com/office/word/2010/wordprocessingShape" mc:Ignorable="w14 w15 w16se w16cid wp14">
   <w:abstractNum w:abstractNumId="0" w15:restartNumberingAfterBreak="0">
     <w:nsid w:val="FFFFFF7C"/>
     <w:multiLevelType w:val="singleLevel"/>
@@ -2003,7 +4334,7 @@
 </file>
 
 <file path=word/people.xml><?xml version="1.0" encoding="utf-8"?>
-<w15:people xmlns:wpc="http://schemas.microsoft.com/office/word/2010/wordprocessingCanvas" xmlns:cx="http://schemas.microsoft.com/office/drawing/2014/chartex" xmlns:cx1="http://schemas.microsoft.com/office/drawing/2015/9/8/chartex" xmlns:cx2="http://schemas.microsoft.com/office/drawing/2015/10/21/chartex" xmlns:cx3="http://schemas.microsoft.com/office/drawing/2016/5/9/chartex" xmlns:cx4="http://schemas.microsoft.com/office/drawing/2016/5/10/chartex" xmlns:cx5="http://schemas.microsoft.com/office/drawing/2016/5/11/chartex" xmlns:cx6="http://schemas.microsoft.com/office/drawing/2016/5/12/chartex" xmlns:cx7="http://schemas.microsoft.com/office/drawing/2016/5/13/chartex" xmlns:cx8="http://schemas.microsoft.com/office/drawing/2016/5/14/chartex" xmlns:mc="http://schemas.openxmlformats.org/markup-compatibility/2006" xmlns:aink="http://schemas.microsoft.com/office/drawing/2016/ink" xmlns:am3d="http://schemas.microsoft.com/office/drawing/2017/model3d" xmlns:o="urn:schemas-microsoft-com:office:office" xmlns:r="http://schemas.openxmlformats.org/officeDocument/2006/relationships" xmlns:m="http://schemas.openxmlformats.org/officeDocument/2006/math" xmlns:v="urn:schemas-microsoft-com:vml" xmlns:wp14="http://schemas.microsoft.com/office/word/2010/wordprocessingDrawing" xmlns:wp="http://schemas.openxmlformats.org/drawingml/2006/wordprocessingDrawing" xmlns:w10="urn:schemas-microsoft-com:office:word" xmlns:w="http://schemas.openxmlformats.org/wordprocessingml/2006/main" xmlns:w14="http://schemas.microsoft.com/office/word/2010/wordml" xmlns:w15="http://schemas.microsoft.com/office/word/2012/wordml" xmlns:w16cex="http://schemas.microsoft.com/office/word/2018/wordml/cex" xmlns:w16cid="http://schemas.microsoft.com/office/word/2016/wordml/cid" xmlns:w16="http://schemas.microsoft.com/office/word/2018/wordml" xmlns:w16sdtdh="http://schemas.microsoft.com/office/word/2020/wordml/sdtdatahash" xmlns:w16se="http://schemas.microsoft.com/office/word/2015/wordml/symex" xmlns:wpg="http://schemas.microsoft.com/office/word/2010/wordprocessingGroup" xmlns:wpi="http://schemas.microsoft.com/office/word/2010/wordprocessingInk" xmlns:wne="http://schemas.microsoft.com/office/word/2006/wordml" xmlns:wps="http://schemas.microsoft.com/office/word/2010/wordprocessingShape" mc:Ignorable="w14 w15 w16se w16cid w16 w16cex w16sdtdh wp14">
+<w15:people xmlns:wpc="http://schemas.microsoft.com/office/word/2010/wordprocessingCanvas" xmlns:cx="http://schemas.microsoft.com/office/drawing/2014/chartex" xmlns:cx1="http://schemas.microsoft.com/office/drawing/2015/9/8/chartex" xmlns:cx2="http://schemas.microsoft.com/office/drawing/2015/10/21/chartex" xmlns:cx3="http://schemas.microsoft.com/office/drawing/2016/5/9/chartex" xmlns:cx4="http://schemas.microsoft.com/office/drawing/2016/5/10/chartex" xmlns:cx5="http://schemas.microsoft.com/office/drawing/2016/5/11/chartex" xmlns:cx6="http://schemas.microsoft.com/office/drawing/2016/5/12/chartex" xmlns:cx7="http://schemas.microsoft.com/office/drawing/2016/5/13/chartex" xmlns:cx8="http://schemas.microsoft.com/office/drawing/2016/5/14/chartex" xmlns:mc="http://schemas.openxmlformats.org/markup-compatibility/2006" xmlns:aink="http://schemas.microsoft.com/office/drawing/2016/ink" xmlns:am3d="http://schemas.microsoft.com/office/drawing/2017/model3d" xmlns:o="urn:schemas-microsoft-com:office:office" xmlns:r="http://schemas.openxmlformats.org/officeDocument/2006/relationships" xmlns:m="http://schemas.openxmlformats.org/officeDocument/2006/math" xmlns:v="urn:schemas-microsoft-com:vml" xmlns:wp14="http://schemas.microsoft.com/office/word/2010/wordprocessingDrawing" xmlns:wp="http://schemas.openxmlformats.org/drawingml/2006/wordprocessingDrawing" xmlns:w10="urn:schemas-microsoft-com:office:word" xmlns:w="http://schemas.openxmlformats.org/wordprocessingml/2006/main" xmlns:w14="http://schemas.microsoft.com/office/word/2010/wordml" xmlns:w15="http://schemas.microsoft.com/office/word/2012/wordml" xmlns:w16cid="http://schemas.microsoft.com/office/word/2016/wordml/cid" xmlns:w16se="http://schemas.microsoft.com/office/word/2015/wordml/symex" xmlns:wpg="http://schemas.microsoft.com/office/word/2010/wordprocessingGroup" xmlns:wpi="http://schemas.microsoft.com/office/word/2010/wordprocessingInk" xmlns:wne="http://schemas.microsoft.com/office/word/2006/wordml" xmlns:wps="http://schemas.microsoft.com/office/word/2010/wordprocessingShape" mc:Ignorable="w14 w15 w16se w16cid wp14">
   <w15:person w15:author="SARIMAH DIR">
     <w15:presenceInfo w15:providerId="Windows Live" w15:userId="5b27083d963c89b3"/>
   </w15:person>
@@ -2011,7 +4342,7 @@
 </file>
 
 <file path=word/styles.xml><?xml version="1.0" encoding="utf-8"?>
-<w:styles xmlns:mc="http://schemas.openxmlformats.org/markup-compatibility/2006" xmlns:r="http://schemas.openxmlformats.org/officeDocument/2006/relationships" xmlns:w="http://schemas.openxmlformats.org/wordprocessingml/2006/main" xmlns:w14="http://schemas.microsoft.com/office/word/2010/wordml" xmlns:w15="http://schemas.microsoft.com/office/word/2012/wordml" xmlns:w16cex="http://schemas.microsoft.com/office/word/2018/wordml/cex" xmlns:w16cid="http://schemas.microsoft.com/office/word/2016/wordml/cid" xmlns:w16="http://schemas.microsoft.com/office/word/2018/wordml" xmlns:w16sdtdh="http://schemas.microsoft.com/office/word/2020/wordml/sdtdatahash" xmlns:w16se="http://schemas.microsoft.com/office/word/2015/wordml/symex" mc:Ignorable="w14 w15 w16se w16cid w16 w16cex w16sdtdh">
+<w:styles xmlns:mc="http://schemas.openxmlformats.org/markup-compatibility/2006" xmlns:r="http://schemas.openxmlformats.org/officeDocument/2006/relationships" xmlns:w="http://schemas.openxmlformats.org/wordprocessingml/2006/main" xmlns:w14="http://schemas.microsoft.com/office/word/2010/wordml" xmlns:w15="http://schemas.microsoft.com/office/word/2012/wordml" xmlns:w16cid="http://schemas.microsoft.com/office/word/2016/wordml/cid" xmlns:w16se="http://schemas.microsoft.com/office/word/2015/wordml/symex" mc:Ignorable="w14 w15 w16se w16cid">
   <w:docDefaults>
     <w:rPrDefault>
       <w:rPr>
@@ -2027,7 +4358,7 @@
       </w:pPr>
     </w:pPrDefault>
   </w:docDefaults>
-  <w:latentStyles w:defLockedState="0" w:defUIPriority="99" w:defSemiHidden="0" w:defUnhideWhenUsed="0" w:defQFormat="0" w:count="376">
+  <w:latentStyles w:defLockedState="0" w:defUIPriority="99" w:defSemiHidden="0" w:defUnhideWhenUsed="0" w:defQFormat="0" w:count="375">
     <w:lsdException w:name="Normal" w:uiPriority="0" w:qFormat="1"/>
     <w:lsdException w:name="heading 1" w:uiPriority="9" w:qFormat="1"/>
     <w:lsdException w:name="heading 2" w:semiHidden="1" w:uiPriority="9" w:unhideWhenUsed="1" w:qFormat="1"/>
@@ -2394,7 +4725,6 @@
     <w:lsdException w:name="Smart Hyperlink" w:semiHidden="1" w:unhideWhenUsed="1"/>
     <w:lsdException w:name="Hashtag" w:semiHidden="1" w:unhideWhenUsed="1"/>
     <w:lsdException w:name="Unresolved Mention" w:semiHidden="1" w:unhideWhenUsed="1"/>
-    <w:lsdException w:name="Smart Link" w:semiHidden="1" w:unhideWhenUsed="1"/>
   </w:latentStyles>
   <w:style w:type="paragraph" w:default="1" w:styleId="Normal">
     <w:name w:val="Normal"/>
@@ -13467,6 +15797,36 @@
     <w:pPr>
       <w:spacing w:after="0" w:line="240" w:lineRule="auto"/>
     </w:pPr>
+  </w:style>
+  <w:style w:type="paragraph" w:styleId="BalloonText">
+    <w:name w:val="Balloon Text"/>
+    <w:basedOn w:val="Normal"/>
+    <w:link w:val="BalloonTextChar"/>
+    <w:uiPriority w:val="99"/>
+    <w:semiHidden/>
+    <w:unhideWhenUsed/>
+    <w:rsid w:val="00CA30EF"/>
+    <w:pPr>
+      <w:spacing w:after="0" w:line="240" w:lineRule="auto"/>
+    </w:pPr>
+    <w:rPr>
+      <w:rFonts w:ascii="Segoe UI" w:hAnsi="Segoe UI" w:cs="Segoe UI"/>
+      <w:sz w:val="18"/>
+      <w:szCs w:val="18"/>
+    </w:rPr>
+  </w:style>
+  <w:style w:type="character" w:customStyle="1" w:styleId="BalloonTextChar">
+    <w:name w:val="Balloon Text Char"/>
+    <w:basedOn w:val="DefaultParagraphFont"/>
+    <w:link w:val="BalloonText"/>
+    <w:uiPriority w:val="99"/>
+    <w:semiHidden/>
+    <w:rsid w:val="00CA30EF"/>
+    <w:rPr>
+      <w:rFonts w:ascii="Segoe UI" w:hAnsi="Segoe UI" w:cs="Segoe UI"/>
+      <w:sz w:val="18"/>
+      <w:szCs w:val="18"/>
+    </w:rPr>
   </w:style>
 </w:styles>
 </file>
@@ -13796,7 +16156,7 @@
 </file>
 
 <file path=customXml/itemProps1.xml><?xml version="1.0" encoding="utf-8"?>
-<ds:datastoreItem xmlns:ds="http://schemas.openxmlformats.org/officeDocument/2006/customXml" ds:itemID="{EF278816-EC6F-A645-907D-7F25AECB1D4A}">
+<ds:datastoreItem xmlns:ds="http://schemas.openxmlformats.org/officeDocument/2006/customXml" ds:itemID="{D3FD2A4C-F410-488F-B729-9ED7E567EFE3}">
   <ds:schemaRefs>
     <ds:schemaRef ds:uri="http://schemas.openxmlformats.org/officeDocument/2006/bibliography"/>
   </ds:schemaRefs>

--- a/LAPORAN AMALI CKA1132.docx
+++ b/LAPORAN AMALI CKA1132.docx
@@ -1,6 +1,6 @@
 
 <file path=word/document.xml><?xml version="1.0" encoding="utf-8"?>
-<w:document xmlns:wpc="http://schemas.microsoft.com/office/word/2010/wordprocessingCanvas" xmlns:cx="http://schemas.microsoft.com/office/drawing/2014/chartex" xmlns:cx1="http://schemas.microsoft.com/office/drawing/2015/9/8/chartex" xmlns:cx2="http://schemas.microsoft.com/office/drawing/2015/10/21/chartex" xmlns:cx3="http://schemas.microsoft.com/office/drawing/2016/5/9/chartex" xmlns:cx4="http://schemas.microsoft.com/office/drawing/2016/5/10/chartex" xmlns:cx5="http://schemas.microsoft.com/office/drawing/2016/5/11/chartex" xmlns:cx6="http://schemas.microsoft.com/office/drawing/2016/5/12/chartex" xmlns:cx7="http://schemas.microsoft.com/office/drawing/2016/5/13/chartex" xmlns:cx8="http://schemas.microsoft.com/office/drawing/2016/5/14/chartex" xmlns:mc="http://schemas.openxmlformats.org/markup-compatibility/2006" xmlns:aink="http://schemas.microsoft.com/office/drawing/2016/ink" xmlns:am3d="http://schemas.microsoft.com/office/drawing/2017/model3d" xmlns:o="urn:schemas-microsoft-com:office:office" xmlns:r="http://schemas.openxmlformats.org/officeDocument/2006/relationships" xmlns:m="http://schemas.openxmlformats.org/officeDocument/2006/math" xmlns:v="urn:schemas-microsoft-com:vml" xmlns:wp14="http://schemas.microsoft.com/office/word/2010/wordprocessingDrawing" xmlns:wp="http://schemas.openxmlformats.org/drawingml/2006/wordprocessingDrawing" xmlns:w10="urn:schemas-microsoft-com:office:word" xmlns:w="http://schemas.openxmlformats.org/wordprocessingml/2006/main" xmlns:w14="http://schemas.microsoft.com/office/word/2010/wordml" xmlns:w15="http://schemas.microsoft.com/office/word/2012/wordml" xmlns:w16cid="http://schemas.microsoft.com/office/word/2016/wordml/cid" xmlns:w16se="http://schemas.microsoft.com/office/word/2015/wordml/symex" xmlns:wpg="http://schemas.microsoft.com/office/word/2010/wordprocessingGroup" xmlns:wpi="http://schemas.microsoft.com/office/word/2010/wordprocessingInk" xmlns:wne="http://schemas.microsoft.com/office/word/2006/wordml" xmlns:wps="http://schemas.microsoft.com/office/word/2010/wordprocessingShape" mc:Ignorable="w14 w15 w16se w16cid wp14">
+<w:document xmlns:wpc="http://schemas.microsoft.com/office/word/2010/wordprocessingCanvas" xmlns:cx="http://schemas.microsoft.com/office/drawing/2014/chartex" xmlns:cx1="http://schemas.microsoft.com/office/drawing/2015/9/8/chartex" xmlns:cx2="http://schemas.microsoft.com/office/drawing/2015/10/21/chartex" xmlns:cx3="http://schemas.microsoft.com/office/drawing/2016/5/9/chartex" xmlns:cx4="http://schemas.microsoft.com/office/drawing/2016/5/10/chartex" xmlns:cx5="http://schemas.microsoft.com/office/drawing/2016/5/11/chartex" xmlns:cx6="http://schemas.microsoft.com/office/drawing/2016/5/12/chartex" xmlns:cx7="http://schemas.microsoft.com/office/drawing/2016/5/13/chartex" xmlns:cx8="http://schemas.microsoft.com/office/drawing/2016/5/14/chartex" xmlns:mc="http://schemas.openxmlformats.org/markup-compatibility/2006" xmlns:aink="http://schemas.microsoft.com/office/drawing/2016/ink" xmlns:am3d="http://schemas.microsoft.com/office/drawing/2017/model3d" xmlns:o="urn:schemas-microsoft-com:office:office" xmlns:r="http://schemas.openxmlformats.org/officeDocument/2006/relationships" xmlns:m="http://schemas.openxmlformats.org/officeDocument/2006/math" xmlns:v="urn:schemas-microsoft-com:vml" xmlns:wp14="http://schemas.microsoft.com/office/word/2010/wordprocessingDrawing" xmlns:wp="http://schemas.openxmlformats.org/drawingml/2006/wordprocessingDrawing" xmlns:w10="urn:schemas-microsoft-com:office:word" xmlns:w="http://schemas.openxmlformats.org/wordprocessingml/2006/main" xmlns:w14="http://schemas.microsoft.com/office/word/2010/wordml" xmlns:w15="http://schemas.microsoft.com/office/word/2012/wordml" xmlns:w16cex="http://schemas.microsoft.com/office/word/2018/wordml/cex" xmlns:w16cid="http://schemas.microsoft.com/office/word/2016/wordml/cid" xmlns:w16="http://schemas.microsoft.com/office/word/2018/wordml" xmlns:w16sdtdh="http://schemas.microsoft.com/office/word/2020/wordml/sdtdatahash" xmlns:w16se="http://schemas.microsoft.com/office/word/2015/wordml/symex" xmlns:wpg="http://schemas.microsoft.com/office/word/2010/wordprocessingGroup" xmlns:wpi="http://schemas.microsoft.com/office/word/2010/wordprocessingInk" xmlns:wne="http://schemas.microsoft.com/office/word/2006/wordml" xmlns:wps="http://schemas.microsoft.com/office/word/2010/wordprocessingShape" mc:Ignorable="w14 w15 w16se w16cid w16 w16cex w16sdtdh wp14">
   <w:body>
     <w:p>
       <w:pPr>
@@ -49,7 +49,6 @@
         </w:numPr>
         <w:rPr>
           <w:rFonts w:ascii="Times New Roman" w:hAnsi="Times New Roman" w:cs="Times New Roman"/>
-          <w:color w:val="000000" w:themeColor="text1"/>
           <w:sz w:val="24"/>
           <w:szCs w:val="24"/>
         </w:rPr>
@@ -62,65 +61,15 @@
           <w:sz w:val="24"/>
           <w:szCs w:val="24"/>
         </w:rPr>
-        <w:t xml:space="preserve">TAJUK </w:t>
-      </w:r>
-      <w:proofErr w:type="gramStart"/>
-      <w:r>
-        <w:rPr>
-          <w:rFonts w:ascii="Times New Roman" w:hAnsi="Times New Roman" w:cs="Times New Roman"/>
-          <w:b/>
-          <w:bCs/>
-          <w:sz w:val="24"/>
-          <w:szCs w:val="24"/>
-        </w:rPr>
-        <w:t>PROJEK :</w:t>
-      </w:r>
-      <w:proofErr w:type="gramEnd"/>
-      <w:r>
-        <w:rPr>
-          <w:rFonts w:ascii="Times New Roman" w:hAnsi="Times New Roman" w:cs="Times New Roman"/>
-          <w:b/>
-          <w:bCs/>
-          <w:sz w:val="24"/>
-          <w:szCs w:val="24"/>
-        </w:rPr>
-        <w:t xml:space="preserve"> </w:t>
-      </w:r>
-      <w:proofErr w:type="spellStart"/>
-      <w:r>
-        <w:rPr>
-          <w:rFonts w:ascii="Times New Roman" w:hAnsi="Times New Roman" w:cs="Times New Roman"/>
-          <w:color w:val="000000" w:themeColor="text1"/>
-          <w:sz w:val="24"/>
-          <w:szCs w:val="24"/>
-        </w:rPr>
-        <w:t>Sistem</w:t>
-      </w:r>
-      <w:proofErr w:type="spellEnd"/>
-      <w:r>
-        <w:rPr>
-          <w:rFonts w:ascii="Times New Roman" w:hAnsi="Times New Roman" w:cs="Times New Roman"/>
-          <w:color w:val="000000" w:themeColor="text1"/>
-          <w:sz w:val="24"/>
-          <w:szCs w:val="24"/>
-        </w:rPr>
-        <w:t xml:space="preserve"> E-Inven</w:t>
-      </w:r>
-      <w:r>
-        <w:rPr>
-          <w:rStyle w:val="CommentReference"/>
-          <w:color w:val="000000" w:themeColor="text1"/>
-        </w:rPr>
-        <w:commentReference w:id="0"/>
+        <w:t xml:space="preserve">TAJUK PROJEK : </w:t>
       </w:r>
       <w:r>
         <w:rPr>
           <w:rFonts w:ascii="Times New Roman" w:hAnsi="Times New Roman" w:cs="Times New Roman"/>
-          <w:color w:val="000000" w:themeColor="text1"/>
           <w:sz w:val="24"/>
           <w:szCs w:val="24"/>
         </w:rPr>
-        <w:t>tory</w:t>
+        <w:t>Sistem E-inventory</w:t>
       </w:r>
     </w:p>
     <w:p>
@@ -144,39 +93,7 @@
           <w:sz w:val="24"/>
           <w:szCs w:val="24"/>
         </w:rPr>
-        <w:t>T</w:t>
-      </w:r>
-      <w:r>
-        <w:rPr>
-          <w:rFonts w:ascii="Times New Roman" w:hAnsi="Times New Roman" w:cs="Times New Roman"/>
-          <w:b/>
-          <w:bCs/>
-          <w:sz w:val="24"/>
-          <w:szCs w:val="24"/>
-        </w:rPr>
-        <w:t xml:space="preserve">AFSIRAN SENARIO </w:t>
-      </w:r>
-      <w:proofErr w:type="gramStart"/>
-      <w:r>
-        <w:rPr>
-          <w:rFonts w:ascii="Times New Roman" w:hAnsi="Times New Roman" w:cs="Times New Roman"/>
-          <w:b/>
-          <w:bCs/>
-          <w:sz w:val="24"/>
-          <w:szCs w:val="24"/>
-        </w:rPr>
-        <w:t>PROJEK :</w:t>
-      </w:r>
-      <w:proofErr w:type="gramEnd"/>
-      <w:r>
-        <w:rPr>
-          <w:rFonts w:ascii="Times New Roman" w:hAnsi="Times New Roman" w:cs="Times New Roman"/>
-          <w:b/>
-          <w:bCs/>
-          <w:sz w:val="24"/>
-          <w:szCs w:val="24"/>
-        </w:rPr>
-        <w:t xml:space="preserve"> </w:t>
+        <w:t xml:space="preserve">TAFSIRAN SENARIO PROJEK : </w:t>
       </w:r>
     </w:p>
     <w:tbl>
@@ -204,972 +121,22 @@
                 <w:szCs w:val="24"/>
               </w:rPr>
             </w:pPr>
-          </w:p>
-          <w:p>
-            <w:pPr>
-              <w:rPr>
-                <w:rFonts w:ascii="Times New Roman" w:hAnsi="Times New Roman" w:cs="Times New Roman"/>
-                <w:color w:val="000000" w:themeColor="text1"/>
-                <w:sz w:val="24"/>
-                <w:szCs w:val="24"/>
-              </w:rPr>
-            </w:pPr>
-            <w:proofErr w:type="spellStart"/>
             <w:r>
-              <w:rPr>
-                <w:rFonts w:ascii="Times New Roman" w:hAnsi="Times New Roman" w:cs="Times New Roman"/>
-                <w:color w:val="000000" w:themeColor="text1"/>
-                <w:sz w:val="24"/>
-                <w:szCs w:val="24"/>
-              </w:rPr>
-              <w:t>Tujuan</w:t>
-            </w:r>
-            <w:proofErr w:type="spellEnd"/>
-            <w:r>
-              <w:rPr>
-                <w:rFonts w:ascii="Times New Roman" w:hAnsi="Times New Roman" w:cs="Times New Roman"/>
-                <w:color w:val="000000" w:themeColor="text1"/>
-                <w:sz w:val="24"/>
-                <w:szCs w:val="24"/>
-              </w:rPr>
-              <w:t xml:space="preserve"> </w:t>
-            </w:r>
-            <w:proofErr w:type="spellStart"/>
-            <w:r>
-              <w:rPr>
-                <w:rFonts w:ascii="Times New Roman" w:hAnsi="Times New Roman" w:cs="Times New Roman"/>
-                <w:color w:val="000000" w:themeColor="text1"/>
-                <w:sz w:val="24"/>
-                <w:szCs w:val="24"/>
-              </w:rPr>
-              <w:t>Sitem</w:t>
-            </w:r>
-            <w:proofErr w:type="spellEnd"/>
-            <w:r>
-              <w:rPr>
-                <w:rFonts w:ascii="Times New Roman" w:hAnsi="Times New Roman" w:cs="Times New Roman"/>
-                <w:color w:val="000000" w:themeColor="text1"/>
-                <w:sz w:val="24"/>
-                <w:szCs w:val="24"/>
-              </w:rPr>
-              <w:t xml:space="preserve"> E-Inventory </w:t>
-            </w:r>
-            <w:proofErr w:type="spellStart"/>
-            <w:r>
-              <w:rPr>
-                <w:rFonts w:ascii="Times New Roman" w:hAnsi="Times New Roman" w:cs="Times New Roman"/>
-                <w:color w:val="000000" w:themeColor="text1"/>
-                <w:sz w:val="24"/>
-                <w:szCs w:val="24"/>
-              </w:rPr>
-              <w:t>ini</w:t>
-            </w:r>
-            <w:proofErr w:type="spellEnd"/>
-            <w:r>
-              <w:rPr>
-                <w:rFonts w:ascii="Times New Roman" w:hAnsi="Times New Roman" w:cs="Times New Roman"/>
-                <w:color w:val="000000" w:themeColor="text1"/>
-                <w:sz w:val="24"/>
-                <w:szCs w:val="24"/>
-              </w:rPr>
-              <w:t xml:space="preserve"> </w:t>
-            </w:r>
-            <w:proofErr w:type="spellStart"/>
-            <w:r>
-              <w:rPr>
-                <w:rFonts w:ascii="Times New Roman" w:hAnsi="Times New Roman" w:cs="Times New Roman"/>
-                <w:color w:val="000000" w:themeColor="text1"/>
-                <w:sz w:val="24"/>
-                <w:szCs w:val="24"/>
-              </w:rPr>
-              <w:t>dibnagunkan</w:t>
-            </w:r>
-            <w:proofErr w:type="spellEnd"/>
-            <w:r>
-              <w:rPr>
-                <w:rFonts w:ascii="Times New Roman" w:hAnsi="Times New Roman" w:cs="Times New Roman"/>
-                <w:color w:val="000000" w:themeColor="text1"/>
-                <w:sz w:val="24"/>
-                <w:szCs w:val="24"/>
-              </w:rPr>
-              <w:t xml:space="preserve"> </w:t>
-            </w:r>
-            <w:proofErr w:type="spellStart"/>
-            <w:r>
-              <w:rPr>
-                <w:rFonts w:ascii="Times New Roman" w:hAnsi="Times New Roman" w:cs="Times New Roman"/>
-                <w:color w:val="000000" w:themeColor="text1"/>
-                <w:sz w:val="24"/>
-                <w:szCs w:val="24"/>
-              </w:rPr>
-              <w:t>adalah</w:t>
-            </w:r>
-            <w:proofErr w:type="spellEnd"/>
-            <w:r>
-              <w:rPr>
-                <w:rFonts w:ascii="Times New Roman" w:hAnsi="Times New Roman" w:cs="Times New Roman"/>
-                <w:color w:val="000000" w:themeColor="text1"/>
-                <w:sz w:val="24"/>
-                <w:szCs w:val="24"/>
-              </w:rPr>
-              <w:t xml:space="preserve"> </w:t>
-            </w:r>
-            <w:proofErr w:type="spellStart"/>
-            <w:r>
-              <w:rPr>
-                <w:rFonts w:ascii="Times New Roman" w:hAnsi="Times New Roman" w:cs="Times New Roman"/>
-                <w:color w:val="000000" w:themeColor="text1"/>
-                <w:sz w:val="24"/>
-                <w:szCs w:val="24"/>
-              </w:rPr>
-              <w:t>untuk</w:t>
-            </w:r>
-            <w:proofErr w:type="spellEnd"/>
-            <w:r>
-              <w:rPr>
-                <w:rFonts w:ascii="Times New Roman" w:hAnsi="Times New Roman" w:cs="Times New Roman"/>
-                <w:color w:val="000000" w:themeColor="text1"/>
-                <w:sz w:val="24"/>
-                <w:szCs w:val="24"/>
-              </w:rPr>
-              <w:t xml:space="preserve"> </w:t>
-            </w:r>
-            <w:proofErr w:type="spellStart"/>
-            <w:r>
-              <w:rPr>
-                <w:rFonts w:ascii="Times New Roman" w:hAnsi="Times New Roman" w:cs="Times New Roman"/>
-                <w:color w:val="000000" w:themeColor="text1"/>
-                <w:sz w:val="24"/>
-                <w:szCs w:val="24"/>
-              </w:rPr>
-              <w:t>membantu</w:t>
-            </w:r>
-            <w:proofErr w:type="spellEnd"/>
-            <w:r>
-              <w:rPr>
-                <w:rFonts w:ascii="Times New Roman" w:hAnsi="Times New Roman" w:cs="Times New Roman"/>
-                <w:color w:val="000000" w:themeColor="text1"/>
-                <w:sz w:val="24"/>
-                <w:szCs w:val="24"/>
-              </w:rPr>
-              <w:t xml:space="preserve"> Guru / </w:t>
-            </w:r>
-            <w:proofErr w:type="spellStart"/>
-            <w:r>
-              <w:rPr>
-                <w:rFonts w:ascii="Times New Roman" w:hAnsi="Times New Roman" w:cs="Times New Roman"/>
-                <w:color w:val="000000" w:themeColor="text1"/>
-                <w:sz w:val="24"/>
-                <w:szCs w:val="24"/>
-              </w:rPr>
-              <w:t>Staf</w:t>
-            </w:r>
-            <w:proofErr w:type="spellEnd"/>
-            <w:r>
-              <w:rPr>
-                <w:rFonts w:ascii="Times New Roman" w:hAnsi="Times New Roman" w:cs="Times New Roman"/>
-                <w:color w:val="000000" w:themeColor="text1"/>
-                <w:sz w:val="24"/>
-                <w:szCs w:val="24"/>
-              </w:rPr>
-              <w:t xml:space="preserve"> </w:t>
-            </w:r>
-            <w:proofErr w:type="spellStart"/>
-            <w:r>
-              <w:rPr>
-                <w:rFonts w:ascii="Times New Roman" w:hAnsi="Times New Roman" w:cs="Times New Roman"/>
-                <w:color w:val="000000" w:themeColor="text1"/>
-                <w:sz w:val="24"/>
-                <w:szCs w:val="24"/>
-              </w:rPr>
-              <w:t>Makmal</w:t>
-            </w:r>
-            <w:proofErr w:type="spellEnd"/>
-            <w:r>
-              <w:rPr>
-                <w:rFonts w:ascii="Times New Roman" w:hAnsi="Times New Roman" w:cs="Times New Roman"/>
-                <w:color w:val="000000" w:themeColor="text1"/>
-                <w:sz w:val="24"/>
-                <w:szCs w:val="24"/>
-              </w:rPr>
-              <w:t xml:space="preserve">, </w:t>
-            </w:r>
-            <w:proofErr w:type="spellStart"/>
-            <w:r>
-              <w:rPr>
-                <w:rFonts w:ascii="Times New Roman" w:hAnsi="Times New Roman" w:cs="Times New Roman"/>
-                <w:color w:val="000000" w:themeColor="text1"/>
-                <w:sz w:val="24"/>
-                <w:szCs w:val="24"/>
-              </w:rPr>
-              <w:t>Pentadbir</w:t>
-            </w:r>
-            <w:proofErr w:type="spellEnd"/>
-            <w:r>
-              <w:rPr>
-                <w:rFonts w:ascii="Times New Roman" w:hAnsi="Times New Roman" w:cs="Times New Roman"/>
-                <w:color w:val="000000" w:themeColor="text1"/>
-                <w:sz w:val="24"/>
-                <w:szCs w:val="24"/>
-              </w:rPr>
-              <w:t xml:space="preserve"> </w:t>
-            </w:r>
-            <w:proofErr w:type="spellStart"/>
-            <w:r>
-              <w:rPr>
-                <w:rFonts w:ascii="Times New Roman" w:hAnsi="Times New Roman" w:cs="Times New Roman"/>
-                <w:color w:val="000000" w:themeColor="text1"/>
-                <w:sz w:val="24"/>
-                <w:szCs w:val="24"/>
-              </w:rPr>
-              <w:t>Sekolah</w:t>
-            </w:r>
-            <w:proofErr w:type="spellEnd"/>
-            <w:r>
-              <w:rPr>
-                <w:rFonts w:ascii="Times New Roman" w:hAnsi="Times New Roman" w:cs="Times New Roman"/>
-                <w:color w:val="000000" w:themeColor="text1"/>
-                <w:sz w:val="24"/>
-                <w:szCs w:val="24"/>
-              </w:rPr>
-              <w:t xml:space="preserve"> dan </w:t>
-            </w:r>
-            <w:proofErr w:type="spellStart"/>
-            <w:r>
-              <w:rPr>
-                <w:rFonts w:ascii="Times New Roman" w:hAnsi="Times New Roman" w:cs="Times New Roman"/>
-                <w:color w:val="000000" w:themeColor="text1"/>
-                <w:sz w:val="24"/>
-                <w:szCs w:val="24"/>
-              </w:rPr>
-              <w:t>Pembekal</w:t>
-            </w:r>
-            <w:proofErr w:type="spellEnd"/>
-            <w:r>
-              <w:rPr>
-                <w:rFonts w:ascii="Times New Roman" w:hAnsi="Times New Roman" w:cs="Times New Roman"/>
-                <w:color w:val="000000" w:themeColor="text1"/>
-                <w:sz w:val="24"/>
-                <w:szCs w:val="24"/>
-              </w:rPr>
-              <w:t xml:space="preserve"> </w:t>
-            </w:r>
-            <w:proofErr w:type="spellStart"/>
-            <w:r>
-              <w:rPr>
-                <w:rFonts w:ascii="Times New Roman" w:hAnsi="Times New Roman" w:cs="Times New Roman"/>
-                <w:color w:val="000000" w:themeColor="text1"/>
-                <w:sz w:val="24"/>
-                <w:szCs w:val="24"/>
-              </w:rPr>
-              <w:t>untuk</w:t>
-            </w:r>
-            <w:proofErr w:type="spellEnd"/>
-            <w:r>
-              <w:rPr>
-                <w:rFonts w:ascii="Times New Roman" w:hAnsi="Times New Roman" w:cs="Times New Roman"/>
-                <w:color w:val="000000" w:themeColor="text1"/>
-                <w:sz w:val="24"/>
-                <w:szCs w:val="24"/>
-              </w:rPr>
-              <w:t xml:space="preserve"> </w:t>
-            </w:r>
-            <w:proofErr w:type="spellStart"/>
-            <w:r>
-              <w:rPr>
-                <w:rFonts w:ascii="Times New Roman" w:hAnsi="Times New Roman" w:cs="Times New Roman"/>
-                <w:color w:val="000000" w:themeColor="text1"/>
-                <w:sz w:val="24"/>
-                <w:szCs w:val="24"/>
-              </w:rPr>
-              <w:t>mengurus</w:t>
-            </w:r>
-            <w:proofErr w:type="spellEnd"/>
-            <w:r>
-              <w:rPr>
-                <w:rFonts w:ascii="Times New Roman" w:hAnsi="Times New Roman" w:cs="Times New Roman"/>
-                <w:color w:val="000000" w:themeColor="text1"/>
-                <w:sz w:val="24"/>
-                <w:szCs w:val="24"/>
-              </w:rPr>
-              <w:t xml:space="preserve"> </w:t>
-            </w:r>
-            <w:proofErr w:type="spellStart"/>
-            <w:r>
-              <w:rPr>
-                <w:rFonts w:ascii="Times New Roman" w:hAnsi="Times New Roman" w:cs="Times New Roman"/>
-                <w:color w:val="000000" w:themeColor="text1"/>
-                <w:sz w:val="24"/>
-                <w:szCs w:val="24"/>
-              </w:rPr>
-              <w:t>maklumat</w:t>
-            </w:r>
-            <w:proofErr w:type="spellEnd"/>
-            <w:r>
-              <w:rPr>
-                <w:rFonts w:ascii="Times New Roman" w:hAnsi="Times New Roman" w:cs="Times New Roman"/>
-                <w:color w:val="000000" w:themeColor="text1"/>
-                <w:sz w:val="24"/>
-                <w:szCs w:val="24"/>
-              </w:rPr>
-              <w:t xml:space="preserve"> </w:t>
-            </w:r>
-            <w:proofErr w:type="spellStart"/>
-            <w:r>
-              <w:rPr>
-                <w:rFonts w:ascii="Times New Roman" w:hAnsi="Times New Roman" w:cs="Times New Roman"/>
-                <w:color w:val="000000" w:themeColor="text1"/>
-                <w:sz w:val="24"/>
-                <w:szCs w:val="24"/>
-              </w:rPr>
-              <w:t>inventori</w:t>
-            </w:r>
-            <w:proofErr w:type="spellEnd"/>
-            <w:r>
-              <w:rPr>
-                <w:rFonts w:ascii="Times New Roman" w:hAnsi="Times New Roman" w:cs="Times New Roman"/>
-                <w:color w:val="000000" w:themeColor="text1"/>
-                <w:sz w:val="24"/>
-                <w:szCs w:val="24"/>
-              </w:rPr>
-              <w:t xml:space="preserve"> </w:t>
-            </w:r>
-            <w:proofErr w:type="spellStart"/>
-            <w:r>
-              <w:rPr>
-                <w:rFonts w:ascii="Times New Roman" w:hAnsi="Times New Roman" w:cs="Times New Roman"/>
-                <w:color w:val="000000" w:themeColor="text1"/>
-                <w:sz w:val="24"/>
-                <w:szCs w:val="24"/>
-              </w:rPr>
-              <w:t>secara</w:t>
-            </w:r>
-            <w:proofErr w:type="spellEnd"/>
-            <w:r>
-              <w:rPr>
-                <w:rFonts w:ascii="Times New Roman" w:hAnsi="Times New Roman" w:cs="Times New Roman"/>
-                <w:color w:val="000000" w:themeColor="text1"/>
-                <w:sz w:val="24"/>
-                <w:szCs w:val="24"/>
-              </w:rPr>
-              <w:t xml:space="preserve"> digital. </w:t>
-            </w:r>
-            <w:proofErr w:type="spellStart"/>
-            <w:r>
-              <w:rPr>
-                <w:rFonts w:ascii="Times New Roman" w:hAnsi="Times New Roman" w:cs="Times New Roman"/>
-                <w:color w:val="000000" w:themeColor="text1"/>
-                <w:sz w:val="24"/>
-                <w:szCs w:val="24"/>
-              </w:rPr>
-              <w:t>Skop</w:t>
-            </w:r>
-            <w:proofErr w:type="spellEnd"/>
-            <w:r>
-              <w:rPr>
-                <w:rFonts w:ascii="Times New Roman" w:hAnsi="Times New Roman" w:cs="Times New Roman"/>
-                <w:color w:val="000000" w:themeColor="text1"/>
-                <w:sz w:val="24"/>
-                <w:szCs w:val="24"/>
-              </w:rPr>
-              <w:t xml:space="preserve"> yang </w:t>
-            </w:r>
-            <w:proofErr w:type="spellStart"/>
-            <w:r>
-              <w:rPr>
-                <w:rFonts w:ascii="Times New Roman" w:hAnsi="Times New Roman" w:cs="Times New Roman"/>
-                <w:color w:val="000000" w:themeColor="text1"/>
-                <w:sz w:val="24"/>
-                <w:szCs w:val="24"/>
-              </w:rPr>
-              <w:t>terdapat</w:t>
-            </w:r>
-            <w:proofErr w:type="spellEnd"/>
-            <w:r>
-              <w:rPr>
-                <w:rFonts w:ascii="Times New Roman" w:hAnsi="Times New Roman" w:cs="Times New Roman"/>
-                <w:color w:val="000000" w:themeColor="text1"/>
-                <w:sz w:val="24"/>
-                <w:szCs w:val="24"/>
-              </w:rPr>
-              <w:t xml:space="preserve"> di </w:t>
-            </w:r>
-            <w:proofErr w:type="spellStart"/>
-            <w:r>
-              <w:rPr>
-                <w:rFonts w:ascii="Times New Roman" w:hAnsi="Times New Roman" w:cs="Times New Roman"/>
-                <w:color w:val="000000" w:themeColor="text1"/>
-                <w:sz w:val="24"/>
-                <w:szCs w:val="24"/>
-              </w:rPr>
-              <w:t>dalam</w:t>
-            </w:r>
-            <w:proofErr w:type="spellEnd"/>
-            <w:r>
-              <w:rPr>
-                <w:rFonts w:ascii="Times New Roman" w:hAnsi="Times New Roman" w:cs="Times New Roman"/>
-                <w:color w:val="000000" w:themeColor="text1"/>
-                <w:sz w:val="24"/>
-                <w:szCs w:val="24"/>
-              </w:rPr>
-              <w:t xml:space="preserve"> </w:t>
-            </w:r>
-            <w:proofErr w:type="spellStart"/>
-            <w:r>
-              <w:rPr>
-                <w:rFonts w:ascii="Times New Roman" w:hAnsi="Times New Roman" w:cs="Times New Roman"/>
-                <w:color w:val="000000" w:themeColor="text1"/>
-                <w:sz w:val="24"/>
-                <w:szCs w:val="24"/>
-              </w:rPr>
-              <w:t>sistem</w:t>
-            </w:r>
-            <w:proofErr w:type="spellEnd"/>
-            <w:r>
-              <w:rPr>
-                <w:rFonts w:ascii="Times New Roman" w:hAnsi="Times New Roman" w:cs="Times New Roman"/>
-                <w:color w:val="000000" w:themeColor="text1"/>
-                <w:sz w:val="24"/>
-                <w:szCs w:val="24"/>
-              </w:rPr>
-              <w:t xml:space="preserve"> </w:t>
-            </w:r>
-            <w:proofErr w:type="spellStart"/>
-            <w:r>
-              <w:rPr>
-                <w:rFonts w:ascii="Times New Roman" w:hAnsi="Times New Roman" w:cs="Times New Roman"/>
-                <w:color w:val="000000" w:themeColor="text1"/>
-                <w:sz w:val="24"/>
-                <w:szCs w:val="24"/>
-              </w:rPr>
-              <w:t>ini</w:t>
-            </w:r>
-            <w:proofErr w:type="spellEnd"/>
-            <w:r>
-              <w:rPr>
-                <w:rFonts w:ascii="Times New Roman" w:hAnsi="Times New Roman" w:cs="Times New Roman"/>
-                <w:color w:val="000000" w:themeColor="text1"/>
-                <w:sz w:val="24"/>
-                <w:szCs w:val="24"/>
-              </w:rPr>
-              <w:t xml:space="preserve"> </w:t>
-            </w:r>
-            <w:proofErr w:type="spellStart"/>
-            <w:r>
-              <w:rPr>
-                <w:rFonts w:ascii="Times New Roman" w:hAnsi="Times New Roman" w:cs="Times New Roman"/>
-                <w:color w:val="000000" w:themeColor="text1"/>
-                <w:sz w:val="24"/>
-                <w:szCs w:val="24"/>
-              </w:rPr>
-              <w:t>ialah</w:t>
-            </w:r>
-            <w:proofErr w:type="spellEnd"/>
-            <w:r>
-              <w:rPr>
-                <w:rFonts w:ascii="Times New Roman" w:hAnsi="Times New Roman" w:cs="Times New Roman"/>
-                <w:color w:val="000000" w:themeColor="text1"/>
-                <w:sz w:val="24"/>
-                <w:szCs w:val="24"/>
-              </w:rPr>
-              <w:t xml:space="preserve"> </w:t>
-            </w:r>
-            <w:proofErr w:type="spellStart"/>
-            <w:r>
-              <w:rPr>
-                <w:rFonts w:ascii="Times New Roman" w:hAnsi="Times New Roman" w:cs="Times New Roman"/>
-                <w:color w:val="000000" w:themeColor="text1"/>
-                <w:sz w:val="24"/>
-                <w:szCs w:val="24"/>
-              </w:rPr>
-              <w:t>sistem</w:t>
-            </w:r>
-            <w:proofErr w:type="spellEnd"/>
-            <w:r>
-              <w:rPr>
-                <w:rFonts w:ascii="Times New Roman" w:hAnsi="Times New Roman" w:cs="Times New Roman"/>
-                <w:color w:val="000000" w:themeColor="text1"/>
-                <w:sz w:val="24"/>
-                <w:szCs w:val="24"/>
-              </w:rPr>
-              <w:t xml:space="preserve"> </w:t>
-            </w:r>
-            <w:proofErr w:type="spellStart"/>
-            <w:r>
-              <w:rPr>
-                <w:rFonts w:ascii="Times New Roman" w:hAnsi="Times New Roman" w:cs="Times New Roman"/>
-                <w:color w:val="000000" w:themeColor="text1"/>
-                <w:sz w:val="24"/>
-                <w:szCs w:val="24"/>
-              </w:rPr>
-              <w:t>ini</w:t>
-            </w:r>
-            <w:proofErr w:type="spellEnd"/>
-            <w:r>
-              <w:rPr>
-                <w:rFonts w:ascii="Times New Roman" w:hAnsi="Times New Roman" w:cs="Times New Roman"/>
-                <w:color w:val="000000" w:themeColor="text1"/>
-                <w:sz w:val="24"/>
-                <w:szCs w:val="24"/>
-              </w:rPr>
-              <w:t xml:space="preserve"> </w:t>
-            </w:r>
-            <w:proofErr w:type="spellStart"/>
-            <w:r>
-              <w:rPr>
-                <w:rFonts w:ascii="Times New Roman" w:hAnsi="Times New Roman" w:cs="Times New Roman"/>
-                <w:color w:val="000000" w:themeColor="text1"/>
-                <w:sz w:val="24"/>
-                <w:szCs w:val="24"/>
-              </w:rPr>
-              <w:t>dibangunkan</w:t>
-            </w:r>
-            <w:proofErr w:type="spellEnd"/>
-            <w:r>
-              <w:rPr>
-                <w:rFonts w:ascii="Times New Roman" w:hAnsi="Times New Roman" w:cs="Times New Roman"/>
-                <w:color w:val="000000" w:themeColor="text1"/>
-                <w:sz w:val="24"/>
-                <w:szCs w:val="24"/>
-              </w:rPr>
-              <w:t xml:space="preserve"> </w:t>
-            </w:r>
-            <w:proofErr w:type="spellStart"/>
-            <w:r>
-              <w:rPr>
-                <w:rFonts w:ascii="Times New Roman" w:hAnsi="Times New Roman" w:cs="Times New Roman"/>
-                <w:color w:val="000000" w:themeColor="text1"/>
-                <w:sz w:val="24"/>
-                <w:szCs w:val="24"/>
-              </w:rPr>
-              <w:t>untuk</w:t>
-            </w:r>
-            <w:proofErr w:type="spellEnd"/>
-            <w:r>
-              <w:rPr>
-                <w:rFonts w:ascii="Times New Roman" w:hAnsi="Times New Roman" w:cs="Times New Roman"/>
-                <w:color w:val="000000" w:themeColor="text1"/>
-                <w:sz w:val="24"/>
-                <w:szCs w:val="24"/>
-              </w:rPr>
-              <w:t xml:space="preserve"> </w:t>
-            </w:r>
-            <w:proofErr w:type="spellStart"/>
-            <w:r>
-              <w:rPr>
-                <w:rFonts w:ascii="Times New Roman" w:hAnsi="Times New Roman" w:cs="Times New Roman"/>
-                <w:color w:val="000000" w:themeColor="text1"/>
-                <w:sz w:val="24"/>
-                <w:szCs w:val="24"/>
-              </w:rPr>
-              <w:t>merekod</w:t>
-            </w:r>
-            <w:proofErr w:type="spellEnd"/>
-            <w:r>
-              <w:rPr>
-                <w:rFonts w:ascii="Times New Roman" w:hAnsi="Times New Roman" w:cs="Times New Roman"/>
-                <w:color w:val="000000" w:themeColor="text1"/>
-                <w:sz w:val="24"/>
-                <w:szCs w:val="24"/>
-              </w:rPr>
-              <w:t xml:space="preserve"> </w:t>
-            </w:r>
-            <w:proofErr w:type="spellStart"/>
-            <w:r>
-              <w:rPr>
-                <w:rFonts w:ascii="Times New Roman" w:hAnsi="Times New Roman" w:cs="Times New Roman"/>
-                <w:color w:val="000000" w:themeColor="text1"/>
-                <w:sz w:val="24"/>
-                <w:szCs w:val="24"/>
-              </w:rPr>
-              <w:t>peralatan</w:t>
-            </w:r>
-            <w:proofErr w:type="spellEnd"/>
-            <w:r>
-              <w:rPr>
-                <w:rFonts w:ascii="Times New Roman" w:hAnsi="Times New Roman" w:cs="Times New Roman"/>
-                <w:color w:val="000000" w:themeColor="text1"/>
-                <w:sz w:val="24"/>
-                <w:szCs w:val="24"/>
-              </w:rPr>
-              <w:t xml:space="preserve"> yang </w:t>
-            </w:r>
-            <w:proofErr w:type="spellStart"/>
-            <w:r>
-              <w:rPr>
-                <w:rFonts w:ascii="Times New Roman" w:hAnsi="Times New Roman" w:cs="Times New Roman"/>
-                <w:color w:val="000000" w:themeColor="text1"/>
-                <w:sz w:val="24"/>
-                <w:szCs w:val="24"/>
-              </w:rPr>
-              <w:t>diterima</w:t>
-            </w:r>
-            <w:proofErr w:type="spellEnd"/>
-            <w:r>
-              <w:rPr>
-                <w:rFonts w:ascii="Times New Roman" w:hAnsi="Times New Roman" w:cs="Times New Roman"/>
-                <w:color w:val="000000" w:themeColor="text1"/>
-                <w:sz w:val="24"/>
-                <w:szCs w:val="24"/>
-              </w:rPr>
-              <w:t xml:space="preserve"> </w:t>
-            </w:r>
-            <w:proofErr w:type="spellStart"/>
-            <w:r>
-              <w:rPr>
-                <w:rFonts w:ascii="Times New Roman" w:hAnsi="Times New Roman" w:cs="Times New Roman"/>
-                <w:color w:val="000000" w:themeColor="text1"/>
-                <w:sz w:val="24"/>
-                <w:szCs w:val="24"/>
-              </w:rPr>
-              <w:t>dengan</w:t>
-            </w:r>
-            <w:proofErr w:type="spellEnd"/>
-            <w:r>
-              <w:rPr>
-                <w:rFonts w:ascii="Times New Roman" w:hAnsi="Times New Roman" w:cs="Times New Roman"/>
-                <w:color w:val="000000" w:themeColor="text1"/>
-                <w:sz w:val="24"/>
-                <w:szCs w:val="24"/>
-              </w:rPr>
-              <w:t xml:space="preserve"> </w:t>
-            </w:r>
-            <w:proofErr w:type="spellStart"/>
-            <w:r>
-              <w:rPr>
-                <w:rFonts w:ascii="Times New Roman" w:hAnsi="Times New Roman" w:cs="Times New Roman"/>
-                <w:color w:val="000000" w:themeColor="text1"/>
-                <w:sz w:val="24"/>
-                <w:szCs w:val="24"/>
-              </w:rPr>
-              <w:t>sistematik</w:t>
-            </w:r>
-            <w:proofErr w:type="spellEnd"/>
-            <w:r>
-              <w:rPr>
-                <w:rFonts w:ascii="Times New Roman" w:hAnsi="Times New Roman" w:cs="Times New Roman"/>
-                <w:color w:val="000000" w:themeColor="text1"/>
-                <w:sz w:val="24"/>
-                <w:szCs w:val="24"/>
-              </w:rPr>
-              <w:t xml:space="preserve">, </w:t>
-            </w:r>
-            <w:proofErr w:type="spellStart"/>
-            <w:r>
-              <w:rPr>
-                <w:rFonts w:ascii="Times New Roman" w:hAnsi="Times New Roman" w:cs="Times New Roman"/>
-                <w:color w:val="000000" w:themeColor="text1"/>
-                <w:sz w:val="24"/>
-                <w:szCs w:val="24"/>
-              </w:rPr>
-              <w:t>sistem</w:t>
-            </w:r>
-            <w:proofErr w:type="spellEnd"/>
-            <w:r>
-              <w:rPr>
-                <w:rFonts w:ascii="Times New Roman" w:hAnsi="Times New Roman" w:cs="Times New Roman"/>
-                <w:color w:val="000000" w:themeColor="text1"/>
-                <w:sz w:val="24"/>
-                <w:szCs w:val="24"/>
-              </w:rPr>
-              <w:t xml:space="preserve"> </w:t>
-            </w:r>
-            <w:proofErr w:type="spellStart"/>
-            <w:r>
-              <w:rPr>
-                <w:rFonts w:ascii="Times New Roman" w:hAnsi="Times New Roman" w:cs="Times New Roman"/>
-                <w:color w:val="000000" w:themeColor="text1"/>
-                <w:sz w:val="24"/>
-                <w:szCs w:val="24"/>
-              </w:rPr>
-              <w:t>ini</w:t>
-            </w:r>
-            <w:proofErr w:type="spellEnd"/>
-            <w:r>
-              <w:rPr>
-                <w:rFonts w:ascii="Times New Roman" w:hAnsi="Times New Roman" w:cs="Times New Roman"/>
-                <w:color w:val="000000" w:themeColor="text1"/>
-                <w:sz w:val="24"/>
-                <w:szCs w:val="24"/>
-              </w:rPr>
-              <w:t xml:space="preserve"> </w:t>
-            </w:r>
-            <w:proofErr w:type="spellStart"/>
-            <w:r>
-              <w:rPr>
-                <w:rFonts w:ascii="Times New Roman" w:hAnsi="Times New Roman" w:cs="Times New Roman"/>
-                <w:color w:val="000000" w:themeColor="text1"/>
-                <w:sz w:val="24"/>
-                <w:szCs w:val="24"/>
-              </w:rPr>
-              <w:t>digunakan</w:t>
-            </w:r>
-            <w:proofErr w:type="spellEnd"/>
-            <w:r>
-              <w:rPr>
-                <w:rFonts w:ascii="Times New Roman" w:hAnsi="Times New Roman" w:cs="Times New Roman"/>
-                <w:color w:val="000000" w:themeColor="text1"/>
-                <w:sz w:val="24"/>
-                <w:szCs w:val="24"/>
-              </w:rPr>
-              <w:t xml:space="preserve"> oleh Guru / </w:t>
-            </w:r>
-            <w:proofErr w:type="spellStart"/>
-            <w:r>
-              <w:rPr>
-                <w:rFonts w:ascii="Times New Roman" w:hAnsi="Times New Roman" w:cs="Times New Roman"/>
-                <w:color w:val="000000" w:themeColor="text1"/>
-                <w:sz w:val="24"/>
-                <w:szCs w:val="24"/>
-              </w:rPr>
-              <w:t>Staf</w:t>
-            </w:r>
-            <w:proofErr w:type="spellEnd"/>
-            <w:r>
-              <w:rPr>
-                <w:rFonts w:ascii="Times New Roman" w:hAnsi="Times New Roman" w:cs="Times New Roman"/>
-                <w:color w:val="000000" w:themeColor="text1"/>
-                <w:sz w:val="24"/>
-                <w:szCs w:val="24"/>
-              </w:rPr>
-              <w:t xml:space="preserve"> </w:t>
-            </w:r>
-            <w:proofErr w:type="spellStart"/>
-            <w:r>
-              <w:rPr>
-                <w:rFonts w:ascii="Times New Roman" w:hAnsi="Times New Roman" w:cs="Times New Roman"/>
-                <w:color w:val="000000" w:themeColor="text1"/>
-                <w:sz w:val="24"/>
-                <w:szCs w:val="24"/>
-              </w:rPr>
-              <w:t>Makmal</w:t>
-            </w:r>
-            <w:proofErr w:type="spellEnd"/>
-            <w:r>
-              <w:rPr>
-                <w:rFonts w:ascii="Times New Roman" w:hAnsi="Times New Roman" w:cs="Times New Roman"/>
-                <w:color w:val="000000" w:themeColor="text1"/>
-                <w:sz w:val="24"/>
-                <w:szCs w:val="24"/>
-              </w:rPr>
-              <w:t xml:space="preserve">, </w:t>
-            </w:r>
-            <w:proofErr w:type="spellStart"/>
-            <w:r>
-              <w:rPr>
-                <w:rFonts w:ascii="Times New Roman" w:hAnsi="Times New Roman" w:cs="Times New Roman"/>
-                <w:color w:val="000000" w:themeColor="text1"/>
-                <w:sz w:val="24"/>
-                <w:szCs w:val="24"/>
-              </w:rPr>
-              <w:t>Pentadbir</w:t>
-            </w:r>
-            <w:proofErr w:type="spellEnd"/>
-            <w:r>
-              <w:rPr>
-                <w:rFonts w:ascii="Times New Roman" w:hAnsi="Times New Roman" w:cs="Times New Roman"/>
-                <w:color w:val="000000" w:themeColor="text1"/>
-                <w:sz w:val="24"/>
-                <w:szCs w:val="24"/>
-              </w:rPr>
-              <w:t xml:space="preserve"> </w:t>
-            </w:r>
-            <w:proofErr w:type="spellStart"/>
-            <w:r>
-              <w:rPr>
-                <w:rFonts w:ascii="Times New Roman" w:hAnsi="Times New Roman" w:cs="Times New Roman"/>
-                <w:color w:val="000000" w:themeColor="text1"/>
-                <w:sz w:val="24"/>
-                <w:szCs w:val="24"/>
-              </w:rPr>
-              <w:t>Sekolah</w:t>
-            </w:r>
-            <w:proofErr w:type="spellEnd"/>
-            <w:r>
-              <w:rPr>
-                <w:rFonts w:ascii="Times New Roman" w:hAnsi="Times New Roman" w:cs="Times New Roman"/>
-                <w:color w:val="000000" w:themeColor="text1"/>
-                <w:sz w:val="24"/>
-                <w:szCs w:val="24"/>
-              </w:rPr>
-              <w:t xml:space="preserve"> dan </w:t>
-            </w:r>
-            <w:proofErr w:type="spellStart"/>
-            <w:r>
-              <w:rPr>
-                <w:rFonts w:ascii="Times New Roman" w:hAnsi="Times New Roman" w:cs="Times New Roman"/>
-                <w:color w:val="000000" w:themeColor="text1"/>
-                <w:sz w:val="24"/>
-                <w:szCs w:val="24"/>
-              </w:rPr>
-              <w:t>Pembekal</w:t>
-            </w:r>
-            <w:proofErr w:type="spellEnd"/>
-            <w:r>
-              <w:rPr>
-                <w:rFonts w:ascii="Times New Roman" w:hAnsi="Times New Roman" w:cs="Times New Roman"/>
-                <w:color w:val="000000" w:themeColor="text1"/>
-                <w:sz w:val="24"/>
-                <w:szCs w:val="24"/>
-              </w:rPr>
-              <w:t xml:space="preserve"> dan </w:t>
-            </w:r>
-            <w:proofErr w:type="spellStart"/>
-            <w:r>
-              <w:rPr>
-                <w:rFonts w:ascii="Times New Roman" w:hAnsi="Times New Roman" w:cs="Times New Roman"/>
-                <w:color w:val="000000" w:themeColor="text1"/>
-                <w:sz w:val="24"/>
-                <w:szCs w:val="24"/>
-              </w:rPr>
-              <w:t>istem</w:t>
-            </w:r>
-            <w:proofErr w:type="spellEnd"/>
-            <w:r>
-              <w:rPr>
-                <w:rFonts w:ascii="Times New Roman" w:hAnsi="Times New Roman" w:cs="Times New Roman"/>
-                <w:color w:val="000000" w:themeColor="text1"/>
-                <w:sz w:val="24"/>
-                <w:szCs w:val="24"/>
-              </w:rPr>
-              <w:t xml:space="preserve"> </w:t>
-            </w:r>
-            <w:proofErr w:type="spellStart"/>
-            <w:r>
-              <w:rPr>
-                <w:rFonts w:ascii="Times New Roman" w:hAnsi="Times New Roman" w:cs="Times New Roman"/>
-                <w:color w:val="000000" w:themeColor="text1"/>
-                <w:sz w:val="24"/>
-                <w:szCs w:val="24"/>
-              </w:rPr>
-              <w:t>ini</w:t>
-            </w:r>
-            <w:proofErr w:type="spellEnd"/>
-            <w:r>
-              <w:rPr>
-                <w:rFonts w:ascii="Times New Roman" w:hAnsi="Times New Roman" w:cs="Times New Roman"/>
-                <w:color w:val="000000" w:themeColor="text1"/>
-                <w:sz w:val="24"/>
-                <w:szCs w:val="24"/>
-              </w:rPr>
-              <w:t xml:space="preserve"> </w:t>
-            </w:r>
-            <w:proofErr w:type="spellStart"/>
-            <w:r>
-              <w:rPr>
-                <w:rFonts w:ascii="Times New Roman" w:hAnsi="Times New Roman" w:cs="Times New Roman"/>
-                <w:color w:val="000000" w:themeColor="text1"/>
-                <w:sz w:val="24"/>
-                <w:szCs w:val="24"/>
-              </w:rPr>
-              <w:t>digunakan</w:t>
-            </w:r>
-            <w:proofErr w:type="spellEnd"/>
-            <w:r>
-              <w:rPr>
-                <w:rFonts w:ascii="Times New Roman" w:hAnsi="Times New Roman" w:cs="Times New Roman"/>
-                <w:color w:val="000000" w:themeColor="text1"/>
-                <w:sz w:val="24"/>
-                <w:szCs w:val="24"/>
-              </w:rPr>
-              <w:t xml:space="preserve"> di </w:t>
-            </w:r>
-            <w:proofErr w:type="spellStart"/>
-            <w:r>
-              <w:rPr>
-                <w:rFonts w:ascii="Times New Roman" w:hAnsi="Times New Roman" w:cs="Times New Roman"/>
-                <w:color w:val="000000" w:themeColor="text1"/>
-                <w:sz w:val="24"/>
-                <w:szCs w:val="24"/>
-              </w:rPr>
-              <w:t>sekolah</w:t>
-            </w:r>
-            <w:proofErr w:type="spellEnd"/>
-            <w:r>
-              <w:rPr>
-                <w:rFonts w:ascii="Times New Roman" w:hAnsi="Times New Roman" w:cs="Times New Roman"/>
-                <w:color w:val="000000" w:themeColor="text1"/>
-                <w:sz w:val="24"/>
-                <w:szCs w:val="24"/>
-              </w:rPr>
-              <w:t xml:space="preserve"> </w:t>
-            </w:r>
-            <w:proofErr w:type="spellStart"/>
-            <w:r>
-              <w:rPr>
-                <w:rFonts w:ascii="Times New Roman" w:hAnsi="Times New Roman" w:cs="Times New Roman"/>
-                <w:color w:val="000000" w:themeColor="text1"/>
-                <w:sz w:val="24"/>
-                <w:szCs w:val="24"/>
-              </w:rPr>
-              <w:t>sahaja</w:t>
-            </w:r>
-            <w:proofErr w:type="spellEnd"/>
-            <w:r>
-              <w:rPr>
-                <w:rFonts w:ascii="Times New Roman" w:hAnsi="Times New Roman" w:cs="Times New Roman"/>
-                <w:color w:val="000000" w:themeColor="text1"/>
-                <w:sz w:val="24"/>
-                <w:szCs w:val="24"/>
-              </w:rPr>
-              <w:t>.</w:t>
-            </w:r>
-          </w:p>
-          <w:p>
-            <w:pPr>
-              <w:pStyle w:val="ListParagraph"/>
-              <w:ind w:left="0"/>
-              <w:rPr>
-                <w:rFonts w:ascii="Times New Roman" w:hAnsi="Times New Roman" w:cs="Times New Roman"/>
-                <w:color w:val="FF0000"/>
-                <w:sz w:val="24"/>
-                <w:szCs w:val="24"/>
-              </w:rPr>
-            </w:pPr>
-          </w:p>
-          <w:p>
-            <w:pPr>
-              <w:pStyle w:val="ListParagraph"/>
-              <w:ind w:left="0"/>
               <w:rPr>
                 <w:rFonts w:ascii="Times New Roman" w:hAnsi="Times New Roman" w:cs="Times New Roman"/>
                 <w:sz w:val="24"/>
                 <w:szCs w:val="24"/>
               </w:rPr>
-            </w:pPr>
-          </w:p>
-          <w:p>
-            <w:pPr>
-              <w:pStyle w:val="ListParagraph"/>
-              <w:ind w:left="0"/>
+              <w:t xml:space="preserve">Sistem ini dibangunkan untuk memudahkan pihak sekolah mengurus maklumat inventori secara digital supaya dapat memantau dan merekod stok dengan teratur. Serta sistem ini juga mampu mengurangkan kesilapan, menjimatkan masa, serta membolehkan pihak sekolah menjejak aset dengan mudah dan cepat. Sistem ini digunakan oleh pihak sekolah dan </w:t>
+            </w:r>
+            <w:r>
               <w:rPr>
                 <w:rFonts w:ascii="Times New Roman" w:hAnsi="Times New Roman" w:cs="Times New Roman"/>
                 <w:sz w:val="24"/>
                 <w:szCs w:val="24"/>
               </w:rPr>
-            </w:pPr>
-          </w:p>
-          <w:p>
-            <w:pPr>
-              <w:pStyle w:val="ListParagraph"/>
-              <w:ind w:left="0"/>
-              <w:rPr>
-                <w:rFonts w:ascii="Times New Roman" w:hAnsi="Times New Roman" w:cs="Times New Roman"/>
-                <w:sz w:val="24"/>
-                <w:szCs w:val="24"/>
-              </w:rPr>
-            </w:pPr>
-          </w:p>
-          <w:p>
-            <w:pPr>
-              <w:pStyle w:val="ListParagraph"/>
-              <w:ind w:left="0"/>
-              <w:rPr>
-                <w:rFonts w:ascii="Times New Roman" w:hAnsi="Times New Roman" w:cs="Times New Roman"/>
-                <w:sz w:val="24"/>
-                <w:szCs w:val="24"/>
-              </w:rPr>
-            </w:pPr>
+              <w:t>sistem ini memudahkan untuk mencari maklumat semula.</w:t>
+            </w:r>
           </w:p>
           <w:p>
             <w:pPr>
@@ -1216,18 +183,7 @@
           <w:sz w:val="24"/>
           <w:szCs w:val="24"/>
         </w:rPr>
-        <w:t xml:space="preserve">ANALISIS </w:t>
-      </w:r>
-      <w:proofErr w:type="gramStart"/>
-      <w:r>
-        <w:rPr>
-          <w:rFonts w:ascii="Times New Roman" w:hAnsi="Times New Roman" w:cs="Times New Roman"/>
-          <w:b/>
-          <w:bCs/>
-          <w:sz w:val="24"/>
-          <w:szCs w:val="24"/>
-        </w:rPr>
-        <w:t xml:space="preserve">PELAKON </w:t>
+        <w:t xml:space="preserve">ANALISIS PELAKON </w:t>
       </w:r>
       <w:r>
         <w:rPr>
@@ -1237,18 +193,7 @@
           <w:sz w:val="24"/>
           <w:szCs w:val="24"/>
         </w:rPr>
-        <w:t>:</w:t>
-      </w:r>
-      <w:proofErr w:type="gramEnd"/>
-      <w:r>
-        <w:rPr>
-          <w:rFonts w:ascii="Times New Roman" w:hAnsi="Times New Roman" w:cs="Times New Roman"/>
-          <w:b/>
-          <w:bCs/>
-          <w:sz w:val="24"/>
-          <w:szCs w:val="24"/>
-        </w:rPr>
-        <w:t xml:space="preserve"> </w:t>
+        <w:t xml:space="preserve">: </w:t>
       </w:r>
     </w:p>
     <w:tbl>
@@ -1259,168 +204,14 @@
         <w:tblLook w:val="04A0" w:firstRow="1" w:lastRow="0" w:firstColumn="1" w:lastColumn="0" w:noHBand="0" w:noVBand="1"/>
       </w:tblPr>
       <w:tblGrid>
-        <w:gridCol w:w="3969"/>
-        <w:gridCol w:w="3941"/>
+        <w:gridCol w:w="3972"/>
+        <w:gridCol w:w="3938"/>
       </w:tblGrid>
       <w:tr>
         <w:tc>
           <w:tcPr>
             <w:tcW w:w="4428" w:type="dxa"/>
           </w:tcPr>
-          <w:p>
-            <w:pPr>
-              <w:pStyle w:val="ListParagraph"/>
-              <w:ind w:left="0"/>
-              <w:rPr>
-                <w:rFonts w:ascii="Times New Roman" w:hAnsi="Times New Roman" w:cs="Times New Roman"/>
-                <w:b/>
-                <w:bCs/>
-                <w:sz w:val="24"/>
-                <w:szCs w:val="24"/>
-              </w:rPr>
-            </w:pPr>
-            <w:proofErr w:type="spellStart"/>
-            <w:proofErr w:type="gramStart"/>
-            <w:r>
-              <w:rPr>
-                <w:rFonts w:ascii="Times New Roman" w:hAnsi="Times New Roman" w:cs="Times New Roman"/>
-                <w:b/>
-                <w:bCs/>
-                <w:sz w:val="24"/>
-                <w:szCs w:val="24"/>
-              </w:rPr>
-              <w:t>Pelakon</w:t>
-            </w:r>
-            <w:proofErr w:type="spellEnd"/>
-            <w:r>
-              <w:rPr>
-                <w:rFonts w:ascii="Times New Roman" w:hAnsi="Times New Roman" w:cs="Times New Roman"/>
-                <w:b/>
-                <w:bCs/>
-                <w:sz w:val="24"/>
-                <w:szCs w:val="24"/>
-              </w:rPr>
-              <w:t>(</w:t>
-            </w:r>
-            <w:proofErr w:type="spellStart"/>
-            <w:proofErr w:type="gramEnd"/>
-            <w:r>
-              <w:rPr>
-                <w:rFonts w:ascii="Times New Roman" w:hAnsi="Times New Roman" w:cs="Times New Roman"/>
-                <w:b/>
-                <w:bCs/>
-                <w:sz w:val="24"/>
-                <w:szCs w:val="24"/>
-              </w:rPr>
-              <w:t>Aktor</w:t>
-            </w:r>
-            <w:proofErr w:type="spellEnd"/>
-            <w:r>
-              <w:rPr>
-                <w:rFonts w:ascii="Times New Roman" w:hAnsi="Times New Roman" w:cs="Times New Roman"/>
-                <w:b/>
-                <w:bCs/>
-                <w:sz w:val="24"/>
-                <w:szCs w:val="24"/>
-              </w:rPr>
-              <w:t>)</w:t>
-            </w:r>
-          </w:p>
-        </w:tc>
-        <w:tc>
-          <w:tcPr>
-            <w:tcW w:w="4428" w:type="dxa"/>
-          </w:tcPr>
-          <w:p>
-            <w:pPr>
-              <w:pStyle w:val="ListParagraph"/>
-              <w:ind w:left="0"/>
-              <w:rPr>
-                <w:rFonts w:ascii="Times New Roman" w:hAnsi="Times New Roman" w:cs="Times New Roman"/>
-                <w:b/>
-                <w:bCs/>
-                <w:sz w:val="24"/>
-                <w:szCs w:val="24"/>
-              </w:rPr>
-            </w:pPr>
-            <w:proofErr w:type="spellStart"/>
-            <w:r>
-              <w:rPr>
-                <w:rFonts w:ascii="Times New Roman" w:hAnsi="Times New Roman" w:cs="Times New Roman"/>
-                <w:b/>
-                <w:bCs/>
-                <w:sz w:val="24"/>
-                <w:szCs w:val="24"/>
-              </w:rPr>
-              <w:t>Peranan</w:t>
-            </w:r>
-            <w:proofErr w:type="spellEnd"/>
-            <w:r>
-              <w:rPr>
-                <w:rFonts w:ascii="Times New Roman" w:hAnsi="Times New Roman" w:cs="Times New Roman"/>
-                <w:b/>
-                <w:bCs/>
-                <w:sz w:val="24"/>
-                <w:szCs w:val="24"/>
-              </w:rPr>
-              <w:t xml:space="preserve"> </w:t>
-            </w:r>
-            <w:proofErr w:type="spellStart"/>
-            <w:r>
-              <w:rPr>
-                <w:rFonts w:ascii="Times New Roman" w:hAnsi="Times New Roman" w:cs="Times New Roman"/>
-                <w:b/>
-                <w:bCs/>
-                <w:sz w:val="24"/>
-                <w:szCs w:val="24"/>
-              </w:rPr>
-              <w:t>dalam</w:t>
-            </w:r>
-            <w:proofErr w:type="spellEnd"/>
-            <w:r>
-              <w:rPr>
-                <w:rFonts w:ascii="Times New Roman" w:hAnsi="Times New Roman" w:cs="Times New Roman"/>
-                <w:b/>
-                <w:bCs/>
-                <w:sz w:val="24"/>
-                <w:szCs w:val="24"/>
-              </w:rPr>
-              <w:t xml:space="preserve"> </w:t>
-            </w:r>
-            <w:proofErr w:type="spellStart"/>
-            <w:r>
-              <w:rPr>
-                <w:rFonts w:ascii="Times New Roman" w:hAnsi="Times New Roman" w:cs="Times New Roman"/>
-                <w:b/>
-                <w:bCs/>
-                <w:sz w:val="24"/>
-                <w:szCs w:val="24"/>
-              </w:rPr>
-              <w:t>Sistem</w:t>
-            </w:r>
-            <w:proofErr w:type="spellEnd"/>
-          </w:p>
-        </w:tc>
-      </w:tr>
-      <w:tr>
-        <w:tc>
-          <w:tcPr>
-            <w:tcW w:w="4428" w:type="dxa"/>
-            <w:vAlign w:val="center"/>
-          </w:tcPr>
-          <w:p>
-            <w:pPr>
-              <w:pStyle w:val="ListParagraph"/>
-              <w:ind w:left="0"/>
-              <w:rPr>
-                <w:rFonts w:ascii="Times New Roman" w:hAnsi="Times New Roman" w:cs="Times New Roman"/>
-                <w:b/>
-                <w:bCs/>
-                <w:sz w:val="24"/>
-                <w:szCs w:val="24"/>
-              </w:rPr>
-            </w:pPr>
-          </w:p>
           <w:p>
             <w:pPr>
               <w:pStyle w:val="ListParagraph"/>
@@ -1441,238 +232,8 @@
                 <w:sz w:val="24"/>
                 <w:szCs w:val="24"/>
               </w:rPr>
-              <w:t xml:space="preserve">Guru / </w:t>
+              <w:t>Pelakon(Aktor)</w:t>
             </w:r>
-            <w:proofErr w:type="spellStart"/>
-            <w:r>
-              <w:rPr>
-                <w:rFonts w:ascii="Times New Roman" w:hAnsi="Times New Roman" w:cs="Times New Roman"/>
-                <w:b/>
-                <w:bCs/>
-                <w:sz w:val="24"/>
-                <w:szCs w:val="24"/>
-              </w:rPr>
-              <w:t>Staf</w:t>
-            </w:r>
-            <w:proofErr w:type="spellEnd"/>
-            <w:r>
-              <w:rPr>
-                <w:rFonts w:ascii="Times New Roman" w:hAnsi="Times New Roman" w:cs="Times New Roman"/>
-                <w:b/>
-                <w:bCs/>
-                <w:sz w:val="24"/>
-                <w:szCs w:val="24"/>
-              </w:rPr>
-              <w:t xml:space="preserve"> </w:t>
-            </w:r>
-            <w:proofErr w:type="spellStart"/>
-            <w:r>
-              <w:rPr>
-                <w:rFonts w:ascii="Times New Roman" w:hAnsi="Times New Roman" w:cs="Times New Roman"/>
-                <w:b/>
-                <w:bCs/>
-                <w:sz w:val="24"/>
-                <w:szCs w:val="24"/>
-              </w:rPr>
-              <w:t>Makmal</w:t>
-            </w:r>
-            <w:proofErr w:type="spellEnd"/>
-          </w:p>
-        </w:tc>
-        <w:tc>
-          <w:tcPr>
-            <w:tcW w:w="4428" w:type="dxa"/>
-            <w:vAlign w:val="bottom"/>
-          </w:tcPr>
-          <w:p>
-            <w:pPr>
-              <w:pStyle w:val="ListParagraph"/>
-              <w:ind w:left="0"/>
-              <w:rPr>
-                <w:rFonts w:ascii="Times New Roman" w:hAnsi="Times New Roman" w:cs="Times New Roman"/>
-                <w:b/>
-                <w:bCs/>
-                <w:sz w:val="24"/>
-                <w:szCs w:val="24"/>
-              </w:rPr>
-            </w:pPr>
-            <w:proofErr w:type="spellStart"/>
-            <w:r>
-              <w:rPr>
-                <w:rFonts w:ascii="Times New Roman" w:hAnsi="Times New Roman" w:cs="Times New Roman"/>
-                <w:b/>
-                <w:bCs/>
-                <w:sz w:val="24"/>
-                <w:szCs w:val="24"/>
-              </w:rPr>
-              <w:t>Merekod</w:t>
-            </w:r>
-            <w:proofErr w:type="spellEnd"/>
-            <w:r>
-              <w:rPr>
-                <w:rFonts w:ascii="Times New Roman" w:hAnsi="Times New Roman" w:cs="Times New Roman"/>
-                <w:b/>
-                <w:bCs/>
-                <w:sz w:val="24"/>
-                <w:szCs w:val="24"/>
-              </w:rPr>
-              <w:t xml:space="preserve"> dan </w:t>
-            </w:r>
-            <w:proofErr w:type="spellStart"/>
-            <w:r>
-              <w:rPr>
-                <w:rFonts w:ascii="Times New Roman" w:hAnsi="Times New Roman" w:cs="Times New Roman"/>
-                <w:b/>
-                <w:bCs/>
-                <w:sz w:val="24"/>
-                <w:szCs w:val="24"/>
-              </w:rPr>
-              <w:t>mengemas</w:t>
-            </w:r>
-            <w:proofErr w:type="spellEnd"/>
-            <w:r>
-              <w:rPr>
-                <w:rFonts w:ascii="Times New Roman" w:hAnsi="Times New Roman" w:cs="Times New Roman"/>
-                <w:b/>
-                <w:bCs/>
-                <w:sz w:val="24"/>
-                <w:szCs w:val="24"/>
-              </w:rPr>
-              <w:t xml:space="preserve"> </w:t>
-            </w:r>
-            <w:proofErr w:type="spellStart"/>
-            <w:r>
-              <w:rPr>
-                <w:rFonts w:ascii="Times New Roman" w:hAnsi="Times New Roman" w:cs="Times New Roman"/>
-                <w:b/>
-                <w:bCs/>
-                <w:sz w:val="24"/>
-                <w:szCs w:val="24"/>
-              </w:rPr>
-              <w:t>kini</w:t>
-            </w:r>
-            <w:proofErr w:type="spellEnd"/>
-            <w:r>
-              <w:rPr>
-                <w:rFonts w:ascii="Times New Roman" w:hAnsi="Times New Roman" w:cs="Times New Roman"/>
-                <w:b/>
-                <w:bCs/>
-                <w:sz w:val="24"/>
-                <w:szCs w:val="24"/>
-              </w:rPr>
-              <w:t xml:space="preserve"> </w:t>
-            </w:r>
-            <w:proofErr w:type="spellStart"/>
-            <w:r>
-              <w:rPr>
-                <w:rFonts w:ascii="Times New Roman" w:hAnsi="Times New Roman" w:cs="Times New Roman"/>
-                <w:b/>
-                <w:bCs/>
-                <w:sz w:val="24"/>
-                <w:szCs w:val="24"/>
-              </w:rPr>
-              <w:t>stok</w:t>
-            </w:r>
-            <w:proofErr w:type="spellEnd"/>
-            <w:r>
-              <w:rPr>
-                <w:rFonts w:ascii="Times New Roman" w:hAnsi="Times New Roman" w:cs="Times New Roman"/>
-                <w:b/>
-                <w:bCs/>
-                <w:sz w:val="24"/>
-                <w:szCs w:val="24"/>
-              </w:rPr>
-              <w:t xml:space="preserve"> </w:t>
-            </w:r>
-            <w:proofErr w:type="spellStart"/>
-            <w:r>
-              <w:rPr>
-                <w:rFonts w:ascii="Times New Roman" w:hAnsi="Times New Roman" w:cs="Times New Roman"/>
-                <w:b/>
-                <w:bCs/>
-                <w:sz w:val="24"/>
-                <w:szCs w:val="24"/>
-              </w:rPr>
-              <w:t>inventori</w:t>
-            </w:r>
-            <w:proofErr w:type="spellEnd"/>
-            <w:r>
-              <w:rPr>
-                <w:rFonts w:ascii="Times New Roman" w:hAnsi="Times New Roman" w:cs="Times New Roman"/>
-                <w:b/>
-                <w:bCs/>
-                <w:sz w:val="24"/>
-                <w:szCs w:val="24"/>
-              </w:rPr>
-              <w:t>.</w:t>
-            </w:r>
-          </w:p>
-        </w:tc>
-      </w:tr>
-      <w:tr>
-        <w:tc>
-          <w:tcPr>
-            <w:tcW w:w="4428" w:type="dxa"/>
-          </w:tcPr>
-          <w:p>
-            <w:pPr>
-              <w:pStyle w:val="ListParagraph"/>
-              <w:ind w:left="0"/>
-              <w:rPr>
-                <w:rFonts w:ascii="Times New Roman" w:hAnsi="Times New Roman" w:cs="Times New Roman"/>
-                <w:b/>
-                <w:bCs/>
-                <w:sz w:val="24"/>
-                <w:szCs w:val="24"/>
-              </w:rPr>
-            </w:pPr>
-          </w:p>
-          <w:p>
-            <w:pPr>
-              <w:pStyle w:val="ListParagraph"/>
-              <w:ind w:left="0"/>
-              <w:rPr>
-                <w:rFonts w:ascii="Times New Roman" w:hAnsi="Times New Roman" w:cs="Times New Roman"/>
-                <w:b/>
-                <w:bCs/>
-                <w:sz w:val="24"/>
-                <w:szCs w:val="24"/>
-              </w:rPr>
-            </w:pPr>
-            <w:proofErr w:type="spellStart"/>
-            <w:r>
-              <w:rPr>
-                <w:rFonts w:ascii="Times New Roman" w:hAnsi="Times New Roman" w:cs="Times New Roman"/>
-                <w:b/>
-                <w:bCs/>
-                <w:sz w:val="24"/>
-                <w:szCs w:val="24"/>
-              </w:rPr>
-              <w:t>Pentadbir</w:t>
-            </w:r>
-            <w:proofErr w:type="spellEnd"/>
-            <w:r>
-              <w:rPr>
-                <w:rFonts w:ascii="Times New Roman" w:hAnsi="Times New Roman" w:cs="Times New Roman"/>
-                <w:b/>
-                <w:bCs/>
-                <w:sz w:val="24"/>
-                <w:szCs w:val="24"/>
-              </w:rPr>
-              <w:t xml:space="preserve"> </w:t>
-            </w:r>
-            <w:proofErr w:type="spellStart"/>
-            <w:r>
-              <w:rPr>
-                <w:rFonts w:ascii="Times New Roman" w:hAnsi="Times New Roman" w:cs="Times New Roman"/>
-                <w:b/>
-                <w:bCs/>
-                <w:sz w:val="24"/>
-                <w:szCs w:val="24"/>
-              </w:rPr>
-              <w:t>Sekolah</w:t>
-            </w:r>
-            <w:proofErr w:type="spellEnd"/>
           </w:p>
         </w:tc>
         <w:tc>
@@ -1691,7 +252,6 @@
                 <w:szCs w:val="24"/>
               </w:rPr>
             </w:pPr>
-            <w:proofErr w:type="spellStart"/>
             <w:r>
               <w:rPr>
                 <w:rFonts w:ascii="Times New Roman" w:hAnsi="Times New Roman" w:cs="Times New Roman"/>
@@ -1700,75 +260,60 @@
                 <w:sz w:val="24"/>
                 <w:szCs w:val="24"/>
               </w:rPr>
-              <w:t>Menyemak</w:t>
+              <w:t>Peranan dalam Sistem</w:t>
             </w:r>
-            <w:proofErr w:type="spellEnd"/>
+          </w:p>
+        </w:tc>
+      </w:tr>
+      <w:tr>
+        <w:tc>
+          <w:tcPr>
+            <w:tcW w:w="4428" w:type="dxa"/>
+            <w:vAlign w:val="center"/>
+          </w:tcPr>
+          <w:p>
+            <w:pPr>
+              <w:pStyle w:val="ListParagraph"/>
+              <w:ind w:left="0"/>
+              <w:rPr>
+                <w:rFonts w:ascii="Times New Roman" w:hAnsi="Times New Roman" w:cs="Times New Roman"/>
+                <w:sz w:val="24"/>
+                <w:szCs w:val="24"/>
+              </w:rPr>
+            </w:pPr>
             <w:r>
               <w:rPr>
                 <w:rFonts w:ascii="Times New Roman" w:hAnsi="Times New Roman" w:cs="Times New Roman"/>
-                <w:b/>
-                <w:bCs/>
                 <w:sz w:val="24"/>
                 <w:szCs w:val="24"/>
               </w:rPr>
-              <w:t xml:space="preserve"> </w:t>
+              <w:t>Guru / staf makmal</w:t>
             </w:r>
-            <w:proofErr w:type="spellStart"/>
+          </w:p>
+        </w:tc>
+        <w:tc>
+          <w:tcPr>
+            <w:tcW w:w="4428" w:type="dxa"/>
+            <w:vAlign w:val="bottom"/>
+          </w:tcPr>
+          <w:p>
+            <w:pPr>
+              <w:pStyle w:val="ListParagraph"/>
+              <w:ind w:left="0"/>
+              <w:rPr>
+                <w:rFonts w:ascii="Times New Roman" w:hAnsi="Times New Roman" w:cs="Times New Roman"/>
+                <w:sz w:val="24"/>
+                <w:szCs w:val="24"/>
+              </w:rPr>
+            </w:pPr>
             <w:r>
               <w:rPr>
                 <w:rFonts w:ascii="Times New Roman" w:hAnsi="Times New Roman" w:cs="Times New Roman"/>
-                <w:b/>
-                <w:bCs/>
                 <w:sz w:val="24"/>
                 <w:szCs w:val="24"/>
               </w:rPr>
-              <w:t>laporan</w:t>
+              <w:t>Merekod dan mengemaskini stok inventory.</w:t>
             </w:r>
-            <w:proofErr w:type="spellEnd"/>
-            <w:r>
-              <w:rPr>
-                <w:rFonts w:ascii="Times New Roman" w:hAnsi="Times New Roman" w:cs="Times New Roman"/>
-                <w:b/>
-                <w:bCs/>
-                <w:sz w:val="24"/>
-                <w:szCs w:val="24"/>
-              </w:rPr>
-              <w:t xml:space="preserve"> dan </w:t>
-            </w:r>
-            <w:proofErr w:type="spellStart"/>
-            <w:r>
-              <w:rPr>
-                <w:rFonts w:ascii="Times New Roman" w:hAnsi="Times New Roman" w:cs="Times New Roman"/>
-                <w:b/>
-                <w:bCs/>
-                <w:sz w:val="24"/>
-                <w:szCs w:val="24"/>
-              </w:rPr>
-              <w:t>menyelia</w:t>
-            </w:r>
-            <w:proofErr w:type="spellEnd"/>
-            <w:r>
-              <w:rPr>
-                <w:rFonts w:ascii="Times New Roman" w:hAnsi="Times New Roman" w:cs="Times New Roman"/>
-                <w:b/>
-                <w:bCs/>
-                <w:sz w:val="24"/>
-                <w:szCs w:val="24"/>
-              </w:rPr>
-              <w:t xml:space="preserve"> data </w:t>
-            </w:r>
-            <w:proofErr w:type="spellStart"/>
-            <w:r>
-              <w:rPr>
-                <w:rFonts w:ascii="Times New Roman" w:hAnsi="Times New Roman" w:cs="Times New Roman"/>
-                <w:b/>
-                <w:bCs/>
-                <w:sz w:val="24"/>
-                <w:szCs w:val="24"/>
-              </w:rPr>
-              <w:t>inventori</w:t>
-            </w:r>
-            <w:proofErr w:type="spellEnd"/>
           </w:p>
         </w:tc>
       </w:tr>
@@ -1783,12 +328,18 @@
               <w:ind w:left="0"/>
               <w:rPr>
                 <w:rFonts w:ascii="Times New Roman" w:hAnsi="Times New Roman" w:cs="Times New Roman"/>
-                <w:b/>
-                <w:bCs/>
                 <w:sz w:val="24"/>
                 <w:szCs w:val="24"/>
               </w:rPr>
             </w:pPr>
+            <w:r>
+              <w:rPr>
+                <w:rFonts w:ascii="Times New Roman" w:hAnsi="Times New Roman" w:cs="Times New Roman"/>
+                <w:sz w:val="24"/>
+                <w:szCs w:val="24"/>
+              </w:rPr>
+              <w:t>Pentadbir sekolah</w:t>
+            </w:r>
           </w:p>
           <w:p>
             <w:pPr>
@@ -1796,24 +347,10 @@
               <w:ind w:left="0"/>
               <w:rPr>
                 <w:rFonts w:ascii="Times New Roman" w:hAnsi="Times New Roman" w:cs="Times New Roman"/>
-                <w:b/>
-                <w:bCs/>
                 <w:sz w:val="24"/>
                 <w:szCs w:val="24"/>
               </w:rPr>
             </w:pPr>
-            <w:proofErr w:type="spellStart"/>
-            <w:r>
-              <w:rPr>
-                <w:rFonts w:ascii="Times New Roman" w:hAnsi="Times New Roman" w:cs="Times New Roman"/>
-                <w:b/>
-                <w:bCs/>
-                <w:sz w:val="24"/>
-                <w:szCs w:val="24"/>
-              </w:rPr>
-              <w:t>Pembekal</w:t>
-            </w:r>
-            <w:proofErr w:type="spellEnd"/>
           </w:p>
         </w:tc>
         <w:tc>
@@ -1826,134 +363,79 @@
               <w:ind w:left="0"/>
               <w:rPr>
                 <w:rFonts w:ascii="Times New Roman" w:hAnsi="Times New Roman" w:cs="Times New Roman"/>
-                <w:b/>
-                <w:bCs/>
                 <w:sz w:val="24"/>
                 <w:szCs w:val="24"/>
               </w:rPr>
             </w:pPr>
-            <w:proofErr w:type="spellStart"/>
             <w:r>
               <w:rPr>
                 <w:rFonts w:ascii="Times New Roman" w:hAnsi="Times New Roman" w:cs="Times New Roman"/>
-                <w:b/>
-                <w:bCs/>
                 <w:sz w:val="24"/>
                 <w:szCs w:val="24"/>
               </w:rPr>
-              <w:t>Menyalurkan</w:t>
+              <w:t>Menyemak laporan dan menyelia data.</w:t>
             </w:r>
-            <w:proofErr w:type="spellEnd"/>
+          </w:p>
+        </w:tc>
+      </w:tr>
+      <w:tr>
+        <w:tc>
+          <w:tcPr>
+            <w:tcW w:w="4428" w:type="dxa"/>
+          </w:tcPr>
+          <w:p>
+            <w:pPr>
+              <w:pStyle w:val="ListParagraph"/>
+              <w:ind w:left="0"/>
+              <w:rPr>
+                <w:rFonts w:ascii="Times New Roman" w:hAnsi="Times New Roman" w:cs="Times New Roman"/>
+                <w:sz w:val="24"/>
+                <w:szCs w:val="24"/>
+              </w:rPr>
+            </w:pPr>
             <w:r>
               <w:rPr>
                 <w:rFonts w:ascii="Times New Roman" w:hAnsi="Times New Roman" w:cs="Times New Roman"/>
-                <w:b/>
-                <w:bCs/>
                 <w:sz w:val="24"/>
                 <w:szCs w:val="24"/>
               </w:rPr>
-              <w:t xml:space="preserve"> </w:t>
+              <w:t>Pembekal</w:t>
             </w:r>
-            <w:proofErr w:type="spellStart"/>
+          </w:p>
+          <w:p>
+            <w:pPr>
+              <w:pStyle w:val="ListParagraph"/>
+              <w:ind w:left="0"/>
+              <w:rPr>
+                <w:rFonts w:ascii="Times New Roman" w:hAnsi="Times New Roman" w:cs="Times New Roman"/>
+                <w:sz w:val="24"/>
+                <w:szCs w:val="24"/>
+              </w:rPr>
+            </w:pPr>
+          </w:p>
+        </w:tc>
+        <w:tc>
+          <w:tcPr>
+            <w:tcW w:w="4428" w:type="dxa"/>
+          </w:tcPr>
+          <w:p>
+            <w:pPr>
+              <w:pStyle w:val="ListParagraph"/>
+              <w:ind w:left="0"/>
+              <w:rPr>
+                <w:rFonts w:ascii="Times New Roman" w:hAnsi="Times New Roman" w:cs="Times New Roman"/>
+                <w:sz w:val="24"/>
+                <w:szCs w:val="24"/>
+              </w:rPr>
+            </w:pPr>
             <w:r>
               <w:rPr>
                 <w:rFonts w:ascii="Times New Roman" w:hAnsi="Times New Roman" w:cs="Times New Roman"/>
-                <w:b/>
-                <w:bCs/>
                 <w:sz w:val="24"/>
                 <w:szCs w:val="24"/>
               </w:rPr>
-              <w:t>maklumat</w:t>
+              <w:t>Mendapat maklumat penghantran dan menerima stok baharu.</w:t>
             </w:r>
-            <w:proofErr w:type="spellEnd"/>
-            <w:r>
-              <w:rPr>
-                <w:rFonts w:ascii="Times New Roman" w:hAnsi="Times New Roman" w:cs="Times New Roman"/>
-                <w:b/>
-                <w:bCs/>
-                <w:sz w:val="24"/>
-                <w:szCs w:val="24"/>
-              </w:rPr>
-              <w:t xml:space="preserve"> </w:t>
-            </w:r>
-            <w:proofErr w:type="spellStart"/>
-            <w:r>
-              <w:rPr>
-                <w:rFonts w:ascii="Times New Roman" w:hAnsi="Times New Roman" w:cs="Times New Roman"/>
-                <w:b/>
-                <w:bCs/>
-                <w:sz w:val="24"/>
-                <w:szCs w:val="24"/>
-              </w:rPr>
-              <w:t>penghantaran</w:t>
-            </w:r>
-            <w:proofErr w:type="spellEnd"/>
-            <w:r>
-              <w:rPr>
-                <w:rFonts w:ascii="Times New Roman" w:hAnsi="Times New Roman" w:cs="Times New Roman"/>
-                <w:b/>
-                <w:bCs/>
-                <w:sz w:val="24"/>
-                <w:szCs w:val="24"/>
-              </w:rPr>
-              <w:t xml:space="preserve"> dan </w:t>
-            </w:r>
-            <w:proofErr w:type="spellStart"/>
-            <w:r>
-              <w:rPr>
-                <w:rFonts w:ascii="Times New Roman" w:hAnsi="Times New Roman" w:cs="Times New Roman"/>
-                <w:b/>
-                <w:bCs/>
-                <w:sz w:val="24"/>
-                <w:szCs w:val="24"/>
-              </w:rPr>
-              <w:t>penerimaan</w:t>
-            </w:r>
-            <w:proofErr w:type="spellEnd"/>
-            <w:r>
-              <w:rPr>
-                <w:rFonts w:ascii="Times New Roman" w:hAnsi="Times New Roman" w:cs="Times New Roman"/>
-                <w:b/>
-                <w:bCs/>
-                <w:sz w:val="24"/>
-                <w:szCs w:val="24"/>
-              </w:rPr>
-              <w:t xml:space="preserve"> </w:t>
-            </w:r>
-            <w:proofErr w:type="spellStart"/>
-            <w:r>
-              <w:rPr>
-                <w:rFonts w:ascii="Times New Roman" w:hAnsi="Times New Roman" w:cs="Times New Roman"/>
-                <w:b/>
-                <w:bCs/>
-                <w:sz w:val="24"/>
-                <w:szCs w:val="24"/>
-              </w:rPr>
-              <w:t>stok</w:t>
-            </w:r>
-            <w:proofErr w:type="spellEnd"/>
-            <w:r>
-              <w:rPr>
-                <w:rFonts w:ascii="Times New Roman" w:hAnsi="Times New Roman" w:cs="Times New Roman"/>
-                <w:b/>
-                <w:bCs/>
-                <w:sz w:val="24"/>
-                <w:szCs w:val="24"/>
-              </w:rPr>
-              <w:t xml:space="preserve"> </w:t>
-            </w:r>
-            <w:proofErr w:type="spellStart"/>
-            <w:r>
-              <w:rPr>
-                <w:rFonts w:ascii="Times New Roman" w:hAnsi="Times New Roman" w:cs="Times New Roman"/>
-                <w:b/>
-                <w:bCs/>
-                <w:sz w:val="24"/>
-                <w:szCs w:val="24"/>
-              </w:rPr>
-              <w:t>baharu</w:t>
-            </w:r>
-            <w:proofErr w:type="spellEnd"/>
           </w:p>
         </w:tc>
       </w:tr>
@@ -2005,41 +487,13 @@
           <w:szCs w:val="24"/>
         </w:rPr>
       </w:pPr>
-      <w:proofErr w:type="spellStart"/>
       <w:r>
         <w:rPr>
           <w:rFonts w:ascii="Times New Roman" w:hAnsi="Times New Roman" w:cs="Times New Roman"/>
           <w:sz w:val="24"/>
           <w:szCs w:val="24"/>
         </w:rPr>
-        <w:t>Arahan</w:t>
-      </w:r>
-      <w:proofErr w:type="spellEnd"/>
-      <w:r>
-        <w:rPr>
-          <w:rFonts w:ascii="Times New Roman" w:hAnsi="Times New Roman" w:cs="Times New Roman"/>
-          <w:sz w:val="24"/>
-          <w:szCs w:val="24"/>
-        </w:rPr>
-        <w:t xml:space="preserve">: </w:t>
-      </w:r>
-      <w:proofErr w:type="spellStart"/>
-      <w:r>
-        <w:rPr>
-          <w:rFonts w:ascii="Times New Roman" w:hAnsi="Times New Roman" w:cs="Times New Roman"/>
-          <w:sz w:val="24"/>
-          <w:szCs w:val="24"/>
-        </w:rPr>
-        <w:t>Tandakan</w:t>
-      </w:r>
-      <w:proofErr w:type="spellEnd"/>
-      <w:r>
-        <w:rPr>
-          <w:rFonts w:ascii="Times New Roman" w:hAnsi="Times New Roman" w:cs="Times New Roman"/>
-          <w:sz w:val="24"/>
-          <w:szCs w:val="24"/>
-        </w:rPr>
-        <w:t xml:space="preserve"> (</w:t>
+        <w:t>Arahan: Tandakan (</w:t>
       </w:r>
       <w:r>
         <w:rPr>
@@ -2055,187 +509,7 @@
           <w:sz w:val="24"/>
           <w:szCs w:val="24"/>
         </w:rPr>
-        <w:t xml:space="preserve">) pada </w:t>
-      </w:r>
-      <w:proofErr w:type="spellStart"/>
-      <w:r>
-        <w:rPr>
-          <w:rFonts w:ascii="Times New Roman" w:hAnsi="Times New Roman" w:cs="Times New Roman"/>
-          <w:sz w:val="24"/>
-          <w:szCs w:val="24"/>
-        </w:rPr>
-        <w:t>ruangan</w:t>
-      </w:r>
-      <w:proofErr w:type="spellEnd"/>
-      <w:r>
-        <w:rPr>
-          <w:rFonts w:ascii="Times New Roman" w:hAnsi="Times New Roman" w:cs="Times New Roman"/>
-          <w:sz w:val="24"/>
-          <w:szCs w:val="24"/>
-        </w:rPr>
-        <w:t xml:space="preserve"> "</w:t>
-      </w:r>
-      <w:proofErr w:type="spellStart"/>
-      <w:r>
-        <w:rPr>
-          <w:rFonts w:ascii="Times New Roman" w:hAnsi="Times New Roman" w:cs="Times New Roman"/>
-          <w:sz w:val="24"/>
-          <w:szCs w:val="24"/>
-        </w:rPr>
-        <w:t>Ya</w:t>
-      </w:r>
-      <w:proofErr w:type="spellEnd"/>
-      <w:r>
-        <w:rPr>
-          <w:rFonts w:ascii="Times New Roman" w:hAnsi="Times New Roman" w:cs="Times New Roman"/>
-          <w:sz w:val="24"/>
-          <w:szCs w:val="24"/>
-        </w:rPr>
-        <w:t xml:space="preserve">" </w:t>
-      </w:r>
-      <w:proofErr w:type="spellStart"/>
-      <w:r>
-        <w:rPr>
-          <w:rFonts w:ascii="Times New Roman" w:hAnsi="Times New Roman" w:cs="Times New Roman"/>
-          <w:sz w:val="24"/>
-          <w:szCs w:val="24"/>
-        </w:rPr>
-        <w:t>atau</w:t>
-      </w:r>
-      <w:proofErr w:type="spellEnd"/>
-      <w:r>
-        <w:rPr>
-          <w:rFonts w:ascii="Times New Roman" w:hAnsi="Times New Roman" w:cs="Times New Roman"/>
-          <w:sz w:val="24"/>
-          <w:szCs w:val="24"/>
-        </w:rPr>
-        <w:t xml:space="preserve"> "</w:t>
-      </w:r>
-      <w:proofErr w:type="spellStart"/>
-      <w:r>
-        <w:rPr>
-          <w:rFonts w:ascii="Times New Roman" w:hAnsi="Times New Roman" w:cs="Times New Roman"/>
-          <w:sz w:val="24"/>
-          <w:szCs w:val="24"/>
-        </w:rPr>
-        <w:t>Tidak</w:t>
-      </w:r>
-      <w:proofErr w:type="spellEnd"/>
-      <w:r>
-        <w:rPr>
-          <w:rFonts w:ascii="Times New Roman" w:hAnsi="Times New Roman" w:cs="Times New Roman"/>
-          <w:sz w:val="24"/>
-          <w:szCs w:val="24"/>
-        </w:rPr>
-        <w:t xml:space="preserve">" </w:t>
-      </w:r>
-      <w:proofErr w:type="spellStart"/>
-      <w:r>
-        <w:rPr>
-          <w:rFonts w:ascii="Times New Roman" w:hAnsi="Times New Roman" w:cs="Times New Roman"/>
-          <w:sz w:val="24"/>
-          <w:szCs w:val="24"/>
-        </w:rPr>
-        <w:t>berdasarkan</w:t>
-      </w:r>
-      <w:proofErr w:type="spellEnd"/>
-      <w:r>
-        <w:rPr>
-          <w:rFonts w:ascii="Times New Roman" w:hAnsi="Times New Roman" w:cs="Times New Roman"/>
-          <w:sz w:val="24"/>
-          <w:szCs w:val="24"/>
-        </w:rPr>
-        <w:t xml:space="preserve"> </w:t>
-      </w:r>
-      <w:proofErr w:type="spellStart"/>
-      <w:r>
-        <w:rPr>
-          <w:rFonts w:ascii="Times New Roman" w:hAnsi="Times New Roman" w:cs="Times New Roman"/>
-          <w:sz w:val="24"/>
-          <w:szCs w:val="24"/>
-        </w:rPr>
-        <w:t>semakan</w:t>
-      </w:r>
-      <w:proofErr w:type="spellEnd"/>
-      <w:r>
-        <w:rPr>
-          <w:rFonts w:ascii="Times New Roman" w:hAnsi="Times New Roman" w:cs="Times New Roman"/>
-          <w:sz w:val="24"/>
-          <w:szCs w:val="24"/>
-        </w:rPr>
-        <w:t xml:space="preserve"> </w:t>
-      </w:r>
-      <w:proofErr w:type="spellStart"/>
-      <w:r>
-        <w:rPr>
-          <w:rFonts w:ascii="Times New Roman" w:hAnsi="Times New Roman" w:cs="Times New Roman"/>
-          <w:sz w:val="24"/>
-          <w:szCs w:val="24"/>
-        </w:rPr>
-        <w:t>terhadap</w:t>
-      </w:r>
-      <w:proofErr w:type="spellEnd"/>
-      <w:r>
-        <w:rPr>
-          <w:rFonts w:ascii="Times New Roman" w:hAnsi="Times New Roman" w:cs="Times New Roman"/>
-          <w:sz w:val="24"/>
-          <w:szCs w:val="24"/>
-        </w:rPr>
-        <w:t xml:space="preserve"> </w:t>
-      </w:r>
-      <w:proofErr w:type="spellStart"/>
-      <w:r>
-        <w:rPr>
-          <w:rFonts w:ascii="Times New Roman" w:hAnsi="Times New Roman" w:cs="Times New Roman"/>
-          <w:sz w:val="24"/>
-          <w:szCs w:val="24"/>
-        </w:rPr>
-        <w:t>setiap</w:t>
-      </w:r>
-      <w:proofErr w:type="spellEnd"/>
-      <w:r>
-        <w:rPr>
-          <w:rFonts w:ascii="Times New Roman" w:hAnsi="Times New Roman" w:cs="Times New Roman"/>
-          <w:sz w:val="24"/>
-          <w:szCs w:val="24"/>
-        </w:rPr>
-        <w:t xml:space="preserve"> rajah UML yang </w:t>
-      </w:r>
-      <w:proofErr w:type="spellStart"/>
-      <w:r>
-        <w:rPr>
-          <w:rFonts w:ascii="Times New Roman" w:hAnsi="Times New Roman" w:cs="Times New Roman"/>
-          <w:sz w:val="24"/>
-          <w:szCs w:val="24"/>
-        </w:rPr>
-        <w:t>telah</w:t>
-      </w:r>
-      <w:proofErr w:type="spellEnd"/>
-      <w:r>
-        <w:rPr>
-          <w:rFonts w:ascii="Times New Roman" w:hAnsi="Times New Roman" w:cs="Times New Roman"/>
-          <w:sz w:val="24"/>
-          <w:szCs w:val="24"/>
-        </w:rPr>
-        <w:t xml:space="preserve"> </w:t>
-      </w:r>
-      <w:proofErr w:type="spellStart"/>
-      <w:r>
-        <w:rPr>
-          <w:rFonts w:ascii="Times New Roman" w:hAnsi="Times New Roman" w:cs="Times New Roman"/>
-          <w:sz w:val="24"/>
-          <w:szCs w:val="24"/>
-        </w:rPr>
-        <w:t>dibina</w:t>
-      </w:r>
-      <w:proofErr w:type="spellEnd"/>
-      <w:r>
-        <w:rPr>
-          <w:rFonts w:ascii="Times New Roman" w:hAnsi="Times New Roman" w:cs="Times New Roman"/>
-          <w:sz w:val="24"/>
-          <w:szCs w:val="24"/>
-        </w:rPr>
-        <w:t>.</w:t>
+        <w:t>) pada ruangan "Ya" atau "Tidak" berdasarkan semakan terhadap setiap rajah UML yang telah dibina.</w:t>
       </w:r>
     </w:p>
     <w:tbl>
@@ -2268,7 +542,6 @@
                 <w:szCs w:val="24"/>
               </w:rPr>
             </w:pPr>
-            <w:proofErr w:type="spellStart"/>
             <w:r>
               <w:rPr>
                 <w:rFonts w:ascii="Times New Roman" w:hAnsi="Times New Roman" w:cs="Times New Roman"/>
@@ -2279,7 +552,6 @@
               </w:rPr>
               <w:t>Bil</w:t>
             </w:r>
-            <w:proofErr w:type="spellEnd"/>
           </w:p>
         </w:tc>
         <w:tc>
@@ -2298,7 +570,6 @@
                 <w:szCs w:val="24"/>
               </w:rPr>
             </w:pPr>
-            <w:proofErr w:type="spellStart"/>
             <w:r>
               <w:rPr>
                 <w:rFonts w:ascii="Times New Roman" w:hAnsi="Times New Roman" w:cs="Times New Roman"/>
@@ -2307,31 +578,8 @@
                 <w:sz w:val="24"/>
                 <w:szCs w:val="24"/>
               </w:rPr>
-              <w:t>Kriteria</w:t>
+              <w:t>Kriteria Semakan</w:t>
             </w:r>
-            <w:proofErr w:type="spellEnd"/>
-            <w:r>
-              <w:rPr>
-                <w:rFonts w:ascii="Times New Roman" w:hAnsi="Times New Roman" w:cs="Times New Roman"/>
-                <w:b/>
-                <w:bCs/>
-                <w:sz w:val="24"/>
-                <w:szCs w:val="24"/>
-              </w:rPr>
-              <w:t xml:space="preserve"> </w:t>
-            </w:r>
-            <w:proofErr w:type="spellStart"/>
-            <w:r>
-              <w:rPr>
-                <w:rFonts w:ascii="Times New Roman" w:hAnsi="Times New Roman" w:cs="Times New Roman"/>
-                <w:b/>
-                <w:bCs/>
-                <w:sz w:val="24"/>
-                <w:szCs w:val="24"/>
-              </w:rPr>
-              <w:t>Semakan</w:t>
-            </w:r>
-            <w:proofErr w:type="spellEnd"/>
           </w:p>
         </w:tc>
         <w:tc>
@@ -2350,7 +598,6 @@
                 <w:szCs w:val="24"/>
               </w:rPr>
             </w:pPr>
-            <w:proofErr w:type="spellStart"/>
             <w:r>
               <w:rPr>
                 <w:rFonts w:ascii="Times New Roman" w:hAnsi="Times New Roman" w:cs="Times New Roman"/>
@@ -2361,7 +608,6 @@
               </w:rPr>
               <w:t>Ya</w:t>
             </w:r>
-            <w:proofErr w:type="spellEnd"/>
           </w:p>
         </w:tc>
         <w:tc>
@@ -2380,7 +626,6 @@
                 <w:szCs w:val="24"/>
               </w:rPr>
             </w:pPr>
-            <w:proofErr w:type="spellStart"/>
             <w:r>
               <w:rPr>
                 <w:rFonts w:ascii="Times New Roman" w:hAnsi="Times New Roman" w:cs="Times New Roman"/>
@@ -2391,7 +636,6 @@
               </w:rPr>
               <w:t>Tidak</w:t>
             </w:r>
-            <w:proofErr w:type="spellEnd"/>
           </w:p>
           <w:p>
             <w:pPr>
@@ -2442,124 +686,14 @@
                 <w:szCs w:val="24"/>
               </w:rPr>
             </w:pPr>
-            <w:proofErr w:type="spellStart"/>
             <w:r>
               <w:rPr>
                 <w:rFonts w:ascii="Times New Roman" w:hAnsi="Times New Roman" w:cs="Times New Roman"/>
                 <w:sz w:val="24"/>
                 <w:szCs w:val="24"/>
               </w:rPr>
-              <w:t>Semua</w:t>
+              <w:t>Semua Aktor (Pelakon) telah dikenal pasti dan diwakili</w:t>
             </w:r>
-            <w:proofErr w:type="spellEnd"/>
-            <w:r>
-              <w:rPr>
-                <w:rFonts w:ascii="Times New Roman" w:hAnsi="Times New Roman" w:cs="Times New Roman"/>
-                <w:sz w:val="24"/>
-                <w:szCs w:val="24"/>
-              </w:rPr>
-              <w:t xml:space="preserve"> </w:t>
-            </w:r>
-            <w:proofErr w:type="spellStart"/>
-            <w:r>
-              <w:rPr>
-                <w:rFonts w:ascii="Times New Roman" w:hAnsi="Times New Roman" w:cs="Times New Roman"/>
-                <w:sz w:val="24"/>
-                <w:szCs w:val="24"/>
-              </w:rPr>
-              <w:t>Aktor</w:t>
-            </w:r>
-            <w:proofErr w:type="spellEnd"/>
-            <w:r>
-              <w:rPr>
-                <w:rFonts w:ascii="Times New Roman" w:hAnsi="Times New Roman" w:cs="Times New Roman"/>
-                <w:sz w:val="24"/>
-                <w:szCs w:val="24"/>
-              </w:rPr>
-              <w:t xml:space="preserve"> (</w:t>
-            </w:r>
-            <w:proofErr w:type="spellStart"/>
-            <w:r>
-              <w:rPr>
-                <w:rFonts w:ascii="Times New Roman" w:hAnsi="Times New Roman" w:cs="Times New Roman"/>
-                <w:sz w:val="24"/>
-                <w:szCs w:val="24"/>
-              </w:rPr>
-              <w:t>Pelakon</w:t>
-            </w:r>
-            <w:proofErr w:type="spellEnd"/>
-            <w:r>
-              <w:rPr>
-                <w:rFonts w:ascii="Times New Roman" w:hAnsi="Times New Roman" w:cs="Times New Roman"/>
-                <w:sz w:val="24"/>
-                <w:szCs w:val="24"/>
-              </w:rPr>
-              <w:t xml:space="preserve">) </w:t>
-            </w:r>
-            <w:proofErr w:type="spellStart"/>
-            <w:r>
-              <w:rPr>
-                <w:rFonts w:ascii="Times New Roman" w:hAnsi="Times New Roman" w:cs="Times New Roman"/>
-                <w:sz w:val="24"/>
-                <w:szCs w:val="24"/>
-              </w:rPr>
-              <w:t>telah</w:t>
-            </w:r>
-            <w:proofErr w:type="spellEnd"/>
-            <w:r>
-              <w:rPr>
-                <w:rFonts w:ascii="Times New Roman" w:hAnsi="Times New Roman" w:cs="Times New Roman"/>
-                <w:sz w:val="24"/>
-                <w:szCs w:val="24"/>
-              </w:rPr>
-              <w:t xml:space="preserve"> </w:t>
-            </w:r>
-            <w:proofErr w:type="spellStart"/>
-            <w:r>
-              <w:rPr>
-                <w:rFonts w:ascii="Times New Roman" w:hAnsi="Times New Roman" w:cs="Times New Roman"/>
-                <w:sz w:val="24"/>
-                <w:szCs w:val="24"/>
-              </w:rPr>
-              <w:t>dikenal</w:t>
-            </w:r>
-            <w:proofErr w:type="spellEnd"/>
-            <w:r>
-              <w:rPr>
-                <w:rFonts w:ascii="Times New Roman" w:hAnsi="Times New Roman" w:cs="Times New Roman"/>
-                <w:sz w:val="24"/>
-                <w:szCs w:val="24"/>
-              </w:rPr>
-              <w:t xml:space="preserve"> </w:t>
-            </w:r>
-            <w:proofErr w:type="spellStart"/>
-            <w:r>
-              <w:rPr>
-                <w:rFonts w:ascii="Times New Roman" w:hAnsi="Times New Roman" w:cs="Times New Roman"/>
-                <w:sz w:val="24"/>
-                <w:szCs w:val="24"/>
-              </w:rPr>
-              <w:t>pasti</w:t>
-            </w:r>
-            <w:proofErr w:type="spellEnd"/>
-            <w:r>
-              <w:rPr>
-                <w:rFonts w:ascii="Times New Roman" w:hAnsi="Times New Roman" w:cs="Times New Roman"/>
-                <w:sz w:val="24"/>
-                <w:szCs w:val="24"/>
-              </w:rPr>
-              <w:t xml:space="preserve"> dan </w:t>
-            </w:r>
-            <w:proofErr w:type="spellStart"/>
-            <w:r>
-              <w:rPr>
-                <w:rFonts w:ascii="Times New Roman" w:hAnsi="Times New Roman" w:cs="Times New Roman"/>
-                <w:sz w:val="24"/>
-                <w:szCs w:val="24"/>
-              </w:rPr>
-              <w:t>diwakili</w:t>
-            </w:r>
-            <w:proofErr w:type="spellEnd"/>
           </w:p>
           <w:p>
             <w:pPr>
@@ -2577,23 +711,6 @@
           </w:tcPr>
           <w:p>
             <w:pPr>
-              <w:rPr>
-                <w:rFonts w:ascii="Times New Roman" w:hAnsi="Times New Roman" w:cs="Times New Roman"/>
-                <w:sz w:val="24"/>
-                <w:szCs w:val="24"/>
-              </w:rPr>
-            </w:pPr>
-            <w:r>
-              <w:rPr>
-                <w:rFonts w:ascii="Times New Roman" w:hAnsi="Times New Roman" w:cs="Times New Roman"/>
-                <w:sz w:val="24"/>
-                <w:szCs w:val="24"/>
-              </w:rPr>
-              <w:t xml:space="preserve">  </w:t>
-            </w:r>
-          </w:p>
-          <w:p>
-            <w:pPr>
               <w:jc w:val="center"/>
               <w:rPr>
                 <w:rFonts w:ascii="Times New Roman" w:hAnsi="Times New Roman" w:cs="Times New Roman"/>
@@ -2603,11 +720,11 @@
             </w:pPr>
             <w:r>
               <w:rPr>
-                <w:rFonts w:ascii="Times New Roman" w:hAnsi="Times New Roman" w:cs="Times New Roman"/>
+                <w:rFonts w:ascii="Segoe UI Symbol" w:hAnsi="Segoe UI Symbol" w:cs="Segoe UI Symbol"/>
                 <w:sz w:val="24"/>
                 <w:szCs w:val="24"/>
               </w:rPr>
-              <w:t>/</w:t>
+              <w:t>✓</w:t>
             </w:r>
           </w:p>
         </w:tc>
@@ -2661,70 +778,14 @@
                 <w:szCs w:val="24"/>
               </w:rPr>
             </w:pPr>
-            <w:proofErr w:type="spellStart"/>
             <w:r>
               <w:rPr>
                 <w:rFonts w:ascii="Times New Roman" w:hAnsi="Times New Roman" w:cs="Times New Roman"/>
                 <w:sz w:val="24"/>
                 <w:szCs w:val="24"/>
               </w:rPr>
-              <w:t>Semua</w:t>
+              <w:t>Semua Fungsi Utama (Use Case) telah diwakili</w:t>
             </w:r>
-            <w:proofErr w:type="spellEnd"/>
-            <w:r>
-              <w:rPr>
-                <w:rFonts w:ascii="Times New Roman" w:hAnsi="Times New Roman" w:cs="Times New Roman"/>
-                <w:sz w:val="24"/>
-                <w:szCs w:val="24"/>
-              </w:rPr>
-              <w:t xml:space="preserve"> </w:t>
-            </w:r>
-            <w:proofErr w:type="spellStart"/>
-            <w:r>
-              <w:rPr>
-                <w:rFonts w:ascii="Times New Roman" w:hAnsi="Times New Roman" w:cs="Times New Roman"/>
-                <w:sz w:val="24"/>
-                <w:szCs w:val="24"/>
-              </w:rPr>
-              <w:t>Fungsi</w:t>
-            </w:r>
-            <w:proofErr w:type="spellEnd"/>
-            <w:r>
-              <w:rPr>
-                <w:rFonts w:ascii="Times New Roman" w:hAnsi="Times New Roman" w:cs="Times New Roman"/>
-                <w:sz w:val="24"/>
-                <w:szCs w:val="24"/>
-              </w:rPr>
-              <w:t xml:space="preserve"> Utama (Use Case) </w:t>
-            </w:r>
-            <w:proofErr w:type="spellStart"/>
-            <w:r>
-              <w:rPr>
-                <w:rFonts w:ascii="Times New Roman" w:hAnsi="Times New Roman" w:cs="Times New Roman"/>
-                <w:sz w:val="24"/>
-                <w:szCs w:val="24"/>
-              </w:rPr>
-              <w:t>telah</w:t>
-            </w:r>
-            <w:proofErr w:type="spellEnd"/>
-            <w:r>
-              <w:rPr>
-                <w:rFonts w:ascii="Times New Roman" w:hAnsi="Times New Roman" w:cs="Times New Roman"/>
-                <w:sz w:val="24"/>
-                <w:szCs w:val="24"/>
-              </w:rPr>
-              <w:t xml:space="preserve"> </w:t>
-            </w:r>
-            <w:proofErr w:type="spellStart"/>
-            <w:r>
-              <w:rPr>
-                <w:rFonts w:ascii="Times New Roman" w:hAnsi="Times New Roman" w:cs="Times New Roman"/>
-                <w:sz w:val="24"/>
-                <w:szCs w:val="24"/>
-              </w:rPr>
-              <w:t>diwakili</w:t>
-            </w:r>
-            <w:proofErr w:type="spellEnd"/>
           </w:p>
           <w:p>
             <w:pPr>
@@ -2751,11 +812,11 @@
             </w:pPr>
             <w:r>
               <w:rPr>
-                <w:rFonts w:ascii="Times New Roman" w:hAnsi="Times New Roman" w:cs="Times New Roman"/>
+                <w:rFonts w:ascii="Segoe UI Symbol" w:hAnsi="Segoe UI Symbol" w:cs="Segoe UI Symbol"/>
                 <w:sz w:val="24"/>
                 <w:szCs w:val="24"/>
               </w:rPr>
-              <w:t>/</w:t>
+              <w:t>✓</w:t>
             </w:r>
           </w:p>
         </w:tc>
@@ -2809,113 +870,13 @@
                 <w:szCs w:val="24"/>
               </w:rPr>
             </w:pPr>
-            <w:proofErr w:type="spellStart"/>
             <w:r>
               <w:rPr>
                 <w:rFonts w:ascii="Times New Roman" w:hAnsi="Times New Roman" w:cs="Times New Roman"/>
                 <w:sz w:val="24"/>
                 <w:szCs w:val="24"/>
               </w:rPr>
-              <w:t>Terdapat</w:t>
-            </w:r>
-            <w:proofErr w:type="spellEnd"/>
-            <w:r>
-              <w:rPr>
-                <w:rFonts w:ascii="Times New Roman" w:hAnsi="Times New Roman" w:cs="Times New Roman"/>
-                <w:sz w:val="24"/>
-                <w:szCs w:val="24"/>
-              </w:rPr>
-              <w:t xml:space="preserve"> </w:t>
-            </w:r>
-            <w:proofErr w:type="spellStart"/>
-            <w:r>
-              <w:rPr>
-                <w:rFonts w:ascii="Times New Roman" w:hAnsi="Times New Roman" w:cs="Times New Roman"/>
-                <w:sz w:val="24"/>
-                <w:szCs w:val="24"/>
-              </w:rPr>
-              <w:t>Sempadan</w:t>
-            </w:r>
-            <w:proofErr w:type="spellEnd"/>
-            <w:r>
-              <w:rPr>
-                <w:rFonts w:ascii="Times New Roman" w:hAnsi="Times New Roman" w:cs="Times New Roman"/>
-                <w:sz w:val="24"/>
-                <w:szCs w:val="24"/>
-              </w:rPr>
-              <w:t xml:space="preserve"> </w:t>
-            </w:r>
-            <w:proofErr w:type="spellStart"/>
-            <w:r>
-              <w:rPr>
-                <w:rFonts w:ascii="Times New Roman" w:hAnsi="Times New Roman" w:cs="Times New Roman"/>
-                <w:sz w:val="24"/>
-                <w:szCs w:val="24"/>
-              </w:rPr>
-              <w:t>Sistem</w:t>
-            </w:r>
-            <w:proofErr w:type="spellEnd"/>
-            <w:r>
-              <w:rPr>
-                <w:rFonts w:ascii="Times New Roman" w:hAnsi="Times New Roman" w:cs="Times New Roman"/>
-                <w:sz w:val="24"/>
-                <w:szCs w:val="24"/>
-              </w:rPr>
-              <w:t xml:space="preserve"> (System Boundary) yang </w:t>
-            </w:r>
-            <w:proofErr w:type="spellStart"/>
-            <w:r>
-              <w:rPr>
-                <w:rFonts w:ascii="Times New Roman" w:hAnsi="Times New Roman" w:cs="Times New Roman"/>
-                <w:sz w:val="24"/>
-                <w:szCs w:val="24"/>
-              </w:rPr>
-              <w:t>jelas</w:t>
-            </w:r>
-            <w:proofErr w:type="spellEnd"/>
-            <w:r>
-              <w:rPr>
-                <w:rFonts w:ascii="Times New Roman" w:hAnsi="Times New Roman" w:cs="Times New Roman"/>
-                <w:sz w:val="24"/>
-                <w:szCs w:val="24"/>
-              </w:rPr>
-              <w:t xml:space="preserve"> </w:t>
-            </w:r>
-            <w:proofErr w:type="spellStart"/>
-            <w:r>
-              <w:rPr>
-                <w:rFonts w:ascii="Times New Roman" w:hAnsi="Times New Roman" w:cs="Times New Roman"/>
-                <w:sz w:val="24"/>
-                <w:szCs w:val="24"/>
-              </w:rPr>
-              <w:t>merangkumi</w:t>
-            </w:r>
-            <w:proofErr w:type="spellEnd"/>
-            <w:r>
-              <w:rPr>
-                <w:rFonts w:ascii="Times New Roman" w:hAnsi="Times New Roman" w:cs="Times New Roman"/>
-                <w:sz w:val="24"/>
-                <w:szCs w:val="24"/>
-              </w:rPr>
-              <w:t xml:space="preserve"> </w:t>
-            </w:r>
-            <w:proofErr w:type="spellStart"/>
-            <w:r>
-              <w:rPr>
-                <w:rFonts w:ascii="Times New Roman" w:hAnsi="Times New Roman" w:cs="Times New Roman"/>
-                <w:sz w:val="24"/>
-                <w:szCs w:val="24"/>
-              </w:rPr>
-              <w:t>semua</w:t>
-            </w:r>
-            <w:proofErr w:type="spellEnd"/>
-            <w:r>
-              <w:rPr>
-                <w:rFonts w:ascii="Times New Roman" w:hAnsi="Times New Roman" w:cs="Times New Roman"/>
-                <w:sz w:val="24"/>
-                <w:szCs w:val="24"/>
-              </w:rPr>
-              <w:t xml:space="preserve"> Use Case</w:t>
+              <w:t>Terdapat Sempadan Sistem (System Boundary) yang jelas merangkumi semua Use Case</w:t>
             </w:r>
           </w:p>
           <w:p>
@@ -2941,6 +902,11 @@
               </w:rPr>
             </w:pPr>
           </w:p>
+        </w:tc>
+        <w:tc>
+          <w:tcPr>
+            <w:tcW w:w="1019" w:type="dxa"/>
+          </w:tcPr>
           <w:p>
             <w:pPr>
               <w:jc w:val="center"/>
@@ -2952,26 +918,12 @@
             </w:pPr>
             <w:r>
               <w:rPr>
-                <w:rFonts w:ascii="Times New Roman" w:hAnsi="Times New Roman" w:cs="Times New Roman"/>
+                <w:rFonts w:ascii="Segoe UI Symbol" w:hAnsi="Segoe UI Symbol" w:cs="Segoe UI Symbol"/>
                 <w:sz w:val="24"/>
                 <w:szCs w:val="24"/>
               </w:rPr>
-              <w:t>/</w:t>
+              <w:t>✓</w:t>
             </w:r>
-          </w:p>
-        </w:tc>
-        <w:tc>
-          <w:tcPr>
-            <w:tcW w:w="1019" w:type="dxa"/>
-          </w:tcPr>
-          <w:p>
-            <w:pPr>
-              <w:rPr>
-                <w:rFonts w:ascii="Times New Roman" w:hAnsi="Times New Roman" w:cs="Times New Roman"/>
-                <w:sz w:val="24"/>
-                <w:szCs w:val="24"/>
-              </w:rPr>
-            </w:pPr>
           </w:p>
         </w:tc>
       </w:tr>
@@ -2994,7 +946,6 @@
                 <w:sz w:val="24"/>
                 <w:szCs w:val="24"/>
               </w:rPr>
-              <w:lastRenderedPageBreak/>
               <w:t>4</w:t>
             </w:r>
           </w:p>
@@ -3011,142 +962,14 @@
                 <w:szCs w:val="24"/>
               </w:rPr>
             </w:pPr>
-            <w:proofErr w:type="spellStart"/>
             <w:r>
               <w:rPr>
                 <w:rFonts w:ascii="Times New Roman" w:hAnsi="Times New Roman" w:cs="Times New Roman"/>
                 <w:sz w:val="24"/>
                 <w:szCs w:val="24"/>
               </w:rPr>
-              <w:t>Hubungan</w:t>
+              <w:t>Hubungan antara setiap Aktor dengan Use Case yang diakses adalah betul</w:t>
             </w:r>
-            <w:proofErr w:type="spellEnd"/>
-            <w:r>
-              <w:rPr>
-                <w:rFonts w:ascii="Times New Roman" w:hAnsi="Times New Roman" w:cs="Times New Roman"/>
-                <w:sz w:val="24"/>
-                <w:szCs w:val="24"/>
-              </w:rPr>
-              <w:t xml:space="preserve"> </w:t>
-            </w:r>
-            <w:proofErr w:type="spellStart"/>
-            <w:r>
-              <w:rPr>
-                <w:rFonts w:ascii="Times New Roman" w:hAnsi="Times New Roman" w:cs="Times New Roman"/>
-                <w:sz w:val="24"/>
-                <w:szCs w:val="24"/>
-              </w:rPr>
-              <w:t>antara</w:t>
-            </w:r>
-            <w:proofErr w:type="spellEnd"/>
-            <w:r>
-              <w:rPr>
-                <w:rFonts w:ascii="Times New Roman" w:hAnsi="Times New Roman" w:cs="Times New Roman"/>
-                <w:sz w:val="24"/>
-                <w:szCs w:val="24"/>
-              </w:rPr>
-              <w:t xml:space="preserve"> </w:t>
-            </w:r>
-            <w:proofErr w:type="spellStart"/>
-            <w:r>
-              <w:rPr>
-                <w:rFonts w:ascii="Times New Roman" w:hAnsi="Times New Roman" w:cs="Times New Roman"/>
-                <w:sz w:val="24"/>
-                <w:szCs w:val="24"/>
-              </w:rPr>
-              <w:t>setiap</w:t>
-            </w:r>
-            <w:proofErr w:type="spellEnd"/>
-            <w:r>
-              <w:rPr>
-                <w:rFonts w:ascii="Times New Roman" w:hAnsi="Times New Roman" w:cs="Times New Roman"/>
-                <w:sz w:val="24"/>
-                <w:szCs w:val="24"/>
-              </w:rPr>
-              <w:t xml:space="preserve"> </w:t>
-            </w:r>
-            <w:proofErr w:type="spellStart"/>
-            <w:r>
-              <w:rPr>
-                <w:rFonts w:ascii="Times New Roman" w:hAnsi="Times New Roman" w:cs="Times New Roman"/>
-                <w:sz w:val="24"/>
-                <w:szCs w:val="24"/>
-              </w:rPr>
-              <w:t>Aktor</w:t>
-            </w:r>
-            <w:proofErr w:type="spellEnd"/>
-            <w:r>
-              <w:rPr>
-                <w:rFonts w:ascii="Times New Roman" w:hAnsi="Times New Roman" w:cs="Times New Roman"/>
-                <w:sz w:val="24"/>
-                <w:szCs w:val="24"/>
-              </w:rPr>
-              <w:t xml:space="preserve"> </w:t>
-            </w:r>
-            <w:proofErr w:type="spellStart"/>
-            <w:r>
-              <w:rPr>
-                <w:rFonts w:ascii="Times New Roman" w:hAnsi="Times New Roman" w:cs="Times New Roman"/>
-                <w:sz w:val="24"/>
-                <w:szCs w:val="24"/>
-              </w:rPr>
-              <w:t>dengan</w:t>
-            </w:r>
-            <w:proofErr w:type="spellEnd"/>
-            <w:r>
-              <w:rPr>
-                <w:rFonts w:ascii="Times New Roman" w:hAnsi="Times New Roman" w:cs="Times New Roman"/>
-                <w:sz w:val="24"/>
-                <w:szCs w:val="24"/>
-              </w:rPr>
-              <w:t xml:space="preserve"> Use Case yang </w:t>
-            </w:r>
-            <w:proofErr w:type="spellStart"/>
-            <w:r>
-              <w:rPr>
-                <w:rFonts w:ascii="Times New Roman" w:hAnsi="Times New Roman" w:cs="Times New Roman"/>
-                <w:sz w:val="24"/>
-                <w:szCs w:val="24"/>
-              </w:rPr>
-              <w:t>diakses</w:t>
-            </w:r>
-            <w:proofErr w:type="spellEnd"/>
-            <w:r>
-              <w:rPr>
-                <w:rFonts w:ascii="Times New Roman" w:hAnsi="Times New Roman" w:cs="Times New Roman"/>
-                <w:sz w:val="24"/>
-                <w:szCs w:val="24"/>
-              </w:rPr>
-              <w:t xml:space="preserve"> </w:t>
-            </w:r>
-            <w:proofErr w:type="spellStart"/>
-            <w:r>
-              <w:rPr>
-                <w:rFonts w:ascii="Times New Roman" w:hAnsi="Times New Roman" w:cs="Times New Roman"/>
-                <w:sz w:val="24"/>
-                <w:szCs w:val="24"/>
-              </w:rPr>
-              <w:t>adalah</w:t>
-            </w:r>
-            <w:proofErr w:type="spellEnd"/>
-            <w:r>
-              <w:rPr>
-                <w:rFonts w:ascii="Times New Roman" w:hAnsi="Times New Roman" w:cs="Times New Roman"/>
-                <w:sz w:val="24"/>
-                <w:szCs w:val="24"/>
-              </w:rPr>
-              <w:t xml:space="preserve"> </w:t>
-            </w:r>
-            <w:proofErr w:type="spellStart"/>
-            <w:r>
-              <w:rPr>
-                <w:rFonts w:ascii="Times New Roman" w:hAnsi="Times New Roman" w:cs="Times New Roman"/>
-                <w:sz w:val="24"/>
-                <w:szCs w:val="24"/>
-              </w:rPr>
-              <w:t>betul</w:t>
-            </w:r>
-            <w:proofErr w:type="spellEnd"/>
           </w:p>
           <w:p>
             <w:pPr>
@@ -3164,15 +987,6 @@
           </w:tcPr>
           <w:p>
             <w:pPr>
-              <w:rPr>
-                <w:rFonts w:ascii="Times New Roman" w:hAnsi="Times New Roman" w:cs="Times New Roman"/>
-                <w:sz w:val="24"/>
-                <w:szCs w:val="24"/>
-              </w:rPr>
-            </w:pPr>
-          </w:p>
-          <w:p>
-            <w:pPr>
               <w:jc w:val="center"/>
               <w:rPr>
                 <w:rFonts w:ascii="Times New Roman" w:hAnsi="Times New Roman" w:cs="Times New Roman"/>
@@ -3182,11 +996,11 @@
             </w:pPr>
             <w:r>
               <w:rPr>
-                <w:rFonts w:ascii="Times New Roman" w:hAnsi="Times New Roman" w:cs="Times New Roman"/>
+                <w:rFonts w:ascii="Segoe UI Symbol" w:hAnsi="Segoe UI Symbol" w:cs="Segoe UI Symbol"/>
                 <w:sz w:val="24"/>
                 <w:szCs w:val="24"/>
               </w:rPr>
-              <w:t>/</w:t>
+              <w:t>✓</w:t>
             </w:r>
           </w:p>
         </w:tc>
@@ -3240,23 +1054,13 @@
                 <w:szCs w:val="24"/>
               </w:rPr>
             </w:pPr>
-            <w:proofErr w:type="spellStart"/>
             <w:r>
               <w:rPr>
                 <w:rFonts w:ascii="Times New Roman" w:hAnsi="Times New Roman" w:cs="Times New Roman"/>
                 <w:sz w:val="24"/>
                 <w:szCs w:val="24"/>
               </w:rPr>
-              <w:t>Hubungan</w:t>
-            </w:r>
-            <w:proofErr w:type="spellEnd"/>
-            <w:r>
-              <w:rPr>
-                <w:rFonts w:ascii="Times New Roman" w:hAnsi="Times New Roman" w:cs="Times New Roman"/>
-                <w:sz w:val="24"/>
-                <w:szCs w:val="24"/>
-              </w:rPr>
-              <w:t xml:space="preserve"> </w:t>
+              <w:t xml:space="preserve">Hubungan </w:t>
             </w:r>
             <w:r>
               <w:rPr>
@@ -3274,18 +1078,8 @@
                 <w:sz w:val="24"/>
                 <w:szCs w:val="24"/>
               </w:rPr>
-              <w:t xml:space="preserve"> </w:t>
+              <w:t xml:space="preserve"> digunakan</w:t>
             </w:r>
-            <w:proofErr w:type="spellStart"/>
-            <w:r>
-              <w:rPr>
-                <w:rFonts w:ascii="Times New Roman" w:hAnsi="Times New Roman" w:cs="Times New Roman"/>
-                <w:sz w:val="24"/>
-                <w:szCs w:val="24"/>
-              </w:rPr>
-              <w:t>digunakan</w:t>
-            </w:r>
-            <w:proofErr w:type="spellEnd"/>
           </w:p>
           <w:p>
             <w:pPr>
@@ -3303,6 +1097,20 @@
           </w:tcPr>
           <w:p>
             <w:pPr>
+              <w:rPr>
+                <w:rFonts w:ascii="Times New Roman" w:hAnsi="Times New Roman" w:cs="Times New Roman"/>
+                <w:sz w:val="24"/>
+                <w:szCs w:val="24"/>
+              </w:rPr>
+            </w:pPr>
+          </w:p>
+        </w:tc>
+        <w:tc>
+          <w:tcPr>
+            <w:tcW w:w="1019" w:type="dxa"/>
+          </w:tcPr>
+          <w:p>
+            <w:pPr>
               <w:jc w:val="center"/>
               <w:rPr>
                 <w:rFonts w:ascii="Times New Roman" w:hAnsi="Times New Roman" w:cs="Times New Roman"/>
@@ -3312,26 +1120,12 @@
             </w:pPr>
             <w:r>
               <w:rPr>
-                <w:rFonts w:ascii="Times New Roman" w:hAnsi="Times New Roman" w:cs="Times New Roman"/>
+                <w:rFonts w:ascii="Segoe UI Symbol" w:hAnsi="Segoe UI Symbol" w:cs="Segoe UI Symbol"/>
                 <w:sz w:val="24"/>
                 <w:szCs w:val="24"/>
               </w:rPr>
-              <w:t>/</w:t>
+              <w:t>✓</w:t>
             </w:r>
-          </w:p>
-        </w:tc>
-        <w:tc>
-          <w:tcPr>
-            <w:tcW w:w="1019" w:type="dxa"/>
-          </w:tcPr>
-          <w:p>
-            <w:pPr>
-              <w:rPr>
-                <w:rFonts w:ascii="Times New Roman" w:hAnsi="Times New Roman" w:cs="Times New Roman"/>
-                <w:sz w:val="24"/>
-                <w:szCs w:val="24"/>
-              </w:rPr>
-            </w:pPr>
           </w:p>
         </w:tc>
       </w:tr>
@@ -3370,23 +1164,13 @@
                 <w:szCs w:val="24"/>
               </w:rPr>
             </w:pPr>
-            <w:proofErr w:type="spellStart"/>
             <w:r>
               <w:rPr>
                 <w:rFonts w:ascii="Times New Roman" w:hAnsi="Times New Roman" w:cs="Times New Roman"/>
                 <w:sz w:val="24"/>
                 <w:szCs w:val="24"/>
               </w:rPr>
-              <w:t>Hubungan</w:t>
-            </w:r>
-            <w:proofErr w:type="spellEnd"/>
-            <w:r>
-              <w:rPr>
-                <w:rFonts w:ascii="Times New Roman" w:hAnsi="Times New Roman" w:cs="Times New Roman"/>
-                <w:sz w:val="24"/>
-                <w:szCs w:val="24"/>
-              </w:rPr>
-              <w:t xml:space="preserve"> </w:t>
+              <w:t xml:space="preserve">Hubungan </w:t>
             </w:r>
             <w:r>
               <w:rPr>
@@ -3406,7 +1190,6 @@
               </w:rPr>
               <w:t xml:space="preserve"> </w:t>
             </w:r>
-            <w:proofErr w:type="spellStart"/>
             <w:r>
               <w:rPr>
                 <w:rFonts w:ascii="Times New Roman" w:hAnsi="Times New Roman" w:cs="Times New Roman"/>
@@ -3415,7 +1198,6 @@
               </w:rPr>
               <w:t>digunakan</w:t>
             </w:r>
-            <w:proofErr w:type="spellEnd"/>
           </w:p>
           <w:p>
             <w:pPr>
@@ -3442,11 +1224,11 @@
             </w:pPr>
             <w:r>
               <w:rPr>
-                <w:rFonts w:ascii="Times New Roman" w:hAnsi="Times New Roman" w:cs="Times New Roman"/>
+                <w:rFonts w:ascii="Segoe UI Symbol" w:hAnsi="Segoe UI Symbol" w:cs="Segoe UI Symbol"/>
                 <w:sz w:val="24"/>
                 <w:szCs w:val="24"/>
               </w:rPr>
-              <w:t>/</w:t>
+              <w:t>✓</w:t>
             </w:r>
           </w:p>
         </w:tc>
@@ -3506,72 +1288,8 @@
                 <w:sz w:val="24"/>
                 <w:szCs w:val="24"/>
               </w:rPr>
-              <w:t xml:space="preserve">Rajah </w:t>
+              <w:t>Rajah tersusun, kemas, dan mudah dibaca</w:t>
             </w:r>
-            <w:proofErr w:type="spellStart"/>
-            <w:r>
-              <w:rPr>
-                <w:rFonts w:ascii="Times New Roman" w:hAnsi="Times New Roman" w:cs="Times New Roman"/>
-                <w:sz w:val="24"/>
-                <w:szCs w:val="24"/>
-              </w:rPr>
-              <w:t>tersusun</w:t>
-            </w:r>
-            <w:proofErr w:type="spellEnd"/>
-            <w:r>
-              <w:rPr>
-                <w:rFonts w:ascii="Times New Roman" w:hAnsi="Times New Roman" w:cs="Times New Roman"/>
-                <w:sz w:val="24"/>
-                <w:szCs w:val="24"/>
-              </w:rPr>
-              <w:t xml:space="preserve">, </w:t>
-            </w:r>
-            <w:proofErr w:type="spellStart"/>
-            <w:r>
-              <w:rPr>
-                <w:rFonts w:ascii="Times New Roman" w:hAnsi="Times New Roman" w:cs="Times New Roman"/>
-                <w:sz w:val="24"/>
-                <w:szCs w:val="24"/>
-              </w:rPr>
-              <w:t>kemas</w:t>
-            </w:r>
-            <w:proofErr w:type="spellEnd"/>
-            <w:r>
-              <w:rPr>
-                <w:rFonts w:ascii="Times New Roman" w:hAnsi="Times New Roman" w:cs="Times New Roman"/>
-                <w:sz w:val="24"/>
-                <w:szCs w:val="24"/>
-              </w:rPr>
-              <w:t xml:space="preserve">, dan </w:t>
-            </w:r>
-            <w:proofErr w:type="spellStart"/>
-            <w:r>
-              <w:rPr>
-                <w:rFonts w:ascii="Times New Roman" w:hAnsi="Times New Roman" w:cs="Times New Roman"/>
-                <w:sz w:val="24"/>
-                <w:szCs w:val="24"/>
-              </w:rPr>
-              <w:t>mudah</w:t>
-            </w:r>
-            <w:proofErr w:type="spellEnd"/>
-            <w:r>
-              <w:rPr>
-                <w:rFonts w:ascii="Times New Roman" w:hAnsi="Times New Roman" w:cs="Times New Roman"/>
-                <w:sz w:val="24"/>
-                <w:szCs w:val="24"/>
-              </w:rPr>
-              <w:t xml:space="preserve"> </w:t>
-            </w:r>
-            <w:proofErr w:type="spellStart"/>
-            <w:r>
-              <w:rPr>
-                <w:rFonts w:ascii="Times New Roman" w:hAnsi="Times New Roman" w:cs="Times New Roman"/>
-                <w:sz w:val="24"/>
-                <w:szCs w:val="24"/>
-              </w:rPr>
-              <w:t>dibaca</w:t>
-            </w:r>
-            <w:proofErr w:type="spellEnd"/>
           </w:p>
           <w:p>
             <w:pPr>
@@ -3598,11 +1316,12 @@
             </w:pPr>
             <w:r>
               <w:rPr>
-                <w:rFonts w:ascii="Times New Roman" w:hAnsi="Times New Roman" w:cs="Times New Roman"/>
+                <w:rFonts w:ascii="Segoe UI Symbol" w:hAnsi="Segoe UI Symbol" w:cs="Segoe UI Symbol"/>
                 <w:sz w:val="24"/>
                 <w:szCs w:val="24"/>
               </w:rPr>
-              <w:t>/</w:t>
+              <w:lastRenderedPageBreak/>
+              <w:t>✓</w:t>
             </w:r>
           </w:p>
         </w:tc>
@@ -3656,41 +1375,13 @@
                 <w:szCs w:val="24"/>
               </w:rPr>
             </w:pPr>
-            <w:proofErr w:type="spellStart"/>
             <w:r>
               <w:rPr>
                 <w:rFonts w:ascii="Times New Roman" w:hAnsi="Times New Roman" w:cs="Times New Roman"/>
                 <w:sz w:val="24"/>
                 <w:szCs w:val="24"/>
               </w:rPr>
-              <w:t>Penggunaan</w:t>
-            </w:r>
-            <w:proofErr w:type="spellEnd"/>
-            <w:r>
-              <w:rPr>
-                <w:rFonts w:ascii="Times New Roman" w:hAnsi="Times New Roman" w:cs="Times New Roman"/>
-                <w:sz w:val="24"/>
-                <w:szCs w:val="24"/>
-              </w:rPr>
-              <w:t xml:space="preserve"> </w:t>
-            </w:r>
-            <w:proofErr w:type="spellStart"/>
-            <w:r>
-              <w:rPr>
-                <w:rFonts w:ascii="Times New Roman" w:hAnsi="Times New Roman" w:cs="Times New Roman"/>
-                <w:sz w:val="24"/>
-                <w:szCs w:val="24"/>
-              </w:rPr>
-              <w:t>simbol</w:t>
-            </w:r>
-            <w:proofErr w:type="spellEnd"/>
-            <w:r>
-              <w:rPr>
-                <w:rFonts w:ascii="Times New Roman" w:hAnsi="Times New Roman" w:cs="Times New Roman"/>
-                <w:sz w:val="24"/>
-                <w:szCs w:val="24"/>
-              </w:rPr>
-              <w:t xml:space="preserve"> dan label </w:t>
+              <w:t xml:space="preserve">Penggunaan simbol dan label </w:t>
             </w:r>
             <w:r>
               <w:rPr>
@@ -3708,90 +1399,8 @@
                 <w:sz w:val="24"/>
                 <w:szCs w:val="24"/>
               </w:rPr>
-              <w:t xml:space="preserve"> </w:t>
+              <w:t xml:space="preserve"> serta Aktor adalah jelas dan sesuai</w:t>
             </w:r>
-            <w:proofErr w:type="spellStart"/>
-            <w:r>
-              <w:rPr>
-                <w:rFonts w:ascii="Times New Roman" w:hAnsi="Times New Roman" w:cs="Times New Roman"/>
-                <w:sz w:val="24"/>
-                <w:szCs w:val="24"/>
-              </w:rPr>
-              <w:t>serta</w:t>
-            </w:r>
-            <w:proofErr w:type="spellEnd"/>
-            <w:r>
-              <w:rPr>
-                <w:rFonts w:ascii="Times New Roman" w:hAnsi="Times New Roman" w:cs="Times New Roman"/>
-                <w:sz w:val="24"/>
-                <w:szCs w:val="24"/>
-              </w:rPr>
-              <w:t xml:space="preserve"> </w:t>
-            </w:r>
-            <w:proofErr w:type="spellStart"/>
-            <w:r>
-              <w:rPr>
-                <w:rFonts w:ascii="Times New Roman" w:hAnsi="Times New Roman" w:cs="Times New Roman"/>
-                <w:sz w:val="24"/>
-                <w:szCs w:val="24"/>
-              </w:rPr>
-              <w:t>Aktor</w:t>
-            </w:r>
-            <w:proofErr w:type="spellEnd"/>
-            <w:r>
-              <w:rPr>
-                <w:rFonts w:ascii="Times New Roman" w:hAnsi="Times New Roman" w:cs="Times New Roman"/>
-                <w:sz w:val="24"/>
-                <w:szCs w:val="24"/>
-              </w:rPr>
-              <w:t xml:space="preserve"> </w:t>
-            </w:r>
-            <w:proofErr w:type="spellStart"/>
-            <w:r>
-              <w:rPr>
-                <w:rFonts w:ascii="Times New Roman" w:hAnsi="Times New Roman" w:cs="Times New Roman"/>
-                <w:sz w:val="24"/>
-                <w:szCs w:val="24"/>
-              </w:rPr>
-              <w:t>adalah</w:t>
-            </w:r>
-            <w:proofErr w:type="spellEnd"/>
-            <w:r>
-              <w:rPr>
-                <w:rFonts w:ascii="Times New Roman" w:hAnsi="Times New Roman" w:cs="Times New Roman"/>
-                <w:sz w:val="24"/>
-                <w:szCs w:val="24"/>
-              </w:rPr>
-              <w:t xml:space="preserve"> </w:t>
-            </w:r>
-            <w:proofErr w:type="spellStart"/>
-            <w:r>
-              <w:rPr>
-                <w:rFonts w:ascii="Times New Roman" w:hAnsi="Times New Roman" w:cs="Times New Roman"/>
-                <w:sz w:val="24"/>
-                <w:szCs w:val="24"/>
-              </w:rPr>
-              <w:t>jelas</w:t>
-            </w:r>
-            <w:proofErr w:type="spellEnd"/>
-            <w:r>
-              <w:rPr>
-                <w:rFonts w:ascii="Times New Roman" w:hAnsi="Times New Roman" w:cs="Times New Roman"/>
-                <w:sz w:val="24"/>
-                <w:szCs w:val="24"/>
-              </w:rPr>
-              <w:t xml:space="preserve"> dan </w:t>
-            </w:r>
-            <w:proofErr w:type="spellStart"/>
-            <w:r>
-              <w:rPr>
-                <w:rFonts w:ascii="Times New Roman" w:hAnsi="Times New Roman" w:cs="Times New Roman"/>
-                <w:sz w:val="24"/>
-                <w:szCs w:val="24"/>
-              </w:rPr>
-              <w:t>sesuai</w:t>
-            </w:r>
-            <w:proofErr w:type="spellEnd"/>
           </w:p>
           <w:p>
             <w:pPr>
@@ -3816,23 +1425,13 @@
                 <w:szCs w:val="24"/>
               </w:rPr>
             </w:pPr>
-          </w:p>
-          <w:p>
-            <w:pPr>
-              <w:jc w:val="center"/>
+            <w:r>
               <w:rPr>
-                <w:rFonts w:ascii="Times New Roman" w:hAnsi="Times New Roman" w:cs="Times New Roman"/>
+                <w:rFonts w:ascii="Segoe UI Symbol" w:hAnsi="Segoe UI Symbol" w:cs="Segoe UI Symbol"/>
                 <w:sz w:val="24"/>
                 <w:szCs w:val="24"/>
               </w:rPr>
-            </w:pPr>
-            <w:r>
-              <w:rPr>
-                <w:rFonts w:ascii="Times New Roman" w:hAnsi="Times New Roman" w:cs="Times New Roman"/>
-                <w:sz w:val="24"/>
-                <w:szCs w:val="24"/>
-              </w:rPr>
-              <w:t>/</w:t>
+              <w:t>✓</w:t>
             </w:r>
           </w:p>
         </w:tc>
@@ -3878,7 +1477,6 @@
           <w:szCs w:val="24"/>
         </w:rPr>
       </w:pPr>
-      <w:proofErr w:type="spellStart"/>
       <w:r>
         <w:rPr>
           <w:rFonts w:ascii="Times New Roman" w:hAnsi="Times New Roman" w:cs="Times New Roman"/>
@@ -3895,14 +1493,13 @@
         </w:rPr>
         <w:t>ediakan</w:t>
       </w:r>
-      <w:proofErr w:type="spellEnd"/>
       <w:r>
         <w:rPr>
           <w:rFonts w:ascii="Times New Roman" w:hAnsi="Times New Roman" w:cs="Times New Roman"/>
           <w:sz w:val="24"/>
           <w:szCs w:val="24"/>
         </w:rPr>
-        <w:t xml:space="preserve"> oleh:</w:t>
+        <w:t xml:space="preserve"> oleh: </w:t>
       </w:r>
       <w:r>
         <w:rPr>
@@ -3910,18 +1507,8 @@
           <w:sz w:val="24"/>
           <w:szCs w:val="24"/>
         </w:rPr>
-        <w:t xml:space="preserve"> Putri Nur Laila </w:t>
+        <w:t>Nur Irna Suraya Binti Musfauzie</w:t>
       </w:r>
-      <w:proofErr w:type="spellStart"/>
-      <w:r>
-        <w:rPr>
-          <w:rFonts w:ascii="Times New Roman" w:hAnsi="Times New Roman" w:cs="Times New Roman"/>
-          <w:sz w:val="24"/>
-          <w:szCs w:val="24"/>
-        </w:rPr>
-        <w:t>Batrisya</w:t>
-      </w:r>
-      <w:proofErr w:type="spellEnd"/>
     </w:p>
     <w:p>
       <w:pPr>
@@ -3955,28 +1542,8 @@
           <w:sz w:val="24"/>
           <w:szCs w:val="24"/>
         </w:rPr>
-        <w:t xml:space="preserve">8 </w:t>
+        <w:t>6 Ogos 2026</w:t>
       </w:r>
-      <w:proofErr w:type="spellStart"/>
-      <w:r>
-        <w:rPr>
-          <w:rFonts w:ascii="Times New Roman" w:hAnsi="Times New Roman" w:cs="Times New Roman"/>
-          <w:sz w:val="24"/>
-          <w:szCs w:val="24"/>
-        </w:rPr>
-        <w:t>Ogos</w:t>
-      </w:r>
-      <w:proofErr w:type="spellEnd"/>
-      <w:r>
-        <w:rPr>
-          <w:rFonts w:ascii="Times New Roman" w:hAnsi="Times New Roman" w:cs="Times New Roman"/>
-          <w:sz w:val="24"/>
-          <w:szCs w:val="24"/>
-        </w:rPr>
-        <w:t xml:space="preserve"> 2026</w:t>
-      </w:r>
-      <w:bookmarkStart w:id="1" w:name="_GoBack"/>
-      <w:bookmarkEnd w:id="1"/>
     </w:p>
     <w:sectPr>
       <w:pgSz w:w="12240" w:h="15840"/>
@@ -3988,58 +1555,8 @@
 </w:document>
 </file>
 
-<file path=word/comments.xml><?xml version="1.0" encoding="utf-8"?>
-<w:comments xmlns:wpc="http://schemas.microsoft.com/office/word/2010/wordprocessingCanvas" xmlns:cx="http://schemas.microsoft.com/office/drawing/2014/chartex" xmlns:cx1="http://schemas.microsoft.com/office/drawing/2015/9/8/chartex" xmlns:cx2="http://schemas.microsoft.com/office/drawing/2015/10/21/chartex" xmlns:cx3="http://schemas.microsoft.com/office/drawing/2016/5/9/chartex" xmlns:cx4="http://schemas.microsoft.com/office/drawing/2016/5/10/chartex" xmlns:cx5="http://schemas.microsoft.com/office/drawing/2016/5/11/chartex" xmlns:cx6="http://schemas.microsoft.com/office/drawing/2016/5/12/chartex" xmlns:cx7="http://schemas.microsoft.com/office/drawing/2016/5/13/chartex" xmlns:cx8="http://schemas.microsoft.com/office/drawing/2016/5/14/chartex" xmlns:mc="http://schemas.openxmlformats.org/markup-compatibility/2006" xmlns:aink="http://schemas.microsoft.com/office/drawing/2016/ink" xmlns:am3d="http://schemas.microsoft.com/office/drawing/2017/model3d" xmlns:o="urn:schemas-microsoft-com:office:office" xmlns:r="http://schemas.openxmlformats.org/officeDocument/2006/relationships" xmlns:m="http://schemas.openxmlformats.org/officeDocument/2006/math" xmlns:v="urn:schemas-microsoft-com:vml" xmlns:wp14="http://schemas.microsoft.com/office/word/2010/wordprocessingDrawing" xmlns:wp="http://schemas.openxmlformats.org/drawingml/2006/wordprocessingDrawing" xmlns:w10="urn:schemas-microsoft-com:office:word" xmlns:w="http://schemas.openxmlformats.org/wordprocessingml/2006/main" xmlns:w14="http://schemas.microsoft.com/office/word/2010/wordml" xmlns:w15="http://schemas.microsoft.com/office/word/2012/wordml" xmlns:w16cid="http://schemas.microsoft.com/office/word/2016/wordml/cid" xmlns:w16se="http://schemas.microsoft.com/office/word/2015/wordml/symex" xmlns:wpg="http://schemas.microsoft.com/office/word/2010/wordprocessingGroup" xmlns:wpi="http://schemas.microsoft.com/office/word/2010/wordprocessingInk" xmlns:wne="http://schemas.microsoft.com/office/word/2006/wordml" xmlns:wps="http://schemas.microsoft.com/office/word/2010/wordprocessingShape" mc:Ignorable="w14 w15 w16se w16cid wp14">
-  <w:comment w:id="0" w:author="SARIMAH DIR" w:date="2026-05-13T10:25:00Z" w:initials="SD">
-    <w:p>
-      <w:pPr>
-        <w:pStyle w:val="CommentText"/>
-        <w:rPr>
-          <w:noProof/>
-        </w:rPr>
-      </w:pPr>
-      <w:r>
-        <w:rPr>
-          <w:rStyle w:val="CommentReference"/>
-        </w:rPr>
-        <w:annotationRef/>
-      </w:r>
-      <w:r>
-        <w:rPr>
-          <w:noProof/>
-        </w:rPr>
-        <w:t>warnakan merah dan letak dlm &lt;&gt; pd ruangan yg perlu diisi oleh pelajar</w:t>
-      </w:r>
-    </w:p>
-    <w:p>
-      <w:pPr>
-        <w:pStyle w:val="CommentText"/>
-      </w:pPr>
-      <w:r>
-        <w:rPr>
-          <w:noProof/>
-        </w:rPr>
-        <w:t>italic perkataan english</w:t>
-      </w:r>
-    </w:p>
-  </w:comment>
-</w:comments>
-</file>
-
-<file path=word/commentsExtended.xml><?xml version="1.0" encoding="utf-8"?>
-<w15:commentsEx xmlns:wpc="http://schemas.microsoft.com/office/word/2010/wordprocessingCanvas" xmlns:cx="http://schemas.microsoft.com/office/drawing/2014/chartex" xmlns:cx1="http://schemas.microsoft.com/office/drawing/2015/9/8/chartex" xmlns:cx2="http://schemas.microsoft.com/office/drawing/2015/10/21/chartex" xmlns:cx3="http://schemas.microsoft.com/office/drawing/2016/5/9/chartex" xmlns:cx4="http://schemas.microsoft.com/office/drawing/2016/5/10/chartex" xmlns:cx5="http://schemas.microsoft.com/office/drawing/2016/5/11/chartex" xmlns:cx6="http://schemas.microsoft.com/office/drawing/2016/5/12/chartex" xmlns:cx7="http://schemas.microsoft.com/office/drawing/2016/5/13/chartex" xmlns:cx8="http://schemas.microsoft.com/office/drawing/2016/5/14/chartex" xmlns:mc="http://schemas.openxmlformats.org/markup-compatibility/2006" xmlns:aink="http://schemas.microsoft.com/office/drawing/2016/ink" xmlns:am3d="http://schemas.microsoft.com/office/drawing/2017/model3d" xmlns:o="urn:schemas-microsoft-com:office:office" xmlns:r="http://schemas.openxmlformats.org/officeDocument/2006/relationships" xmlns:m="http://schemas.openxmlformats.org/officeDocument/2006/math" xmlns:v="urn:schemas-microsoft-com:vml" xmlns:wp14="http://schemas.microsoft.com/office/word/2010/wordprocessingDrawing" xmlns:wp="http://schemas.openxmlformats.org/drawingml/2006/wordprocessingDrawing" xmlns:w10="urn:schemas-microsoft-com:office:word" xmlns:w="http://schemas.openxmlformats.org/wordprocessingml/2006/main" xmlns:w14="http://schemas.microsoft.com/office/word/2010/wordml" xmlns:w15="http://schemas.microsoft.com/office/word/2012/wordml" xmlns:w16cid="http://schemas.microsoft.com/office/word/2016/wordml/cid" xmlns:w16se="http://schemas.microsoft.com/office/word/2015/wordml/symex" xmlns:wpg="http://schemas.microsoft.com/office/word/2010/wordprocessingGroup" xmlns:wpi="http://schemas.microsoft.com/office/word/2010/wordprocessingInk" xmlns:wne="http://schemas.microsoft.com/office/word/2006/wordml" xmlns:wps="http://schemas.microsoft.com/office/word/2010/wordprocessingShape" mc:Ignorable="w14 w15 w16se w16cid wp14">
-  <w15:commentEx w15:paraId="0ECB443D" w15:done="0"/>
-</w15:commentsEx>
-</file>
-
-<file path=word/commentsExtensible.xml><?xml version="1.0" encoding="utf-8"?>
-<w16cex:commentsExtensible xmlns:wpc="http://schemas.microsoft.com/office/word/2010/wordprocessingCanvas" xmlns:cx="http://schemas.microsoft.com/office/drawing/2014/chartex" xmlns:cx1="http://schemas.microsoft.com/office/drawing/2015/9/8/chartex" xmlns:cx2="http://schemas.microsoft.com/office/drawing/2015/10/21/chartex" xmlns:cx3="http://schemas.microsoft.com/office/drawing/2016/5/9/chartex" xmlns:cx4="http://schemas.microsoft.com/office/drawing/2016/5/10/chartex" xmlns:cx5="http://schemas.microsoft.com/office/drawing/2016/5/11/chartex" xmlns:cx6="http://schemas.microsoft.com/office/drawing/2016/5/12/chartex" xmlns:cx7="http://schemas.microsoft.com/office/drawing/2016/5/13/chartex" xmlns:cx8="http://schemas.microsoft.com/office/drawing/2016/5/14/chartex" xmlns:mc="http://schemas.openxmlformats.org/markup-compatibility/2006" xmlns:aink="http://schemas.microsoft.com/office/drawing/2016/ink" xmlns:am3d="http://schemas.microsoft.com/office/drawing/2017/model3d" xmlns:o="urn:schemas-microsoft-com:office:office" xmlns:r="http://schemas.openxmlformats.org/officeDocument/2006/relationships" xmlns:m="http://schemas.openxmlformats.org/officeDocument/2006/math" xmlns:v="urn:schemas-microsoft-com:vml" xmlns:wp14="http://schemas.microsoft.com/office/word/2010/wordprocessingDrawing" xmlns:wp="http://schemas.openxmlformats.org/drawingml/2006/wordprocessingDrawing" xmlns:w10="urn:schemas-microsoft-com:office:word" xmlns:w="http://schemas.openxmlformats.org/wordprocessingml/2006/main" xmlns:w14="http://schemas.microsoft.com/office/word/2010/wordml" xmlns:w15="http://schemas.microsoft.com/office/word/2012/wordml" xmlns:w16cex="http://schemas.microsoft.com/office/word/2018/wordml/cex" xmlns:w16cid="http://schemas.microsoft.com/office/word/2016/wordml/cid" xmlns:w16="http://schemas.microsoft.com/office/word/2018/wordml" xmlns:w16sdtdh="http://schemas.microsoft.com/office/word/2020/wordml/sdtdatahash" xmlns:w16se="http://schemas.microsoft.com/office/word/2015/wordml/symex" xmlns:wpg="http://schemas.microsoft.com/office/word/2010/wordprocessingGroup" xmlns:wpi="http://schemas.microsoft.com/office/word/2010/wordprocessingInk" xmlns:wne="http://schemas.microsoft.com/office/word/2006/wordml" xmlns:wps="http://schemas.microsoft.com/office/word/2010/wordprocessingShape" mc:Ignorable="w14 w15 w16se w16cid w16 w16cex w16sdtdh wp14">
-  <w16cex:commentExtensible w16cex:durableId="4F2337BA" w16cex:dateUtc="2026-05-13T02:25:00Z"/>
-</w16cex:commentsExtensible>
-</file>
-
 <file path=word/numbering.xml><?xml version="1.0" encoding="utf-8"?>
-<w:numbering xmlns:wpc="http://schemas.microsoft.com/office/word/2010/wordprocessingCanvas" xmlns:cx="http://schemas.microsoft.com/office/drawing/2014/chartex" xmlns:cx1="http://schemas.microsoft.com/office/drawing/2015/9/8/chartex" xmlns:cx2="http://schemas.microsoft.com/office/drawing/2015/10/21/chartex" xmlns:cx3="http://schemas.microsoft.com/office/drawing/2016/5/9/chartex" xmlns:cx4="http://schemas.microsoft.com/office/drawing/2016/5/10/chartex" xmlns:cx5="http://schemas.microsoft.com/office/drawing/2016/5/11/chartex" xmlns:cx6="http://schemas.microsoft.com/office/drawing/2016/5/12/chartex" xmlns:cx7="http://schemas.microsoft.com/office/drawing/2016/5/13/chartex" xmlns:cx8="http://schemas.microsoft.com/office/drawing/2016/5/14/chartex" xmlns:mc="http://schemas.openxmlformats.org/markup-compatibility/2006" xmlns:aink="http://schemas.microsoft.com/office/drawing/2016/ink" xmlns:am3d="http://schemas.microsoft.com/office/drawing/2017/model3d" xmlns:o="urn:schemas-microsoft-com:office:office" xmlns:r="http://schemas.openxmlformats.org/officeDocument/2006/relationships" xmlns:m="http://schemas.openxmlformats.org/officeDocument/2006/math" xmlns:v="urn:schemas-microsoft-com:vml" xmlns:wp14="http://schemas.microsoft.com/office/word/2010/wordprocessingDrawing" xmlns:wp="http://schemas.openxmlformats.org/drawingml/2006/wordprocessingDrawing" xmlns:w10="urn:schemas-microsoft-com:office:word" xmlns:w="http://schemas.openxmlformats.org/wordprocessingml/2006/main" xmlns:w14="http://schemas.microsoft.com/office/word/2010/wordml" xmlns:w15="http://schemas.microsoft.com/office/word/2012/wordml" xmlns:w16cid="http://schemas.microsoft.com/office/word/2016/wordml/cid" xmlns:w16se="http://schemas.microsoft.com/office/word/2015/wordml/symex" xmlns:wpg="http://schemas.microsoft.com/office/word/2010/wordprocessingGroup" xmlns:wpi="http://schemas.microsoft.com/office/word/2010/wordprocessingInk" xmlns:wne="http://schemas.microsoft.com/office/word/2006/wordml" xmlns:wps="http://schemas.microsoft.com/office/word/2010/wordprocessingShape" mc:Ignorable="w14 w15 w16se w16cid wp14">
+<w:numbering xmlns:wpc="http://schemas.microsoft.com/office/word/2010/wordprocessingCanvas" xmlns:cx="http://schemas.microsoft.com/office/drawing/2014/chartex" xmlns:cx1="http://schemas.microsoft.com/office/drawing/2015/9/8/chartex" xmlns:cx2="http://schemas.microsoft.com/office/drawing/2015/10/21/chartex" xmlns:cx3="http://schemas.microsoft.com/office/drawing/2016/5/9/chartex" xmlns:cx4="http://schemas.microsoft.com/office/drawing/2016/5/10/chartex" xmlns:cx5="http://schemas.microsoft.com/office/drawing/2016/5/11/chartex" xmlns:cx6="http://schemas.microsoft.com/office/drawing/2016/5/12/chartex" xmlns:cx7="http://schemas.microsoft.com/office/drawing/2016/5/13/chartex" xmlns:cx8="http://schemas.microsoft.com/office/drawing/2016/5/14/chartex" xmlns:mc="http://schemas.openxmlformats.org/markup-compatibility/2006" xmlns:aink="http://schemas.microsoft.com/office/drawing/2016/ink" xmlns:am3d="http://schemas.microsoft.com/office/drawing/2017/model3d" xmlns:o="urn:schemas-microsoft-com:office:office" xmlns:r="http://schemas.openxmlformats.org/officeDocument/2006/relationships" xmlns:m="http://schemas.openxmlformats.org/officeDocument/2006/math" xmlns:v="urn:schemas-microsoft-com:vml" xmlns:wp14="http://schemas.microsoft.com/office/word/2010/wordprocessingDrawing" xmlns:wp="http://schemas.openxmlformats.org/drawingml/2006/wordprocessingDrawing" xmlns:w10="urn:schemas-microsoft-com:office:word" xmlns:w="http://schemas.openxmlformats.org/wordprocessingml/2006/main" xmlns:w14="http://schemas.microsoft.com/office/word/2010/wordml" xmlns:w15="http://schemas.microsoft.com/office/word/2012/wordml" xmlns:w16cex="http://schemas.microsoft.com/office/word/2018/wordml/cex" xmlns:w16cid="http://schemas.microsoft.com/office/word/2016/wordml/cid" xmlns:w16="http://schemas.microsoft.com/office/word/2018/wordml" xmlns:w16sdtdh="http://schemas.microsoft.com/office/word/2020/wordml/sdtdatahash" xmlns:w16se="http://schemas.microsoft.com/office/word/2015/wordml/symex" xmlns:wpg="http://schemas.microsoft.com/office/word/2010/wordprocessingGroup" xmlns:wpi="http://schemas.microsoft.com/office/word/2010/wordprocessingInk" xmlns:wne="http://schemas.microsoft.com/office/word/2006/wordml" xmlns:wps="http://schemas.microsoft.com/office/word/2010/wordprocessingShape" mc:Ignorable="w14 w15 w16se w16cid w16 w16cex w16sdtdh wp14">
   <w:abstractNum w:abstractNumId="0" w15:restartNumberingAfterBreak="0">
     <w:nsid w:val="FFFFFF7C"/>
     <w:multiLevelType w:val="singleLevel"/>
@@ -4333,16 +1850,8 @@
 </w:numbering>
 </file>
 
-<file path=word/people.xml><?xml version="1.0" encoding="utf-8"?>
-<w15:people xmlns:wpc="http://schemas.microsoft.com/office/word/2010/wordprocessingCanvas" xmlns:cx="http://schemas.microsoft.com/office/drawing/2014/chartex" xmlns:cx1="http://schemas.microsoft.com/office/drawing/2015/9/8/chartex" xmlns:cx2="http://schemas.microsoft.com/office/drawing/2015/10/21/chartex" xmlns:cx3="http://schemas.microsoft.com/office/drawing/2016/5/9/chartex" xmlns:cx4="http://schemas.microsoft.com/office/drawing/2016/5/10/chartex" xmlns:cx5="http://schemas.microsoft.com/office/drawing/2016/5/11/chartex" xmlns:cx6="http://schemas.microsoft.com/office/drawing/2016/5/12/chartex" xmlns:cx7="http://schemas.microsoft.com/office/drawing/2016/5/13/chartex" xmlns:cx8="http://schemas.microsoft.com/office/drawing/2016/5/14/chartex" xmlns:mc="http://schemas.openxmlformats.org/markup-compatibility/2006" xmlns:aink="http://schemas.microsoft.com/office/drawing/2016/ink" xmlns:am3d="http://schemas.microsoft.com/office/drawing/2017/model3d" xmlns:o="urn:schemas-microsoft-com:office:office" xmlns:r="http://schemas.openxmlformats.org/officeDocument/2006/relationships" xmlns:m="http://schemas.openxmlformats.org/officeDocument/2006/math" xmlns:v="urn:schemas-microsoft-com:vml" xmlns:wp14="http://schemas.microsoft.com/office/word/2010/wordprocessingDrawing" xmlns:wp="http://schemas.openxmlformats.org/drawingml/2006/wordprocessingDrawing" xmlns:w10="urn:schemas-microsoft-com:office:word" xmlns:w="http://schemas.openxmlformats.org/wordprocessingml/2006/main" xmlns:w14="http://schemas.microsoft.com/office/word/2010/wordml" xmlns:w15="http://schemas.microsoft.com/office/word/2012/wordml" xmlns:w16cid="http://schemas.microsoft.com/office/word/2016/wordml/cid" xmlns:w16se="http://schemas.microsoft.com/office/word/2015/wordml/symex" xmlns:wpg="http://schemas.microsoft.com/office/word/2010/wordprocessingGroup" xmlns:wpi="http://schemas.microsoft.com/office/word/2010/wordprocessingInk" xmlns:wne="http://schemas.microsoft.com/office/word/2006/wordml" xmlns:wps="http://schemas.microsoft.com/office/word/2010/wordprocessingShape" mc:Ignorable="w14 w15 w16se w16cid wp14">
-  <w15:person w15:author="SARIMAH DIR">
-    <w15:presenceInfo w15:providerId="Windows Live" w15:userId="5b27083d963c89b3"/>
-  </w15:person>
-</w15:people>
-</file>
-
 <file path=word/styles.xml><?xml version="1.0" encoding="utf-8"?>
-<w:styles xmlns:mc="http://schemas.openxmlformats.org/markup-compatibility/2006" xmlns:r="http://schemas.openxmlformats.org/officeDocument/2006/relationships" xmlns:w="http://schemas.openxmlformats.org/wordprocessingml/2006/main" xmlns:w14="http://schemas.microsoft.com/office/word/2010/wordml" xmlns:w15="http://schemas.microsoft.com/office/word/2012/wordml" xmlns:w16cid="http://schemas.microsoft.com/office/word/2016/wordml/cid" xmlns:w16se="http://schemas.microsoft.com/office/word/2015/wordml/symex" mc:Ignorable="w14 w15 w16se w16cid">
+<w:styles xmlns:mc="http://schemas.openxmlformats.org/markup-compatibility/2006" xmlns:r="http://schemas.openxmlformats.org/officeDocument/2006/relationships" xmlns:w="http://schemas.openxmlformats.org/wordprocessingml/2006/main" xmlns:w14="http://schemas.microsoft.com/office/word/2010/wordml" xmlns:w15="http://schemas.microsoft.com/office/word/2012/wordml" xmlns:w16cex="http://schemas.microsoft.com/office/word/2018/wordml/cex" xmlns:w16cid="http://schemas.microsoft.com/office/word/2016/wordml/cid" xmlns:w16="http://schemas.microsoft.com/office/word/2018/wordml" xmlns:w16sdtdh="http://schemas.microsoft.com/office/word/2020/wordml/sdtdatahash" xmlns:w16se="http://schemas.microsoft.com/office/word/2015/wordml/symex" mc:Ignorable="w14 w15 w16se w16cid w16 w16cex w16sdtdh">
   <w:docDefaults>
     <w:rPrDefault>
       <w:rPr>
@@ -4358,7 +1867,7 @@
       </w:pPr>
     </w:pPrDefault>
   </w:docDefaults>
-  <w:latentStyles w:defLockedState="0" w:defUIPriority="99" w:defSemiHidden="0" w:defUnhideWhenUsed="0" w:defQFormat="0" w:count="375">
+  <w:latentStyles w:defLockedState="0" w:defUIPriority="99" w:defSemiHidden="0" w:defUnhideWhenUsed="0" w:defQFormat="0" w:count="376">
     <w:lsdException w:name="Normal" w:uiPriority="0" w:qFormat="1"/>
     <w:lsdException w:name="heading 1" w:uiPriority="9" w:qFormat="1"/>
     <w:lsdException w:name="heading 2" w:semiHidden="1" w:uiPriority="9" w:unhideWhenUsed="1" w:qFormat="1"/>
@@ -4725,6 +2234,7 @@
     <w:lsdException w:name="Smart Hyperlink" w:semiHidden="1" w:unhideWhenUsed="1"/>
     <w:lsdException w:name="Hashtag" w:semiHidden="1" w:unhideWhenUsed="1"/>
     <w:lsdException w:name="Unresolved Mention" w:semiHidden="1" w:unhideWhenUsed="1"/>
+    <w:lsdException w:name="Smart Link" w:semiHidden="1" w:unhideWhenUsed="1"/>
   </w:latentStyles>
   <w:style w:type="paragraph" w:default="1" w:styleId="Normal">
     <w:name w:val="Normal"/>
@@ -15797,36 +13307,6 @@
     <w:pPr>
       <w:spacing w:after="0" w:line="240" w:lineRule="auto"/>
     </w:pPr>
-  </w:style>
-  <w:style w:type="paragraph" w:styleId="BalloonText">
-    <w:name w:val="Balloon Text"/>
-    <w:basedOn w:val="Normal"/>
-    <w:link w:val="BalloonTextChar"/>
-    <w:uiPriority w:val="99"/>
-    <w:semiHidden/>
-    <w:unhideWhenUsed/>
-    <w:rsid w:val="00CA30EF"/>
-    <w:pPr>
-      <w:spacing w:after="0" w:line="240" w:lineRule="auto"/>
-    </w:pPr>
-    <w:rPr>
-      <w:rFonts w:ascii="Segoe UI" w:hAnsi="Segoe UI" w:cs="Segoe UI"/>
-      <w:sz w:val="18"/>
-      <w:szCs w:val="18"/>
-    </w:rPr>
-  </w:style>
-  <w:style w:type="character" w:customStyle="1" w:styleId="BalloonTextChar">
-    <w:name w:val="Balloon Text Char"/>
-    <w:basedOn w:val="DefaultParagraphFont"/>
-    <w:link w:val="BalloonText"/>
-    <w:uiPriority w:val="99"/>
-    <w:semiHidden/>
-    <w:rsid w:val="00CA30EF"/>
-    <w:rPr>
-      <w:rFonts w:ascii="Segoe UI" w:hAnsi="Segoe UI" w:cs="Segoe UI"/>
-      <w:sz w:val="18"/>
-      <w:szCs w:val="18"/>
-    </w:rPr>
   </w:style>
 </w:styles>
 </file>
@@ -16156,7 +13636,7 @@
 </file>
 
 <file path=customXml/itemProps1.xml><?xml version="1.0" encoding="utf-8"?>
-<ds:datastoreItem xmlns:ds="http://schemas.openxmlformats.org/officeDocument/2006/customXml" ds:itemID="{D3FD2A4C-F410-488F-B729-9ED7E567EFE3}">
+<ds:datastoreItem xmlns:ds="http://schemas.openxmlformats.org/officeDocument/2006/customXml" ds:itemID="{EF278816-EC6F-A645-907D-7F25AECB1D4A}">
   <ds:schemaRefs>
     <ds:schemaRef ds:uri="http://schemas.openxmlformats.org/officeDocument/2006/bibliography"/>
   </ds:schemaRefs>

--- a/LAPORAN AMALI CKA1132.docx
+++ b/LAPORAN AMALI CKA1132.docx
@@ -71,7 +71,41 @@
           <w:sz w:val="24"/>
           <w:szCs w:val="24"/>
         </w:rPr>
-        <w:t>Sistem E-Inventory</w:t>
+        <w:t>&lt;</w:t>
+      </w:r>
+      <w:r>
+        <w:rPr>
+          <w:rFonts w:ascii="Times New Roman" w:hAnsi="Times New Roman" w:cs="Times New Roman"/>
+          <w:color w:val="EE0000"/>
+          <w:sz w:val="24"/>
+          <w:szCs w:val="24"/>
+        </w:rPr>
+        <w:t xml:space="preserve">Berikan Nama </w:t>
+      </w:r>
+      <w:commentRangeStart w:id="0"/>
+      <w:r>
+        <w:rPr>
+          <w:rFonts w:ascii="Times New Roman" w:hAnsi="Times New Roman" w:cs="Times New Roman"/>
+          <w:color w:val="EE0000"/>
+          <w:sz w:val="24"/>
+          <w:szCs w:val="24"/>
+        </w:rPr>
+        <w:t>Projek</w:t>
+      </w:r>
+      <w:commentRangeEnd w:id="0"/>
+      <w:r>
+        <w:rPr>
+          <w:rFonts w:ascii="Times New Roman" w:hAnsi="Times New Roman" w:cs="Times New Roman"/>
+          <w:sz w:val="24"/>
+          <w:szCs w:val="24"/>
+        </w:rPr>
+        <w:t>&gt;</w:t>
+      </w:r>
+      <w:r>
+        <w:rPr>
+          <w:rStyle w:val="CommentReference"/>
+        </w:rPr>
+        <w:commentReference w:id="0"/>
       </w:r>
     </w:p>
     <w:p>
@@ -136,20 +170,10 @@
             <w:r>
               <w:rPr>
                 <w:rFonts w:ascii="Times New Roman" w:hAnsi="Times New Roman" w:cs="Times New Roman"/>
-                <w:color w:val="FF0000"/>
                 <w:sz w:val="24"/>
                 <w:szCs w:val="24"/>
               </w:rPr>
-              <w:t>Pengurusan aset sekolah</w:t>
-            </w:r>
-            <w:r>
-              <w:rPr>
-                <w:rFonts w:ascii="Times New Roman" w:hAnsi="Times New Roman" w:cs="Times New Roman"/>
-                <w:color w:val="FF0000"/>
-                <w:sz w:val="24"/>
-                <w:szCs w:val="24"/>
-              </w:rPr>
-              <w:t xml:space="preserve"> merupakan satu proses</w:t>
+              <w:t>&lt;</w:t>
             </w:r>
             <w:r>
               <w:rPr>
@@ -167,7 +191,18 @@
                 <w:sz w:val="24"/>
                 <w:szCs w:val="24"/>
               </w:rPr>
-              <w:t xml:space="preserve">penting </w:t>
+              <w:t xml:space="preserve">Anda perlu menulis perenggan yang menerangkan tujuan Sistem </w:t>
+            </w:r>
+            <w:r>
+              <w:rPr>
+                <w:rFonts w:ascii="Times New Roman" w:hAnsi="Times New Roman" w:cs="Times New Roman"/>
+                <w:i/>
+                <w:iCs/>
+                <w:color w:val="FF0000"/>
+                <w:sz w:val="24"/>
+                <w:szCs w:val="24"/>
+              </w:rPr>
+              <w:t xml:space="preserve">E-Inventory </w:t>
             </w:r>
             <w:r>
               <w:rPr>
@@ -176,26 +211,28 @@
                 <w:sz w:val="24"/>
                 <w:szCs w:val="24"/>
               </w:rPr>
-              <w:t>bagi</w:t>
+              <w:t>dan skopnya</w:t>
             </w:r>
             <w:r>
+              <w:rPr>
+                <w:rFonts w:ascii="Times New Roman" w:hAnsi="Times New Roman" w:cs="Times New Roman"/>
+                <w:sz w:val="24"/>
+                <w:szCs w:val="24"/>
+              </w:rPr>
+              <w:t xml:space="preserve"> &gt;</w:t>
+            </w:r>
+          </w:p>
+          <w:p>
+            <w:pPr>
+              <w:pStyle w:val="ListParagraph"/>
+              <w:ind w:left="0"/>
               <w:rPr>
                 <w:rFonts w:ascii="Times New Roman" w:hAnsi="Times New Roman" w:cs="Times New Roman"/>
                 <w:color w:val="FF0000"/>
                 <w:sz w:val="24"/>
                 <w:szCs w:val="24"/>
               </w:rPr>
-              <w:t xml:space="preserve"> memastikan semua peralatan dapat digunakan, dipantau dan direkod dengan teratur. Setiap tahun, pihak </w:t>
-            </w:r>
-            <w:r>
-              <w:rPr>
-                <w:rFonts w:ascii="Times New Roman" w:hAnsi="Times New Roman" w:cs="Times New Roman"/>
-                <w:color w:val="FF0000"/>
-                <w:sz w:val="24"/>
-                <w:szCs w:val="24"/>
-              </w:rPr>
-              <w:t>sekolah menerima pelbagai asset seperti komputer baharu, projektor, peralatan makmal, serta bahan pengajaran. Tanpa sistem yang tersusun, rekod sering bercampur, maklumat sukar dicari semula dan ada aset yang gagal dikesan atau tidak diselenggara mengikut jadual.</w:t>
-            </w:r>
+            </w:pPr>
           </w:p>
           <w:p>
             <w:pPr>
@@ -307,8 +344,8 @@
         <w:tblLook w:val="04A0" w:firstRow="1" w:lastRow="0" w:firstColumn="1" w:lastColumn="0" w:noHBand="0" w:noVBand="1"/>
       </w:tblPr>
       <w:tblGrid>
-        <w:gridCol w:w="3966"/>
-        <w:gridCol w:w="3944"/>
+        <w:gridCol w:w="4013"/>
+        <w:gridCol w:w="3897"/>
       </w:tblGrid>
       <w:tr>
         <w:tc>
@@ -407,7 +444,24 @@
                 <w:sz w:val="24"/>
                 <w:szCs w:val="24"/>
               </w:rPr>
-              <w:t>Guru / Staf Makmal</w:t>
+              <w:t xml:space="preserve">&lt; </w:t>
+            </w:r>
+            <w:r>
+              <w:rPr>
+                <w:rFonts w:ascii="Times New Roman" w:hAnsi="Times New Roman" w:cs="Times New Roman"/>
+                <w:color w:val="FF0000"/>
+                <w:sz w:val="24"/>
+                <w:szCs w:val="24"/>
+              </w:rPr>
+              <w:t>Senaraikan setiap aktor</w:t>
+            </w:r>
+            <w:r>
+              <w:rPr>
+                <w:rFonts w:ascii="Times New Roman" w:hAnsi="Times New Roman" w:cs="Times New Roman"/>
+                <w:sz w:val="24"/>
+                <w:szCs w:val="24"/>
+              </w:rPr>
+              <w:t>&gt;</w:t>
             </w:r>
           </w:p>
         </w:tc>
@@ -436,7 +490,26 @@
                 <w:sz w:val="24"/>
                 <w:szCs w:val="24"/>
               </w:rPr>
-              <w:t>Merekod dan mengemaskini stok</w:t>
+              <w:t xml:space="preserve">&lt; </w:t>
+            </w:r>
+            <w:r>
+              <w:rPr>
+                <w:rFonts w:ascii="Times New Roman" w:hAnsi="Times New Roman" w:cs="Times New Roman"/>
+                <w:color w:val="FF0000"/>
+                <w:sz w:val="24"/>
+                <w:szCs w:val="24"/>
+              </w:rPr>
+              <w:t>Jelaskan peranan mereka</w:t>
+            </w:r>
+            <w:r>
+              <w:rPr>
+                <w:rFonts w:ascii="Times New Roman" w:hAnsi="Times New Roman" w:cs="Times New Roman"/>
+                <w:b/>
+                <w:bCs/>
+                <w:sz w:val="24"/>
+                <w:szCs w:val="24"/>
+              </w:rPr>
+              <w:t>&gt;</w:t>
             </w:r>
           </w:p>
         </w:tc>
@@ -458,16 +531,6 @@
                 <w:szCs w:val="24"/>
               </w:rPr>
             </w:pPr>
-            <w:r>
-              <w:rPr>
-                <w:rFonts w:ascii="Times New Roman" w:hAnsi="Times New Roman" w:cs="Times New Roman"/>
-                <w:b/>
-                <w:bCs/>
-                <w:sz w:val="24"/>
-                <w:szCs w:val="24"/>
-              </w:rPr>
-              <w:t>Pentadbir Sekolah</w:t>
-            </w:r>
           </w:p>
           <w:p>
             <w:pPr>
@@ -499,16 +562,6 @@
                 <w:szCs w:val="24"/>
               </w:rPr>
             </w:pPr>
-            <w:r>
-              <w:rPr>
-                <w:rFonts w:ascii="Times New Roman" w:hAnsi="Times New Roman" w:cs="Times New Roman"/>
-                <w:b/>
-                <w:bCs/>
-                <w:sz w:val="24"/>
-                <w:szCs w:val="24"/>
-              </w:rPr>
-              <w:t>Menyemak laporan dan menyelia data</w:t>
-            </w:r>
           </w:p>
         </w:tc>
       </w:tr>
@@ -529,16 +582,6 @@
                 <w:szCs w:val="24"/>
               </w:rPr>
             </w:pPr>
-            <w:r>
-              <w:rPr>
-                <w:rFonts w:ascii="Times New Roman" w:hAnsi="Times New Roman" w:cs="Times New Roman"/>
-                <w:b/>
-                <w:bCs/>
-                <w:sz w:val="24"/>
-                <w:szCs w:val="24"/>
-              </w:rPr>
-              <w:t>Pembekal</w:t>
-            </w:r>
           </w:p>
           <w:p>
             <w:pPr>
@@ -570,16 +613,6 @@
                 <w:szCs w:val="24"/>
               </w:rPr>
             </w:pPr>
-            <w:r>
-              <w:rPr>
-                <w:rFonts w:ascii="Times New Roman" w:hAnsi="Times New Roman" w:cs="Times New Roman"/>
-                <w:b/>
-                <w:bCs/>
-                <w:sz w:val="24"/>
-                <w:szCs w:val="24"/>
-              </w:rPr>
-              <w:t>Menyalurkan maklumat penghantaran dan penerimaan stok baharu</w:t>
-            </w:r>
           </w:p>
         </w:tc>
       </w:tr>
@@ -869,31 +902,6 @@
               </w:rPr>
               <w:t xml:space="preserve">  </w:t>
             </w:r>
-            <w:r>
-              <w:rPr>
-                <w:rFonts w:ascii="Times New Roman" w:hAnsi="Times New Roman" w:cs="Times New Roman"/>
-                <w:sz w:val="24"/>
-                <w:szCs w:val="24"/>
-              </w:rPr>
-              <w:t xml:space="preserve"> </w:t>
-            </w:r>
-          </w:p>
-          <w:p>
-            <w:pPr>
-              <w:rPr>
-                <w:rFonts w:ascii="Times New Roman" w:hAnsi="Times New Roman" w:cs="Times New Roman"/>
-                <w:sz w:val="24"/>
-                <w:szCs w:val="24"/>
-              </w:rPr>
-            </w:pPr>
-            <w:r>
-              <w:rPr>
-                <w:rFonts w:ascii="Times New Roman" w:hAnsi="Times New Roman" w:cs="Times New Roman"/>
-                <w:sz w:val="24"/>
-                <w:szCs w:val="24"/>
-              </w:rPr>
-              <w:t>√</w:t>
-            </w:r>
           </w:p>
         </w:tc>
         <w:tc>
@@ -978,23 +986,6 @@
               </w:rPr>
             </w:pPr>
           </w:p>
-          <w:p>
-            <w:pPr>
-              <w:rPr>
-                <w:rFonts w:ascii="Times New Roman" w:hAnsi="Times New Roman" w:cs="Times New Roman"/>
-                <w:sz w:val="24"/>
-                <w:szCs w:val="24"/>
-              </w:rPr>
-            </w:pPr>
-            <w:r>
-              <w:rPr>
-                <w:rFonts w:ascii="Times New Roman" w:hAnsi="Times New Roman" w:cs="Times New Roman"/>
-                <w:sz w:val="24"/>
-                <w:szCs w:val="24"/>
-              </w:rPr>
-              <w:t>√</w:t>
-            </w:r>
-          </w:p>
         </w:tc>
         <w:tc>
           <w:tcPr>
@@ -1078,23 +1069,6 @@
               </w:rPr>
             </w:pPr>
           </w:p>
-          <w:p>
-            <w:pPr>
-              <w:rPr>
-                <w:rFonts w:ascii="Times New Roman" w:hAnsi="Times New Roman" w:cs="Times New Roman"/>
-                <w:sz w:val="24"/>
-                <w:szCs w:val="24"/>
-              </w:rPr>
-            </w:pPr>
-            <w:r>
-              <w:rPr>
-                <w:rFonts w:ascii="Times New Roman" w:hAnsi="Times New Roman" w:cs="Times New Roman"/>
-                <w:sz w:val="24"/>
-                <w:szCs w:val="24"/>
-              </w:rPr>
-              <w:t>√</w:t>
-            </w:r>
-          </w:p>
         </w:tc>
         <w:tc>
           <w:tcPr>
@@ -1177,23 +1151,6 @@
                 <w:szCs w:val="24"/>
               </w:rPr>
             </w:pPr>
-          </w:p>
-          <w:p>
-            <w:pPr>
-              <w:rPr>
-                <w:rFonts w:ascii="Times New Roman" w:hAnsi="Times New Roman" w:cs="Times New Roman"/>
-                <w:sz w:val="24"/>
-                <w:szCs w:val="24"/>
-              </w:rPr>
-            </w:pPr>
-            <w:r>
-              <w:rPr>
-                <w:rFonts w:ascii="Times New Roman" w:hAnsi="Times New Roman" w:cs="Times New Roman"/>
-                <w:sz w:val="24"/>
-                <w:szCs w:val="24"/>
-              </w:rPr>
-              <w:t>√</w:t>
-            </w:r>
           </w:p>
         </w:tc>
         <w:tc>
@@ -1287,23 +1244,6 @@
           <w:tcPr>
             <w:tcW w:w="992" w:type="dxa"/>
           </w:tcPr>
-          <w:p>
-            <w:pPr>
-              <w:rPr>
-                <w:rFonts w:ascii="Times New Roman" w:hAnsi="Times New Roman" w:cs="Times New Roman"/>
-                <w:sz w:val="24"/>
-                <w:szCs w:val="24"/>
-              </w:rPr>
-            </w:pPr>
-            <w:r>
-              <w:rPr>
-                <w:rFonts w:ascii="Times New Roman" w:hAnsi="Times New Roman" w:cs="Times New Roman"/>
-                <w:sz w:val="24"/>
-                <w:szCs w:val="24"/>
-              </w:rPr>
-              <w:t>√</w:t>
-            </w:r>
-          </w:p>
           <w:p>
             <w:pPr>
               <w:rPr>
@@ -1422,23 +1362,6 @@
               </w:rPr>
             </w:pPr>
           </w:p>
-          <w:p>
-            <w:pPr>
-              <w:rPr>
-                <w:rFonts w:ascii="Times New Roman" w:hAnsi="Times New Roman" w:cs="Times New Roman"/>
-                <w:sz w:val="24"/>
-                <w:szCs w:val="24"/>
-              </w:rPr>
-            </w:pPr>
-            <w:r>
-              <w:rPr>
-                <w:rFonts w:ascii="Times New Roman" w:hAnsi="Times New Roman" w:cs="Times New Roman"/>
-                <w:sz w:val="24"/>
-                <w:szCs w:val="24"/>
-              </w:rPr>
-              <w:t>√</w:t>
-            </w:r>
-          </w:p>
         </w:tc>
         <w:tc>
           <w:tcPr>
@@ -1521,23 +1444,6 @@
                 <w:szCs w:val="24"/>
               </w:rPr>
             </w:pPr>
-          </w:p>
-          <w:p>
-            <w:pPr>
-              <w:rPr>
-                <w:rFonts w:ascii="Times New Roman" w:hAnsi="Times New Roman" w:cs="Times New Roman"/>
-                <w:sz w:val="24"/>
-                <w:szCs w:val="24"/>
-              </w:rPr>
-            </w:pPr>
-            <w:r>
-              <w:rPr>
-                <w:rFonts w:ascii="Times New Roman" w:hAnsi="Times New Roman" w:cs="Times New Roman"/>
-                <w:sz w:val="24"/>
-                <w:szCs w:val="24"/>
-              </w:rPr>
-              <w:t>√</w:t>
-            </w:r>
           </w:p>
         </w:tc>
         <w:tc>
@@ -1640,23 +1546,6 @@
               </w:rPr>
             </w:pPr>
           </w:p>
-          <w:p>
-            <w:pPr>
-              <w:rPr>
-                <w:rFonts w:ascii="Times New Roman" w:hAnsi="Times New Roman" w:cs="Times New Roman"/>
-                <w:sz w:val="24"/>
-                <w:szCs w:val="24"/>
-              </w:rPr>
-            </w:pPr>
-            <w:r>
-              <w:rPr>
-                <w:rFonts w:ascii="Times New Roman" w:hAnsi="Times New Roman" w:cs="Times New Roman"/>
-                <w:sz w:val="24"/>
-                <w:szCs w:val="24"/>
-              </w:rPr>
-              <w:t>√</w:t>
-            </w:r>
-          </w:p>
         </w:tc>
         <w:tc>
           <w:tcPr>
@@ -1722,15 +1611,7 @@
           <w:sz w:val="24"/>
           <w:szCs w:val="24"/>
         </w:rPr>
-        <w:t xml:space="preserve"> oleh: </w:t>
-      </w:r>
-      <w:r>
-        <w:rPr>
-          <w:rFonts w:ascii="Times New Roman" w:hAnsi="Times New Roman" w:cs="Times New Roman"/>
-          <w:sz w:val="24"/>
-          <w:szCs w:val="24"/>
-        </w:rPr>
-        <w:t>Nurin Nisrina binti Zaidin</w:t>
+        <w:t xml:space="preserve"> oleh: __________________________</w:t>
       </w:r>
     </w:p>
     <w:p>
@@ -1757,15 +1638,7 @@
           <w:sz w:val="24"/>
           <w:szCs w:val="24"/>
         </w:rPr>
-        <w:t xml:space="preserve">Tarikh: </w:t>
-      </w:r>
-      <w:r>
-        <w:rPr>
-          <w:rFonts w:ascii="Times New Roman" w:hAnsi="Times New Roman" w:cs="Times New Roman"/>
-          <w:sz w:val="24"/>
-          <w:szCs w:val="24"/>
-        </w:rPr>
-        <w:t>6 Ogos 2026</w:t>
+        <w:t>Tarikh: _________________________________</w:t>
       </w:r>
     </w:p>
     <w:sectPr>
@@ -1776,6 +1649,62 @@
     </w:sectPr>
   </w:body>
 </w:document>
+</file>
+
+<file path=word/comments.xml><?xml version="1.0" encoding="utf-8"?>
+<w:comments xmlns:wpc="http://schemas.microsoft.com/office/word/2010/wordprocessingCanvas" xmlns:cx="http://schemas.microsoft.com/office/drawing/2014/chartex" xmlns:cx1="http://schemas.microsoft.com/office/drawing/2015/9/8/chartex" xmlns:cx2="http://schemas.microsoft.com/office/drawing/2015/10/21/chartex" xmlns:cx3="http://schemas.microsoft.com/office/drawing/2016/5/9/chartex" xmlns:cx4="http://schemas.microsoft.com/office/drawing/2016/5/10/chartex" xmlns:cx5="http://schemas.microsoft.com/office/drawing/2016/5/11/chartex" xmlns:cx6="http://schemas.microsoft.com/office/drawing/2016/5/12/chartex" xmlns:cx7="http://schemas.microsoft.com/office/drawing/2016/5/13/chartex" xmlns:cx8="http://schemas.microsoft.com/office/drawing/2016/5/14/chartex" xmlns:mc="http://schemas.openxmlformats.org/markup-compatibility/2006" xmlns:aink="http://schemas.microsoft.com/office/drawing/2016/ink" xmlns:am3d="http://schemas.microsoft.com/office/drawing/2017/model3d" xmlns:o="urn:schemas-microsoft-com:office:office" xmlns:r="http://schemas.openxmlformats.org/officeDocument/2006/relationships" xmlns:m="http://schemas.openxmlformats.org/officeDocument/2006/math" xmlns:v="urn:schemas-microsoft-com:vml" xmlns:wp14="http://schemas.microsoft.com/office/word/2010/wordprocessingDrawing" xmlns:wp="http://schemas.openxmlformats.org/drawingml/2006/wordprocessingDrawing" xmlns:w10="urn:schemas-microsoft-com:office:word" xmlns:w="http://schemas.openxmlformats.org/wordprocessingml/2006/main" xmlns:w14="http://schemas.microsoft.com/office/word/2010/wordml" xmlns:w15="http://schemas.microsoft.com/office/word/2012/wordml" xmlns:w16cex="http://schemas.microsoft.com/office/word/2018/wordml/cex" xmlns:w16cid="http://schemas.microsoft.com/office/word/2016/wordml/cid" xmlns:w16="http://schemas.microsoft.com/office/word/2018/wordml" xmlns:w16sdtdh="http://schemas.microsoft.com/office/word/2020/wordml/sdtdatahash" xmlns:w16se="http://schemas.microsoft.com/office/word/2015/wordml/symex" xmlns:wpg="http://schemas.microsoft.com/office/word/2010/wordprocessingGroup" xmlns:wpi="http://schemas.microsoft.com/office/word/2010/wordprocessingInk" xmlns:wne="http://schemas.microsoft.com/office/word/2006/wordml" xmlns:wps="http://schemas.microsoft.com/office/word/2010/wordprocessingShape" mc:Ignorable="w14 w15 w16se w16cid w16 w16cex w16sdtdh wp14">
+  <w:comment w:id="0" w:author="SARIMAH DIR" w:date="2026-05-13T10:25:00Z" w:initials="SD">
+    <w:p>
+      <w:pPr>
+        <w:pStyle w:val="CommentText"/>
+        <w:rPr>
+          <w:noProof/>
+        </w:rPr>
+      </w:pPr>
+      <w:r>
+        <w:rPr>
+          <w:rStyle w:val="CommentReference"/>
+        </w:rPr>
+        <w:annotationRef/>
+      </w:r>
+      <w:r>
+        <w:rPr>
+          <w:noProof/>
+        </w:rPr>
+        <w:t>warnakan merah dan letak dlm &lt;&gt; pd ruangan yg perlu diisi oleh pelajar</w:t>
+      </w:r>
+    </w:p>
+    <w:p>
+      <w:pPr>
+        <w:pStyle w:val="CommentText"/>
+      </w:pPr>
+      <w:r>
+        <w:rPr>
+          <w:noProof/>
+        </w:rPr>
+        <w:t>italic perkataan english</w:t>
+      </w:r>
+    </w:p>
+  </w:comment>
+</w:comments>
+</file>
+
+<file path=word/commentsExtended.xml><?xml version="1.0" encoding="utf-8"?>
+<w15:commentsEx xmlns:wpc="http://schemas.microsoft.com/office/word/2010/wordprocessingCanvas" xmlns:cx="http://schemas.microsoft.com/office/drawing/2014/chartex" xmlns:cx1="http://schemas.microsoft.com/office/drawing/2015/9/8/chartex" xmlns:cx2="http://schemas.microsoft.com/office/drawing/2015/10/21/chartex" xmlns:cx3="http://schemas.microsoft.com/office/drawing/2016/5/9/chartex" xmlns:cx4="http://schemas.microsoft.com/office/drawing/2016/5/10/chartex" xmlns:cx5="http://schemas.microsoft.com/office/drawing/2016/5/11/chartex" xmlns:cx6="http://schemas.microsoft.com/office/drawing/2016/5/12/chartex" xmlns:cx7="http://schemas.microsoft.com/office/drawing/2016/5/13/chartex" xmlns:cx8="http://schemas.microsoft.com/office/drawing/2016/5/14/chartex" xmlns:mc="http://schemas.openxmlformats.org/markup-compatibility/2006" xmlns:aink="http://schemas.microsoft.com/office/drawing/2016/ink" xmlns:am3d="http://schemas.microsoft.com/office/drawing/2017/model3d" xmlns:o="urn:schemas-microsoft-com:office:office" xmlns:r="http://schemas.openxmlformats.org/officeDocument/2006/relationships" xmlns:m="http://schemas.openxmlformats.org/officeDocument/2006/math" xmlns:v="urn:schemas-microsoft-com:vml" xmlns:wp14="http://schemas.microsoft.com/office/word/2010/wordprocessingDrawing" xmlns:wp="http://schemas.openxmlformats.org/drawingml/2006/wordprocessingDrawing" xmlns:w10="urn:schemas-microsoft-com:office:word" xmlns:w="http://schemas.openxmlformats.org/wordprocessingml/2006/main" xmlns:w14="http://schemas.microsoft.com/office/word/2010/wordml" xmlns:w15="http://schemas.microsoft.com/office/word/2012/wordml" xmlns:w16cex="http://schemas.microsoft.com/office/word/2018/wordml/cex" xmlns:w16cid="http://schemas.microsoft.com/office/word/2016/wordml/cid" xmlns:w16="http://schemas.microsoft.com/office/word/2018/wordml" xmlns:w16sdtdh="http://schemas.microsoft.com/office/word/2020/wordml/sdtdatahash" xmlns:w16se="http://schemas.microsoft.com/office/word/2015/wordml/symex" xmlns:wpg="http://schemas.microsoft.com/office/word/2010/wordprocessingGroup" xmlns:wpi="http://schemas.microsoft.com/office/word/2010/wordprocessingInk" xmlns:wne="http://schemas.microsoft.com/office/word/2006/wordml" xmlns:wps="http://schemas.microsoft.com/office/word/2010/wordprocessingShape" mc:Ignorable="w14 w15 w16se w16cid w16 w16cex w16sdtdh wp14">
+  <w15:commentEx w15:paraId="12CBEB55" w15:done="0"/>
+</w15:commentsEx>
+</file>
+
+<file path=word/commentsExtensible.xml><?xml version="1.0" encoding="utf-8"?>
+<w16cex:commentsExtensible xmlns:wpc="http://schemas.microsoft.com/office/word/2010/wordprocessingCanvas" xmlns:cx="http://schemas.microsoft.com/office/drawing/2014/chartex" xmlns:cx1="http://schemas.microsoft.com/office/drawing/2015/9/8/chartex" xmlns:cx2="http://schemas.microsoft.com/office/drawing/2015/10/21/chartex" xmlns:cx3="http://schemas.microsoft.com/office/drawing/2016/5/9/chartex" xmlns:cx4="http://schemas.microsoft.com/office/drawing/2016/5/10/chartex" xmlns:cx5="http://schemas.microsoft.com/office/drawing/2016/5/11/chartex" xmlns:cx6="http://schemas.microsoft.com/office/drawing/2016/5/12/chartex" xmlns:cx7="http://schemas.microsoft.com/office/drawing/2016/5/13/chartex" xmlns:cx8="http://schemas.microsoft.com/office/drawing/2016/5/14/chartex" xmlns:mc="http://schemas.openxmlformats.org/markup-compatibility/2006" xmlns:aink="http://schemas.microsoft.com/office/drawing/2016/ink" xmlns:am3d="http://schemas.microsoft.com/office/drawing/2017/model3d" xmlns:o="urn:schemas-microsoft-com:office:office" xmlns:r="http://schemas.openxmlformats.org/officeDocument/2006/relationships" xmlns:m="http://schemas.openxmlformats.org/officeDocument/2006/math" xmlns:v="urn:schemas-microsoft-com:vml" xmlns:wp14="http://schemas.microsoft.com/office/word/2010/wordprocessingDrawing" xmlns:wp="http://schemas.openxmlformats.org/drawingml/2006/wordprocessingDrawing" xmlns:w10="urn:schemas-microsoft-com:office:word" xmlns:w="http://schemas.openxmlformats.org/wordprocessingml/2006/main" xmlns:w14="http://schemas.microsoft.com/office/word/2010/wordml" xmlns:w15="http://schemas.microsoft.com/office/word/2012/wordml" xmlns:w16cex="http://schemas.microsoft.com/office/word/2018/wordml/cex" xmlns:w16cid="http://schemas.microsoft.com/office/word/2016/wordml/cid" xmlns:w16="http://schemas.microsoft.com/office/word/2018/wordml" xmlns:w16sdtdh="http://schemas.microsoft.com/office/word/2020/wordml/sdtdatahash" xmlns:w16se="http://schemas.microsoft.com/office/word/2015/wordml/symex" xmlns:wpg="http://schemas.microsoft.com/office/word/2010/wordprocessingGroup" xmlns:wpi="http://schemas.microsoft.com/office/word/2010/wordprocessingInk" xmlns:wne="http://schemas.microsoft.com/office/word/2006/wordml" xmlns:wps="http://schemas.microsoft.com/office/word/2010/wordprocessingShape" mc:Ignorable="w14 w15 w16se w16cid w16 w16cex w16sdtdh wp14">
+  <w16cex:commentExtensible w16cex:durableId="4F2337BA" w16cex:dateUtc="2026-05-13T02:25:00Z"/>
+</w16cex:commentsExtensible>
+</file>
+
+<file path=word/commentsIds.xml><?xml version="1.0" encoding="utf-8"?>
+<w16cid:commentsIds xmlns:wpc="http://schemas.microsoft.com/office/word/2010/wordprocessingCanvas" xmlns:cx="http://schemas.microsoft.com/office/drawing/2014/chartex" xmlns:cx1="http://schemas.microsoft.com/office/drawing/2015/9/8/chartex" xmlns:cx2="http://schemas.microsoft.com/office/drawing/2015/10/21/chartex" xmlns:cx3="http://schemas.microsoft.com/office/drawing/2016/5/9/chartex" xmlns:cx4="http://schemas.microsoft.com/office/drawing/2016/5/10/chartex" xmlns:cx5="http://schemas.microsoft.com/office/drawing/2016/5/11/chartex" xmlns:cx6="http://schemas.microsoft.com/office/drawing/2016/5/12/chartex" xmlns:cx7="http://schemas.microsoft.com/office/drawing/2016/5/13/chartex" xmlns:cx8="http://schemas.microsoft.com/office/drawing/2016/5/14/chartex" xmlns:mc="http://schemas.openxmlformats.org/markup-compatibility/2006" xmlns:aink="http://schemas.microsoft.com/office/drawing/2016/ink" xmlns:am3d="http://schemas.microsoft.com/office/drawing/2017/model3d" xmlns:o="urn:schemas-microsoft-com:office:office" xmlns:r="http://schemas.openxmlformats.org/officeDocument/2006/relationships" xmlns:m="http://schemas.openxmlformats.org/officeDocument/2006/math" xmlns:v="urn:schemas-microsoft-com:vml" xmlns:wp14="http://schemas.microsoft.com/office/word/2010/wordprocessingDrawing" xmlns:wp="http://schemas.openxmlformats.org/drawingml/2006/wordprocessingDrawing" xmlns:w10="urn:schemas-microsoft-com:office:word" xmlns:w="http://schemas.openxmlformats.org/wordprocessingml/2006/main" xmlns:w14="http://schemas.microsoft.com/office/word/2010/wordml" xmlns:w15="http://schemas.microsoft.com/office/word/2012/wordml" xmlns:w16cex="http://schemas.microsoft.com/office/word/2018/wordml/cex" xmlns:w16cid="http://schemas.microsoft.com/office/word/2016/wordml/cid" xmlns:w16="http://schemas.microsoft.com/office/word/2018/wordml" xmlns:w16sdtdh="http://schemas.microsoft.com/office/word/2020/wordml/sdtdatahash" xmlns:w16se="http://schemas.microsoft.com/office/word/2015/wordml/symex" xmlns:wpg="http://schemas.microsoft.com/office/word/2010/wordprocessingGroup" xmlns:wpi="http://schemas.microsoft.com/office/word/2010/wordprocessingInk" xmlns:wne="http://schemas.microsoft.com/office/word/2006/wordml" xmlns:wps="http://schemas.microsoft.com/office/word/2010/wordprocessingShape" mc:Ignorable="w14 w15 w16se w16cid w16 w16cex w16sdtdh wp14">
+  <w16cid:commentId w16cid:paraId="12CBEB55" w16cid:durableId="4F2337BA"/>
+</w16cid:commentsIds>
 </file>
 
 <file path=word/numbering.xml><?xml version="1.0" encoding="utf-8"?>
@@ -2071,6 +2000,14 @@
     <w:abstractNumId w:val="9"/>
   </w:num>
 </w:numbering>
+</file>
+
+<file path=word/people.xml><?xml version="1.0" encoding="utf-8"?>
+<w15:people xmlns:wpc="http://schemas.microsoft.com/office/word/2010/wordprocessingCanvas" xmlns:cx="http://schemas.microsoft.com/office/drawing/2014/chartex" xmlns:cx1="http://schemas.microsoft.com/office/drawing/2015/9/8/chartex" xmlns:cx2="http://schemas.microsoft.com/office/drawing/2015/10/21/chartex" xmlns:cx3="http://schemas.microsoft.com/office/drawing/2016/5/9/chartex" xmlns:cx4="http://schemas.microsoft.com/office/drawing/2016/5/10/chartex" xmlns:cx5="http://schemas.microsoft.com/office/drawing/2016/5/11/chartex" xmlns:cx6="http://schemas.microsoft.com/office/drawing/2016/5/12/chartex" xmlns:cx7="http://schemas.microsoft.com/office/drawing/2016/5/13/chartex" xmlns:cx8="http://schemas.microsoft.com/office/drawing/2016/5/14/chartex" xmlns:mc="http://schemas.openxmlformats.org/markup-compatibility/2006" xmlns:aink="http://schemas.microsoft.com/office/drawing/2016/ink" xmlns:am3d="http://schemas.microsoft.com/office/drawing/2017/model3d" xmlns:o="urn:schemas-microsoft-com:office:office" xmlns:r="http://schemas.openxmlformats.org/officeDocument/2006/relationships" xmlns:m="http://schemas.openxmlformats.org/officeDocument/2006/math" xmlns:v="urn:schemas-microsoft-com:vml" xmlns:wp14="http://schemas.microsoft.com/office/word/2010/wordprocessingDrawing" xmlns:wp="http://schemas.openxmlformats.org/drawingml/2006/wordprocessingDrawing" xmlns:w10="urn:schemas-microsoft-com:office:word" xmlns:w="http://schemas.openxmlformats.org/wordprocessingml/2006/main" xmlns:w14="http://schemas.microsoft.com/office/word/2010/wordml" xmlns:w15="http://schemas.microsoft.com/office/word/2012/wordml" xmlns:w16cex="http://schemas.microsoft.com/office/word/2018/wordml/cex" xmlns:w16cid="http://schemas.microsoft.com/office/word/2016/wordml/cid" xmlns:w16="http://schemas.microsoft.com/office/word/2018/wordml" xmlns:w16sdtdh="http://schemas.microsoft.com/office/word/2020/wordml/sdtdatahash" xmlns:w16se="http://schemas.microsoft.com/office/word/2015/wordml/symex" xmlns:wpg="http://schemas.microsoft.com/office/word/2010/wordprocessingGroup" xmlns:wpi="http://schemas.microsoft.com/office/word/2010/wordprocessingInk" xmlns:wne="http://schemas.microsoft.com/office/word/2006/wordml" xmlns:wps="http://schemas.microsoft.com/office/word/2010/wordprocessingShape" mc:Ignorable="w14 w15 w16se w16cid w16 w16cex w16sdtdh wp14">
+  <w15:person w15:author="SARIMAH DIR">
+    <w15:presenceInfo w15:providerId="Windows Live" w15:userId="5b27083d963c89b3"/>
+  </w15:person>
+</w15:people>
 </file>
 
 <file path=word/styles.xml><?xml version="1.0" encoding="utf-8"?>
@@ -13531,16 +13468,6 @@
       <w:spacing w:after="0" w:line="240" w:lineRule="auto"/>
     </w:pPr>
   </w:style>
-  <w:style w:type="character" w:styleId="PlaceholderText">
-    <w:name w:val="Placeholder Text"/>
-    <w:basedOn w:val="DefaultParagraphFont"/>
-    <w:uiPriority w:val="99"/>
-    <w:semiHidden/>
-    <w:rsid w:val="007F6E17"/>
-    <w:rPr>
-      <w:color w:val="808080"/>
-    </w:rPr>
-  </w:style>
 </w:styles>
 </file>
 
